--- a/Проєктування мультиплатформних додатків (FlutterDart)/lab4/F-D_LAB-04_Horetskyi_KNms1-B23.docx
+++ b/Проєктування мультиплатформних додатків (FlutterDart)/lab4/F-D_LAB-04_Horetskyi_KNms1-B23.docx
@@ -156,7 +156,7 @@
           <w:ilvl w:val="0"/>
           <w:numId w:val="9"/>
         </w:numPr>
-        <w:spacing w:before="100" w:beforeAutospacing="1" w:after="100" w:afterAutospacing="1" w:line="240" w:lineRule="auto"/>
+        <w:spacing w:before="100" w:beforeAutospacing="1" w:after="100" w:afterAutospacing="1" w:line="360" w:lineRule="auto"/>
         <w:rPr>
           <w:rFonts w:ascii="Times New Roman" w:eastAsia="Times New Roman" w:hAnsi="Times New Roman" w:cs="Times New Roman"/>
           <w:noProof w:val="0"/>
@@ -218,7 +218,7 @@
           <w:ilvl w:val="1"/>
           <w:numId w:val="9"/>
         </w:numPr>
-        <w:spacing w:before="100" w:beforeAutospacing="1" w:after="100" w:afterAutospacing="1" w:line="240" w:lineRule="auto"/>
+        <w:spacing w:before="100" w:beforeAutospacing="1" w:after="100" w:afterAutospacing="1" w:line="360" w:lineRule="auto"/>
         <w:rPr>
           <w:rFonts w:ascii="Times New Roman" w:eastAsia="Times New Roman" w:hAnsi="Times New Roman" w:cs="Times New Roman"/>
           <w:noProof w:val="0"/>
@@ -248,7 +248,7 @@
           <w:ilvl w:val="1"/>
           <w:numId w:val="9"/>
         </w:numPr>
-        <w:spacing w:before="100" w:beforeAutospacing="1" w:after="100" w:afterAutospacing="1" w:line="240" w:lineRule="auto"/>
+        <w:spacing w:before="100" w:beforeAutospacing="1" w:after="100" w:afterAutospacing="1" w:line="360" w:lineRule="auto"/>
         <w:rPr>
           <w:rFonts w:ascii="Times New Roman" w:eastAsia="Times New Roman" w:hAnsi="Times New Roman" w:cs="Times New Roman"/>
           <w:noProof w:val="0"/>
@@ -304,7 +304,7 @@
           <w:ilvl w:val="1"/>
           <w:numId w:val="9"/>
         </w:numPr>
-        <w:spacing w:before="100" w:beforeAutospacing="1" w:after="100" w:afterAutospacing="1" w:line="240" w:lineRule="auto"/>
+        <w:spacing w:before="100" w:beforeAutospacing="1" w:after="100" w:afterAutospacing="1" w:line="360" w:lineRule="auto"/>
         <w:rPr>
           <w:rFonts w:ascii="Times New Roman" w:eastAsia="Times New Roman" w:hAnsi="Times New Roman" w:cs="Times New Roman"/>
           <w:noProof w:val="0"/>
@@ -334,7 +334,7 @@
           <w:ilvl w:val="1"/>
           <w:numId w:val="9"/>
         </w:numPr>
-        <w:spacing w:before="100" w:beforeAutospacing="1" w:after="100" w:afterAutospacing="1" w:line="240" w:lineRule="auto"/>
+        <w:spacing w:before="100" w:beforeAutospacing="1" w:after="100" w:afterAutospacing="1" w:line="360" w:lineRule="auto"/>
         <w:rPr>
           <w:rFonts w:ascii="Times New Roman" w:eastAsia="Times New Roman" w:hAnsi="Times New Roman" w:cs="Times New Roman"/>
           <w:noProof w:val="0"/>
@@ -390,7 +390,7 @@
           <w:ilvl w:val="0"/>
           <w:numId w:val="9"/>
         </w:numPr>
-        <w:spacing w:before="100" w:beforeAutospacing="1" w:after="100" w:afterAutospacing="1" w:line="240" w:lineRule="auto"/>
+        <w:spacing w:before="100" w:beforeAutospacing="1" w:after="100" w:afterAutospacing="1" w:line="360" w:lineRule="auto"/>
         <w:rPr>
           <w:rFonts w:ascii="Times New Roman" w:eastAsia="Times New Roman" w:hAnsi="Times New Roman" w:cs="Times New Roman"/>
           <w:noProof w:val="0"/>
@@ -438,7 +438,7 @@
           <w:ilvl w:val="1"/>
           <w:numId w:val="9"/>
         </w:numPr>
-        <w:spacing w:before="100" w:beforeAutospacing="1" w:after="100" w:afterAutospacing="1" w:line="240" w:lineRule="auto"/>
+        <w:spacing w:before="100" w:beforeAutospacing="1" w:after="100" w:afterAutospacing="1" w:line="360" w:lineRule="auto"/>
         <w:rPr>
           <w:rFonts w:ascii="Times New Roman" w:eastAsia="Times New Roman" w:hAnsi="Times New Roman" w:cs="Times New Roman"/>
           <w:noProof w:val="0"/>
@@ -494,7 +494,7 @@
           <w:ilvl w:val="1"/>
           <w:numId w:val="9"/>
         </w:numPr>
-        <w:spacing w:before="100" w:beforeAutospacing="1" w:after="100" w:afterAutospacing="1" w:line="240" w:lineRule="auto"/>
+        <w:spacing w:before="100" w:beforeAutospacing="1" w:after="100" w:afterAutospacing="1" w:line="360" w:lineRule="auto"/>
         <w:rPr>
           <w:rFonts w:ascii="Times New Roman" w:eastAsia="Times New Roman" w:hAnsi="Times New Roman" w:cs="Times New Roman"/>
           <w:noProof w:val="0"/>
@@ -524,7 +524,7 @@
           <w:ilvl w:val="1"/>
           <w:numId w:val="9"/>
         </w:numPr>
-        <w:spacing w:before="100" w:beforeAutospacing="1" w:after="100" w:afterAutospacing="1" w:line="240" w:lineRule="auto"/>
+        <w:spacing w:before="100" w:beforeAutospacing="1" w:after="100" w:afterAutospacing="1" w:line="360" w:lineRule="auto"/>
         <w:rPr>
           <w:rFonts w:ascii="Times New Roman" w:eastAsia="Times New Roman" w:hAnsi="Times New Roman" w:cs="Times New Roman"/>
           <w:noProof w:val="0"/>
@@ -554,7 +554,7 @@
           <w:ilvl w:val="0"/>
           <w:numId w:val="9"/>
         </w:numPr>
-        <w:spacing w:before="100" w:beforeAutospacing="1" w:after="100" w:afterAutospacing="1" w:line="240" w:lineRule="auto"/>
+        <w:spacing w:before="100" w:beforeAutospacing="1" w:after="100" w:afterAutospacing="1" w:line="360" w:lineRule="auto"/>
         <w:rPr>
           <w:rFonts w:ascii="Times New Roman" w:eastAsia="Times New Roman" w:hAnsi="Times New Roman" w:cs="Times New Roman"/>
           <w:noProof w:val="0"/>
@@ -586,7 +586,7 @@
           <w:ilvl w:val="1"/>
           <w:numId w:val="9"/>
         </w:numPr>
-        <w:spacing w:before="100" w:beforeAutospacing="1" w:after="100" w:afterAutospacing="1" w:line="240" w:lineRule="auto"/>
+        <w:spacing w:before="100" w:beforeAutospacing="1" w:after="100" w:afterAutospacing="1" w:line="360" w:lineRule="auto"/>
         <w:rPr>
           <w:rFonts w:ascii="Times New Roman" w:eastAsia="Times New Roman" w:hAnsi="Times New Roman" w:cs="Times New Roman"/>
           <w:noProof w:val="0"/>
@@ -668,7 +668,7 @@
           <w:ilvl w:val="1"/>
           <w:numId w:val="9"/>
         </w:numPr>
-        <w:spacing w:before="100" w:beforeAutospacing="1" w:after="100" w:afterAutospacing="1" w:line="240" w:lineRule="auto"/>
+        <w:spacing w:before="100" w:beforeAutospacing="1" w:after="100" w:afterAutospacing="1" w:line="360" w:lineRule="auto"/>
         <w:rPr>
           <w:rFonts w:ascii="Times New Roman" w:eastAsia="Times New Roman" w:hAnsi="Times New Roman" w:cs="Times New Roman"/>
           <w:noProof w:val="0"/>
@@ -776,7 +776,7 @@
           <w:ilvl w:val="1"/>
           <w:numId w:val="9"/>
         </w:numPr>
-        <w:spacing w:before="100" w:beforeAutospacing="1" w:after="100" w:afterAutospacing="1" w:line="240" w:lineRule="auto"/>
+        <w:spacing w:before="100" w:beforeAutospacing="1" w:after="100" w:afterAutospacing="1" w:line="360" w:lineRule="auto"/>
         <w:rPr>
           <w:rFonts w:ascii="Times New Roman" w:eastAsia="Times New Roman" w:hAnsi="Times New Roman" w:cs="Times New Roman"/>
           <w:noProof w:val="0"/>
@@ -832,7 +832,7 @@
           <w:ilvl w:val="1"/>
           <w:numId w:val="9"/>
         </w:numPr>
-        <w:spacing w:before="100" w:beforeAutospacing="1" w:after="100" w:afterAutospacing="1" w:line="240" w:lineRule="auto"/>
+        <w:spacing w:before="100" w:beforeAutospacing="1" w:after="100" w:afterAutospacing="1" w:line="360" w:lineRule="auto"/>
         <w:rPr>
           <w:rFonts w:ascii="Times New Roman" w:eastAsia="Times New Roman" w:hAnsi="Times New Roman" w:cs="Times New Roman"/>
           <w:noProof w:val="0"/>
@@ -940,7 +940,7 @@
           <w:ilvl w:val="1"/>
           <w:numId w:val="9"/>
         </w:numPr>
-        <w:spacing w:before="100" w:beforeAutospacing="1" w:after="100" w:afterAutospacing="1" w:line="240" w:lineRule="auto"/>
+        <w:spacing w:before="100" w:beforeAutospacing="1" w:after="100" w:afterAutospacing="1" w:line="360" w:lineRule="auto"/>
         <w:rPr>
           <w:rFonts w:ascii="Times New Roman" w:eastAsia="Times New Roman" w:hAnsi="Times New Roman" w:cs="Times New Roman"/>
           <w:noProof w:val="0"/>
@@ -1100,7 +1100,7 @@
           <w:ilvl w:val="0"/>
           <w:numId w:val="9"/>
         </w:numPr>
-        <w:spacing w:before="100" w:beforeAutospacing="1" w:after="100" w:afterAutospacing="1" w:line="240" w:lineRule="auto"/>
+        <w:spacing w:before="100" w:beforeAutospacing="1" w:after="100" w:afterAutospacing="1" w:line="360" w:lineRule="auto"/>
         <w:rPr>
           <w:rFonts w:ascii="Times New Roman" w:eastAsia="Times New Roman" w:hAnsi="Times New Roman" w:cs="Times New Roman"/>
           <w:noProof w:val="0"/>
@@ -1132,27 +1132,28 @@
           <w:ilvl w:val="1"/>
           <w:numId w:val="9"/>
         </w:numPr>
-        <w:spacing w:before="100" w:beforeAutospacing="1" w:after="100" w:afterAutospacing="1" w:line="240" w:lineRule="auto"/>
-        <w:rPr>
-          <w:rFonts w:ascii="Times New Roman" w:eastAsia="Times New Roman" w:hAnsi="Times New Roman" w:cs="Times New Roman"/>
-          <w:noProof w:val="0"/>
-          <w:kern w:val="0"/>
-          <w:sz w:val="28"/>
-          <w:szCs w:val="28"/>
-          <w:lang w:eastAsia="uk-UA"/>
-          <w14:ligatures w14:val="none"/>
-        </w:rPr>
-      </w:pPr>
-      <w:r>
-        <w:rPr>
-          <w:rFonts w:ascii="Times New Roman" w:eastAsia="Times New Roman" w:hAnsi="Times New Roman" w:cs="Times New Roman"/>
-          <w:noProof w:val="0"/>
-          <w:kern w:val="0"/>
-          <w:sz w:val="28"/>
-          <w:szCs w:val="28"/>
-          <w:lang w:eastAsia="uk-UA"/>
-          <w14:ligatures w14:val="none"/>
-        </w:rPr>
+        <w:spacing w:before="100" w:beforeAutospacing="1" w:after="100" w:afterAutospacing="1" w:line="360" w:lineRule="auto"/>
+        <w:rPr>
+          <w:rFonts w:ascii="Times New Roman" w:eastAsia="Times New Roman" w:hAnsi="Times New Roman" w:cs="Times New Roman"/>
+          <w:noProof w:val="0"/>
+          <w:kern w:val="0"/>
+          <w:sz w:val="28"/>
+          <w:szCs w:val="28"/>
+          <w:lang w:eastAsia="uk-UA"/>
+          <w14:ligatures w14:val="none"/>
+        </w:rPr>
+      </w:pPr>
+      <w:r>
+        <w:rPr>
+          <w:rFonts w:ascii="Times New Roman" w:eastAsia="Times New Roman" w:hAnsi="Times New Roman" w:cs="Times New Roman"/>
+          <w:noProof w:val="0"/>
+          <w:kern w:val="0"/>
+          <w:sz w:val="28"/>
+          <w:szCs w:val="28"/>
+          <w:lang w:eastAsia="uk-UA"/>
+          <w14:ligatures w14:val="none"/>
+        </w:rPr>
+        <w:lastRenderedPageBreak/>
         <w:t xml:space="preserve">Відкрийте файл </w:t>
       </w:r>
       <w:proofErr w:type="spellStart"/>
@@ -1214,7 +1215,7 @@
           <w:ilvl w:val="1"/>
           <w:numId w:val="9"/>
         </w:numPr>
-        <w:spacing w:before="100" w:beforeAutospacing="1" w:after="100" w:afterAutospacing="1" w:line="240" w:lineRule="auto"/>
+        <w:spacing w:before="100" w:beforeAutospacing="1" w:after="100" w:afterAutospacing="1" w:line="360" w:lineRule="auto"/>
         <w:rPr>
           <w:rFonts w:ascii="Times New Roman" w:eastAsia="Times New Roman" w:hAnsi="Times New Roman" w:cs="Times New Roman"/>
           <w:noProof w:val="0"/>
@@ -1348,7 +1349,7 @@
           <w:ilvl w:val="1"/>
           <w:numId w:val="9"/>
         </w:numPr>
-        <w:spacing w:before="100" w:beforeAutospacing="1" w:after="100" w:afterAutospacing="1" w:line="240" w:lineRule="auto"/>
+        <w:spacing w:before="100" w:beforeAutospacing="1" w:after="100" w:afterAutospacing="1" w:line="360" w:lineRule="auto"/>
         <w:rPr>
           <w:rFonts w:ascii="Times New Roman" w:eastAsia="Times New Roman" w:hAnsi="Times New Roman" w:cs="Times New Roman"/>
           <w:noProof w:val="0"/>
@@ -1456,7 +1457,7 @@
           <w:ilvl w:val="0"/>
           <w:numId w:val="9"/>
         </w:numPr>
-        <w:spacing w:before="100" w:beforeAutospacing="1" w:after="100" w:afterAutospacing="1" w:line="240" w:lineRule="auto"/>
+        <w:spacing w:before="100" w:beforeAutospacing="1" w:after="100" w:afterAutospacing="1" w:line="360" w:lineRule="auto"/>
         <w:rPr>
           <w:rFonts w:ascii="Times New Roman" w:eastAsia="Times New Roman" w:hAnsi="Times New Roman" w:cs="Times New Roman"/>
           <w:noProof w:val="0"/>
@@ -1488,7 +1489,7 @@
           <w:ilvl w:val="1"/>
           <w:numId w:val="9"/>
         </w:numPr>
-        <w:spacing w:before="100" w:beforeAutospacing="1" w:after="100" w:afterAutospacing="1" w:line="240" w:lineRule="auto"/>
+        <w:spacing w:before="100" w:beforeAutospacing="1" w:after="100" w:afterAutospacing="1" w:line="360" w:lineRule="auto"/>
         <w:rPr>
           <w:rFonts w:ascii="Times New Roman" w:eastAsia="Times New Roman" w:hAnsi="Times New Roman" w:cs="Times New Roman"/>
           <w:noProof w:val="0"/>
@@ -1570,7 +1571,7 @@
           <w:ilvl w:val="1"/>
           <w:numId w:val="9"/>
         </w:numPr>
-        <w:spacing w:before="100" w:beforeAutospacing="1" w:after="100" w:afterAutospacing="1" w:line="240" w:lineRule="auto"/>
+        <w:spacing w:before="100" w:beforeAutospacing="1" w:after="100" w:afterAutospacing="1" w:line="360" w:lineRule="auto"/>
         <w:rPr>
           <w:rFonts w:ascii="Times New Roman" w:eastAsia="Times New Roman" w:hAnsi="Times New Roman" w:cs="Times New Roman"/>
           <w:noProof w:val="0"/>
@@ -1678,7 +1679,7 @@
           <w:ilvl w:val="1"/>
           <w:numId w:val="9"/>
         </w:numPr>
-        <w:spacing w:before="100" w:beforeAutospacing="1" w:after="100" w:afterAutospacing="1" w:line="240" w:lineRule="auto"/>
+        <w:spacing w:before="100" w:beforeAutospacing="1" w:after="100" w:afterAutospacing="1" w:line="360" w:lineRule="auto"/>
         <w:rPr>
           <w:rFonts w:ascii="Times New Roman" w:eastAsia="Times New Roman" w:hAnsi="Times New Roman" w:cs="Times New Roman"/>
           <w:noProof w:val="0"/>
@@ -1734,7 +1735,7 @@
           <w:ilvl w:val="0"/>
           <w:numId w:val="9"/>
         </w:numPr>
-        <w:spacing w:before="100" w:beforeAutospacing="1" w:after="100" w:afterAutospacing="1" w:line="240" w:lineRule="auto"/>
+        <w:spacing w:before="100" w:beforeAutospacing="1" w:after="100" w:afterAutospacing="1" w:line="360" w:lineRule="auto"/>
         <w:rPr>
           <w:rFonts w:ascii="Times New Roman" w:eastAsia="Times New Roman" w:hAnsi="Times New Roman" w:cs="Times New Roman"/>
           <w:noProof w:val="0"/>
@@ -1766,28 +1767,27 @@
           <w:ilvl w:val="1"/>
           <w:numId w:val="9"/>
         </w:numPr>
-        <w:spacing w:before="100" w:beforeAutospacing="1" w:after="100" w:afterAutospacing="1" w:line="240" w:lineRule="auto"/>
-        <w:rPr>
-          <w:rFonts w:ascii="Times New Roman" w:eastAsia="Times New Roman" w:hAnsi="Times New Roman" w:cs="Times New Roman"/>
-          <w:noProof w:val="0"/>
-          <w:kern w:val="0"/>
-          <w:sz w:val="28"/>
-          <w:szCs w:val="28"/>
-          <w:lang w:eastAsia="uk-UA"/>
-          <w14:ligatures w14:val="none"/>
-        </w:rPr>
-      </w:pPr>
-      <w:r>
-        <w:rPr>
-          <w:rFonts w:ascii="Times New Roman" w:eastAsia="Times New Roman" w:hAnsi="Times New Roman" w:cs="Times New Roman"/>
-          <w:noProof w:val="0"/>
-          <w:kern w:val="0"/>
-          <w:sz w:val="28"/>
-          <w:szCs w:val="28"/>
-          <w:lang w:eastAsia="uk-UA"/>
-          <w14:ligatures w14:val="none"/>
-        </w:rPr>
-        <w:lastRenderedPageBreak/>
+        <w:spacing w:before="100" w:beforeAutospacing="1" w:after="100" w:afterAutospacing="1" w:line="360" w:lineRule="auto"/>
+        <w:rPr>
+          <w:rFonts w:ascii="Times New Roman" w:eastAsia="Times New Roman" w:hAnsi="Times New Roman" w:cs="Times New Roman"/>
+          <w:noProof w:val="0"/>
+          <w:kern w:val="0"/>
+          <w:sz w:val="28"/>
+          <w:szCs w:val="28"/>
+          <w:lang w:eastAsia="uk-UA"/>
+          <w14:ligatures w14:val="none"/>
+        </w:rPr>
+      </w:pPr>
+      <w:r>
+        <w:rPr>
+          <w:rFonts w:ascii="Times New Roman" w:eastAsia="Times New Roman" w:hAnsi="Times New Roman" w:cs="Times New Roman"/>
+          <w:noProof w:val="0"/>
+          <w:kern w:val="0"/>
+          <w:sz w:val="28"/>
+          <w:szCs w:val="28"/>
+          <w:lang w:eastAsia="uk-UA"/>
+          <w14:ligatures w14:val="none"/>
+        </w:rPr>
         <w:t xml:space="preserve">Відкрийте файл </w:t>
       </w:r>
       <w:proofErr w:type="spellStart"/>
@@ -1875,7 +1875,7 @@
           <w:ilvl w:val="1"/>
           <w:numId w:val="9"/>
         </w:numPr>
-        <w:spacing w:before="100" w:beforeAutospacing="1" w:after="100" w:afterAutospacing="1" w:line="240" w:lineRule="auto"/>
+        <w:spacing w:before="100" w:beforeAutospacing="1" w:after="100" w:afterAutospacing="1" w:line="360" w:lineRule="auto"/>
         <w:rPr>
           <w:rFonts w:ascii="Times New Roman" w:eastAsia="Times New Roman" w:hAnsi="Times New Roman" w:cs="Times New Roman"/>
           <w:noProof w:val="0"/>
@@ -1905,7 +1905,7 @@
           <w:ilvl w:val="0"/>
           <w:numId w:val="9"/>
         </w:numPr>
-        <w:spacing w:before="100" w:beforeAutospacing="1" w:after="100" w:afterAutospacing="1" w:line="240" w:lineRule="auto"/>
+        <w:spacing w:before="100" w:beforeAutospacing="1" w:after="100" w:afterAutospacing="1" w:line="360" w:lineRule="auto"/>
         <w:rPr>
           <w:rFonts w:ascii="Times New Roman" w:eastAsia="Times New Roman" w:hAnsi="Times New Roman" w:cs="Times New Roman"/>
           <w:noProof w:val="0"/>
@@ -1967,7 +1967,7 @@
           <w:ilvl w:val="1"/>
           <w:numId w:val="9"/>
         </w:numPr>
-        <w:spacing w:before="100" w:beforeAutospacing="1" w:after="100" w:afterAutospacing="1" w:line="240" w:lineRule="auto"/>
+        <w:spacing w:before="100" w:beforeAutospacing="1" w:after="100" w:afterAutospacing="1" w:line="360" w:lineRule="auto"/>
         <w:rPr>
           <w:rFonts w:ascii="Times New Roman" w:eastAsia="Times New Roman" w:hAnsi="Times New Roman" w:cs="Times New Roman"/>
           <w:noProof w:val="0"/>
@@ -2075,7 +2075,7 @@
           <w:ilvl w:val="1"/>
           <w:numId w:val="9"/>
         </w:numPr>
-        <w:spacing w:before="100" w:beforeAutospacing="1" w:after="100" w:afterAutospacing="1" w:line="240" w:lineRule="auto"/>
+        <w:spacing w:before="100" w:beforeAutospacing="1" w:after="100" w:afterAutospacing="1" w:line="360" w:lineRule="auto"/>
         <w:rPr>
           <w:rFonts w:ascii="Times New Roman" w:eastAsia="Times New Roman" w:hAnsi="Times New Roman" w:cs="Times New Roman"/>
           <w:noProof w:val="0"/>
@@ -2105,7 +2105,7 @@
           <w:ilvl w:val="0"/>
           <w:numId w:val="9"/>
         </w:numPr>
-        <w:spacing w:before="100" w:beforeAutospacing="1" w:after="100" w:afterAutospacing="1" w:line="240" w:lineRule="auto"/>
+        <w:spacing w:before="100" w:beforeAutospacing="1" w:after="100" w:afterAutospacing="1" w:line="360" w:lineRule="auto"/>
         <w:rPr>
           <w:rFonts w:ascii="Times New Roman" w:eastAsia="Times New Roman" w:hAnsi="Times New Roman" w:cs="Times New Roman"/>
           <w:noProof w:val="0"/>
@@ -2137,7 +2137,7 @@
           <w:ilvl w:val="1"/>
           <w:numId w:val="9"/>
         </w:numPr>
-        <w:spacing w:before="100" w:beforeAutospacing="1" w:after="100" w:afterAutospacing="1" w:line="240" w:lineRule="auto"/>
+        <w:spacing w:before="100" w:beforeAutospacing="1" w:after="100" w:afterAutospacing="1" w:line="360" w:lineRule="auto"/>
         <w:rPr>
           <w:rFonts w:ascii="Times New Roman" w:eastAsia="Times New Roman" w:hAnsi="Times New Roman" w:cs="Times New Roman"/>
           <w:noProof w:val="0"/>
@@ -2181,7 +2181,7 @@
           <w:ilvl w:val="0"/>
           <w:numId w:val="9"/>
         </w:numPr>
-        <w:spacing w:before="100" w:beforeAutospacing="1" w:after="100" w:afterAutospacing="1" w:line="240" w:lineRule="auto"/>
+        <w:spacing w:before="100" w:beforeAutospacing="1" w:after="100" w:afterAutospacing="1" w:line="360" w:lineRule="auto"/>
         <w:rPr>
           <w:rFonts w:ascii="Times New Roman" w:eastAsia="Times New Roman" w:hAnsi="Times New Roman" w:cs="Times New Roman"/>
           <w:noProof w:val="0"/>
@@ -2213,7 +2213,7 @@
           <w:ilvl w:val="1"/>
           <w:numId w:val="9"/>
         </w:numPr>
-        <w:spacing w:before="100" w:beforeAutospacing="1" w:after="100" w:afterAutospacing="1" w:line="240" w:lineRule="auto"/>
+        <w:spacing w:before="100" w:beforeAutospacing="1" w:after="100" w:afterAutospacing="1" w:line="360" w:lineRule="auto"/>
         <w:rPr>
           <w:rFonts w:ascii="Times New Roman" w:eastAsia="Times New Roman" w:hAnsi="Times New Roman" w:cs="Times New Roman"/>
           <w:noProof w:val="0"/>
@@ -2321,7 +2321,7 @@
           <w:ilvl w:val="1"/>
           <w:numId w:val="9"/>
         </w:numPr>
-        <w:spacing w:before="100" w:beforeAutospacing="1" w:after="100" w:afterAutospacing="1" w:line="240" w:lineRule="auto"/>
+        <w:spacing w:before="100" w:beforeAutospacing="1" w:after="100" w:afterAutospacing="1" w:line="360" w:lineRule="auto"/>
         <w:rPr>
           <w:rFonts w:ascii="Times New Roman" w:eastAsia="Times New Roman" w:hAnsi="Times New Roman" w:cs="Times New Roman"/>
           <w:noProof w:val="0"/>
@@ -2403,7 +2403,7 @@
           <w:ilvl w:val="1"/>
           <w:numId w:val="9"/>
         </w:numPr>
-        <w:spacing w:before="100" w:beforeAutospacing="1" w:after="100" w:afterAutospacing="1" w:line="240" w:lineRule="auto"/>
+        <w:spacing w:before="100" w:beforeAutospacing="1" w:after="100" w:afterAutospacing="1" w:line="360" w:lineRule="auto"/>
         <w:rPr>
           <w:rFonts w:ascii="Times New Roman" w:eastAsia="Times New Roman" w:hAnsi="Times New Roman" w:cs="Times New Roman"/>
           <w:noProof w:val="0"/>
@@ -2459,7 +2459,7 @@
           <w:ilvl w:val="0"/>
           <w:numId w:val="9"/>
         </w:numPr>
-        <w:spacing w:before="100" w:beforeAutospacing="1" w:after="100" w:afterAutospacing="1" w:line="240" w:lineRule="auto"/>
+        <w:spacing w:before="100" w:beforeAutospacing="1" w:after="100" w:afterAutospacing="1" w:line="360" w:lineRule="auto"/>
         <w:rPr>
           <w:rFonts w:ascii="Times New Roman" w:eastAsia="Times New Roman" w:hAnsi="Times New Roman" w:cs="Times New Roman"/>
           <w:noProof w:val="0"/>
@@ -2491,27 +2491,28 @@
           <w:ilvl w:val="1"/>
           <w:numId w:val="9"/>
         </w:numPr>
-        <w:spacing w:before="100" w:beforeAutospacing="1" w:after="100" w:afterAutospacing="1" w:line="240" w:lineRule="auto"/>
-        <w:rPr>
-          <w:rFonts w:ascii="Times New Roman" w:eastAsia="Times New Roman" w:hAnsi="Times New Roman" w:cs="Times New Roman"/>
-          <w:noProof w:val="0"/>
-          <w:kern w:val="0"/>
-          <w:sz w:val="28"/>
-          <w:szCs w:val="28"/>
-          <w:lang w:eastAsia="uk-UA"/>
-          <w14:ligatures w14:val="none"/>
-        </w:rPr>
-      </w:pPr>
-      <w:r>
-        <w:rPr>
-          <w:rFonts w:ascii="Times New Roman" w:eastAsia="Times New Roman" w:hAnsi="Times New Roman" w:cs="Times New Roman"/>
-          <w:noProof w:val="0"/>
-          <w:kern w:val="0"/>
-          <w:sz w:val="28"/>
-          <w:szCs w:val="28"/>
-          <w:lang w:eastAsia="uk-UA"/>
-          <w14:ligatures w14:val="none"/>
-        </w:rPr>
+        <w:spacing w:before="100" w:beforeAutospacing="1" w:after="100" w:afterAutospacing="1" w:line="360" w:lineRule="auto"/>
+        <w:rPr>
+          <w:rFonts w:ascii="Times New Roman" w:eastAsia="Times New Roman" w:hAnsi="Times New Roman" w:cs="Times New Roman"/>
+          <w:noProof w:val="0"/>
+          <w:kern w:val="0"/>
+          <w:sz w:val="28"/>
+          <w:szCs w:val="28"/>
+          <w:lang w:eastAsia="uk-UA"/>
+          <w14:ligatures w14:val="none"/>
+        </w:rPr>
+      </w:pPr>
+      <w:r>
+        <w:rPr>
+          <w:rFonts w:ascii="Times New Roman" w:eastAsia="Times New Roman" w:hAnsi="Times New Roman" w:cs="Times New Roman"/>
+          <w:noProof w:val="0"/>
+          <w:kern w:val="0"/>
+          <w:sz w:val="28"/>
+          <w:szCs w:val="28"/>
+          <w:lang w:eastAsia="uk-UA"/>
+          <w14:ligatures w14:val="none"/>
+        </w:rPr>
+        <w:lastRenderedPageBreak/>
         <w:t>Дозвольте графіку відображати витрати, згруповані як за категоріями, так і за членами сім’ї (наприклад, кольорове розділення стовпців).</w:t>
       </w:r>
     </w:p>
@@ -2521,7 +2522,7 @@
           <w:ilvl w:val="0"/>
           <w:numId w:val="9"/>
         </w:numPr>
-        <w:spacing w:before="100" w:beforeAutospacing="1" w:after="100" w:afterAutospacing="1" w:line="240" w:lineRule="auto"/>
+        <w:spacing w:before="100" w:beforeAutospacing="1" w:after="100" w:afterAutospacing="1" w:line="360" w:lineRule="auto"/>
         <w:rPr>
           <w:rFonts w:ascii="Times New Roman" w:eastAsia="Times New Roman" w:hAnsi="Times New Roman" w:cs="Times New Roman"/>
           <w:noProof w:val="0"/>
@@ -2553,7 +2554,7 @@
           <w:ilvl w:val="1"/>
           <w:numId w:val="9"/>
         </w:numPr>
-        <w:spacing w:before="100" w:beforeAutospacing="1" w:after="100" w:afterAutospacing="1" w:line="240" w:lineRule="auto"/>
+        <w:spacing w:before="100" w:beforeAutospacing="1" w:after="100" w:afterAutospacing="1" w:line="360" w:lineRule="auto"/>
         <w:rPr>
           <w:rFonts w:ascii="Times New Roman" w:eastAsia="Times New Roman" w:hAnsi="Times New Roman" w:cs="Times New Roman"/>
           <w:noProof w:val="0"/>
@@ -2617,6 +2618,7 @@
     <w:p>
       <w:pPr>
         <w:pStyle w:val="3"/>
+        <w:spacing w:line="360" w:lineRule="auto"/>
         <w:rPr>
           <w:rFonts w:ascii="Times New Roman" w:hAnsi="Times New Roman" w:cs="Times New Roman"/>
           <w:noProof w:val="0"/>
@@ -2643,6 +2645,7 @@
     <w:p>
       <w:pPr>
         <w:pStyle w:val="4"/>
+        <w:spacing w:line="360" w:lineRule="auto"/>
         <w:rPr>
           <w:rFonts w:ascii="Times New Roman" w:hAnsi="Times New Roman" w:cs="Times New Roman"/>
           <w:color w:val="auto"/>
@@ -2663,6 +2666,7 @@
     <w:p>
       <w:pPr>
         <w:pStyle w:val="a5"/>
+        <w:spacing w:line="360" w:lineRule="auto"/>
         <w:rPr>
           <w:sz w:val="28"/>
           <w:szCs w:val="28"/>
@@ -2781,6 +2785,7 @@
     <w:p>
       <w:pPr>
         <w:pStyle w:val="4"/>
+        <w:spacing w:line="360" w:lineRule="auto"/>
         <w:rPr>
           <w:rFonts w:ascii="Times New Roman" w:hAnsi="Times New Roman" w:cs="Times New Roman"/>
           <w:color w:val="auto"/>
@@ -2801,6 +2806,7 @@
     <w:p>
       <w:pPr>
         <w:pStyle w:val="a5"/>
+        <w:spacing w:line="360" w:lineRule="auto"/>
         <w:rPr>
           <w:sz w:val="28"/>
           <w:szCs w:val="28"/>
@@ -2830,6 +2836,7 @@
           <w:ilvl w:val="0"/>
           <w:numId w:val="6"/>
         </w:numPr>
+        <w:spacing w:line="360" w:lineRule="auto"/>
         <w:rPr>
           <w:sz w:val="28"/>
           <w:szCs w:val="28"/>
@@ -2861,6 +2868,7 @@
           <w:ilvl w:val="0"/>
           <w:numId w:val="6"/>
         </w:numPr>
+        <w:spacing w:line="360" w:lineRule="auto"/>
         <w:rPr>
           <w:sz w:val="28"/>
           <w:szCs w:val="28"/>
@@ -2912,6 +2920,7 @@
           <w:ilvl w:val="0"/>
           <w:numId w:val="6"/>
         </w:numPr>
+        <w:spacing w:line="360" w:lineRule="auto"/>
         <w:rPr>
           <w:sz w:val="28"/>
           <w:szCs w:val="28"/>
@@ -2963,6 +2972,7 @@
           <w:ilvl w:val="0"/>
           <w:numId w:val="6"/>
         </w:numPr>
+        <w:spacing w:line="360" w:lineRule="auto"/>
         <w:rPr>
           <w:sz w:val="28"/>
           <w:szCs w:val="28"/>
@@ -3014,6 +3024,7 @@
           <w:ilvl w:val="0"/>
           <w:numId w:val="6"/>
         </w:numPr>
+        <w:spacing w:line="360" w:lineRule="auto"/>
         <w:rPr>
           <w:sz w:val="28"/>
           <w:szCs w:val="28"/>
@@ -3085,6 +3096,7 @@
           <w:ilvl w:val="0"/>
           <w:numId w:val="6"/>
         </w:numPr>
+        <w:spacing w:line="360" w:lineRule="auto"/>
         <w:rPr>
           <w:sz w:val="28"/>
           <w:szCs w:val="28"/>
@@ -3098,7 +3110,6 @@
           <w:sz w:val="28"/>
           <w:szCs w:val="28"/>
         </w:rPr>
-        <w:lastRenderedPageBreak/>
         <w:t>widgets</w:t>
       </w:r>
       <w:proofErr w:type="spellEnd"/>
@@ -3157,6 +3168,7 @@
           <w:ilvl w:val="0"/>
           <w:numId w:val="6"/>
         </w:numPr>
+        <w:spacing w:line="360" w:lineRule="auto"/>
         <w:rPr>
           <w:sz w:val="28"/>
           <w:szCs w:val="28"/>
@@ -3228,6 +3240,7 @@
           <w:ilvl w:val="0"/>
           <w:numId w:val="6"/>
         </w:numPr>
+        <w:spacing w:line="360" w:lineRule="auto"/>
         <w:rPr>
           <w:sz w:val="28"/>
           <w:szCs w:val="28"/>
@@ -3295,6 +3308,7 @@
     <w:p>
       <w:pPr>
         <w:pStyle w:val="4"/>
+        <w:spacing w:line="360" w:lineRule="auto"/>
         <w:rPr>
           <w:rFonts w:ascii="Times New Roman" w:hAnsi="Times New Roman" w:cs="Times New Roman"/>
           <w:color w:val="auto"/>
@@ -3319,6 +3333,7 @@
           <w:ilvl w:val="0"/>
           <w:numId w:val="7"/>
         </w:numPr>
+        <w:spacing w:line="360" w:lineRule="auto"/>
         <w:rPr>
           <w:sz w:val="28"/>
           <w:szCs w:val="28"/>
@@ -3437,6 +3452,7 @@
           <w:ilvl w:val="0"/>
           <w:numId w:val="7"/>
         </w:numPr>
+        <w:spacing w:line="360" w:lineRule="auto"/>
         <w:rPr>
           <w:sz w:val="28"/>
           <w:szCs w:val="28"/>
@@ -3449,6 +3465,7 @@
           <w:sz w:val="28"/>
           <w:szCs w:val="28"/>
         </w:rPr>
+        <w:lastRenderedPageBreak/>
         <w:t>Додавання витрати:</w:t>
       </w:r>
       <w:r>
@@ -3497,6 +3514,7 @@
           <w:ilvl w:val="0"/>
           <w:numId w:val="7"/>
         </w:numPr>
+        <w:spacing w:line="360" w:lineRule="auto"/>
         <w:rPr>
           <w:sz w:val="28"/>
           <w:szCs w:val="28"/>
@@ -3611,6 +3629,7 @@
     <w:p>
       <w:pPr>
         <w:pStyle w:val="4"/>
+        <w:spacing w:line="360" w:lineRule="auto"/>
         <w:rPr>
           <w:rFonts w:ascii="Times New Roman" w:hAnsi="Times New Roman" w:cs="Times New Roman"/>
           <w:sz w:val="28"/>
@@ -3642,6 +3661,7 @@
           <w:ilvl w:val="0"/>
           <w:numId w:val="8"/>
         </w:numPr>
+        <w:spacing w:line="360" w:lineRule="auto"/>
         <w:rPr>
           <w:sz w:val="28"/>
           <w:szCs w:val="28"/>
@@ -3673,6 +3693,7 @@
           <w:ilvl w:val="0"/>
           <w:numId w:val="8"/>
         </w:numPr>
+        <w:spacing w:line="360" w:lineRule="auto"/>
         <w:rPr>
           <w:sz w:val="28"/>
           <w:szCs w:val="28"/>
@@ -3720,6 +3741,7 @@
           <w:ilvl w:val="0"/>
           <w:numId w:val="8"/>
         </w:numPr>
+        <w:spacing w:line="360" w:lineRule="auto"/>
         <w:rPr>
           <w:sz w:val="28"/>
           <w:szCs w:val="28"/>
@@ -3751,6 +3773,7 @@
           <w:ilvl w:val="0"/>
           <w:numId w:val="8"/>
         </w:numPr>
+        <w:spacing w:line="360" w:lineRule="auto"/>
         <w:rPr>
           <w:sz w:val="28"/>
           <w:szCs w:val="28"/>
@@ -3782,6 +3805,7 @@
           <w:ilvl w:val="0"/>
           <w:numId w:val="8"/>
         </w:numPr>
+        <w:spacing w:line="360" w:lineRule="auto"/>
         <w:rPr>
           <w:sz w:val="28"/>
           <w:szCs w:val="28"/>
@@ -3813,6 +3837,7 @@
           <w:ilvl w:val="0"/>
           <w:numId w:val="8"/>
         </w:numPr>
+        <w:spacing w:line="360" w:lineRule="auto"/>
         <w:rPr>
           <w:sz w:val="28"/>
           <w:szCs w:val="28"/>
@@ -3844,6 +3869,7 @@
           <w:ilvl w:val="0"/>
           <w:numId w:val="8"/>
         </w:numPr>
+        <w:spacing w:line="360" w:lineRule="auto"/>
         <w:rPr>
           <w:sz w:val="28"/>
           <w:szCs w:val="28"/>
@@ -3875,6 +3901,7 @@
           <w:ilvl w:val="0"/>
           <w:numId w:val="8"/>
         </w:numPr>
+        <w:spacing w:line="360" w:lineRule="auto"/>
         <w:rPr>
           <w:sz w:val="28"/>
           <w:szCs w:val="28"/>
@@ -3942,6 +3969,7 @@
           <w:ilvl w:val="0"/>
           <w:numId w:val="8"/>
         </w:numPr>
+        <w:spacing w:line="360" w:lineRule="auto"/>
         <w:rPr>
           <w:sz w:val="28"/>
           <w:szCs w:val="28"/>
@@ -4049,6 +4077,7 @@
     <w:p>
       <w:pPr>
         <w:pStyle w:val="3"/>
+        <w:spacing w:line="360" w:lineRule="auto"/>
         <w:rPr>
           <w:rFonts w:ascii="Times New Roman" w:hAnsi="Times New Roman" w:cs="Times New Roman"/>
           <w:noProof w:val="0"/>
@@ -4134,7 +4163,7 @@
     <w:p>
       <w:pPr>
         <w:shd w:val="clear" w:color="auto" w:fill="0D1117"/>
-        <w:spacing w:after="0" w:line="285" w:lineRule="atLeast"/>
+        <w:spacing w:after="0" w:line="360" w:lineRule="auto"/>
         <w:rPr>
           <w:rFonts w:ascii="Times New Roman" w:eastAsia="Times New Roman" w:hAnsi="Times New Roman" w:cs="Times New Roman"/>
           <w:noProof w:val="0"/>
@@ -4286,7 +4315,7 @@
     <w:p>
       <w:pPr>
         <w:shd w:val="clear" w:color="auto" w:fill="0D1117"/>
-        <w:spacing w:after="0" w:line="285" w:lineRule="atLeast"/>
+        <w:spacing w:after="0" w:line="360" w:lineRule="auto"/>
         <w:rPr>
           <w:rFonts w:ascii="Times New Roman" w:eastAsia="Times New Roman" w:hAnsi="Times New Roman" w:cs="Times New Roman"/>
           <w:noProof w:val="0"/>
@@ -4542,7 +4571,7 @@
     <w:p>
       <w:pPr>
         <w:shd w:val="clear" w:color="auto" w:fill="0D1117"/>
-        <w:spacing w:after="0" w:line="285" w:lineRule="atLeast"/>
+        <w:spacing w:after="0" w:line="360" w:lineRule="auto"/>
         <w:rPr>
           <w:rFonts w:ascii="Times New Roman" w:eastAsia="Times New Roman" w:hAnsi="Times New Roman" w:cs="Times New Roman"/>
           <w:noProof w:val="0"/>
@@ -4571,7 +4600,7 @@
     <w:p>
       <w:pPr>
         <w:shd w:val="clear" w:color="auto" w:fill="0D1117"/>
-        <w:spacing w:after="0" w:line="285" w:lineRule="atLeast"/>
+        <w:spacing w:after="0" w:line="360" w:lineRule="auto"/>
         <w:rPr>
           <w:rFonts w:ascii="Times New Roman" w:eastAsia="Times New Roman" w:hAnsi="Times New Roman" w:cs="Times New Roman"/>
           <w:noProof w:val="0"/>
@@ -4587,7 +4616,7 @@
     <w:p>
       <w:pPr>
         <w:shd w:val="clear" w:color="auto" w:fill="0D1117"/>
-        <w:spacing w:after="0" w:line="285" w:lineRule="atLeast"/>
+        <w:spacing w:after="0" w:line="360" w:lineRule="auto"/>
         <w:rPr>
           <w:rFonts w:ascii="Times New Roman" w:eastAsia="Times New Roman" w:hAnsi="Times New Roman" w:cs="Times New Roman"/>
           <w:noProof w:val="0"/>
@@ -4739,7 +4768,7 @@
     <w:p>
       <w:pPr>
         <w:shd w:val="clear" w:color="auto" w:fill="0D1117"/>
-        <w:spacing w:after="0" w:line="285" w:lineRule="atLeast"/>
+        <w:spacing w:after="0" w:line="360" w:lineRule="auto"/>
         <w:rPr>
           <w:rFonts w:ascii="Times New Roman" w:eastAsia="Times New Roman" w:hAnsi="Times New Roman" w:cs="Times New Roman"/>
           <w:noProof w:val="0"/>
@@ -4863,7 +4892,7 @@
     <w:p>
       <w:pPr>
         <w:shd w:val="clear" w:color="auto" w:fill="0D1117"/>
-        <w:spacing w:after="0" w:line="285" w:lineRule="atLeast"/>
+        <w:spacing w:after="0" w:line="360" w:lineRule="auto"/>
         <w:rPr>
           <w:rFonts w:ascii="Times New Roman" w:eastAsia="Times New Roman" w:hAnsi="Times New Roman" w:cs="Times New Roman"/>
           <w:noProof w:val="0"/>
@@ -5119,7 +5148,7 @@
     <w:p>
       <w:pPr>
         <w:shd w:val="clear" w:color="auto" w:fill="0D1117"/>
-        <w:spacing w:after="0" w:line="285" w:lineRule="atLeast"/>
+        <w:spacing w:after="0" w:line="360" w:lineRule="auto"/>
         <w:rPr>
           <w:rFonts w:ascii="Times New Roman" w:eastAsia="Times New Roman" w:hAnsi="Times New Roman" w:cs="Times New Roman"/>
           <w:noProof w:val="0"/>
@@ -5225,6 +5254,7 @@
     <w:p>
       <w:pPr>
         <w:pStyle w:val="3"/>
+        <w:spacing w:line="360" w:lineRule="auto"/>
         <w:rPr>
           <w:rFonts w:ascii="Times New Roman" w:hAnsi="Times New Roman" w:cs="Times New Roman"/>
           <w:noProof w:val="0"/>
@@ -5341,7 +5371,7 @@
     <w:p>
       <w:pPr>
         <w:shd w:val="clear" w:color="auto" w:fill="0D1117"/>
-        <w:spacing w:after="0" w:line="285" w:lineRule="atLeast"/>
+        <w:spacing w:after="0" w:line="360" w:lineRule="auto"/>
         <w:rPr>
           <w:rFonts w:ascii="Times New Roman" w:eastAsia="Times New Roman" w:hAnsi="Times New Roman" w:cs="Times New Roman"/>
           <w:noProof w:val="0"/>
@@ -5552,7 +5582,7 @@
     </w:p>
     <w:p>
       <w:pPr>
-        <w:spacing w:line="259" w:lineRule="auto"/>
+        <w:spacing w:line="360" w:lineRule="auto"/>
         <w:rPr>
           <w:rFonts w:ascii="Times New Roman" w:eastAsia="Times New Roman" w:hAnsi="Times New Roman" w:cs="Times New Roman"/>
           <w:noProof w:val="0"/>
@@ -5592,7 +5622,7 @@
     <w:p>
       <w:pPr>
         <w:shd w:val="clear" w:color="auto" w:fill="0D1117"/>
-        <w:spacing w:after="0" w:line="285" w:lineRule="atLeast"/>
+        <w:spacing w:after="0" w:line="360" w:lineRule="auto"/>
         <w:rPr>
           <w:rFonts w:ascii="Times New Roman" w:eastAsia="Times New Roman" w:hAnsi="Times New Roman" w:cs="Times New Roman"/>
           <w:noProof w:val="0"/>
@@ -5703,6 +5733,7 @@
     <w:p>
       <w:pPr>
         <w:pStyle w:val="a5"/>
+        <w:spacing w:line="360" w:lineRule="auto"/>
         <w:rPr>
           <w:sz w:val="28"/>
           <w:szCs w:val="28"/>
@@ -5791,6 +5822,7 @@
     <w:p>
       <w:pPr>
         <w:pStyle w:val="a5"/>
+        <w:spacing w:line="360" w:lineRule="auto"/>
         <w:rPr>
           <w:sz w:val="28"/>
           <w:szCs w:val="28"/>
@@ -5899,7 +5931,7 @@
     <w:p>
       <w:pPr>
         <w:shd w:val="clear" w:color="auto" w:fill="0D1117"/>
-        <w:spacing w:after="0" w:line="285" w:lineRule="atLeast"/>
+        <w:spacing w:after="0" w:line="360" w:lineRule="auto"/>
         <w:rPr>
           <w:rFonts w:ascii="Times New Roman" w:eastAsia="Times New Roman" w:hAnsi="Times New Roman" w:cs="Times New Roman"/>
           <w:noProof w:val="0"/>
@@ -6051,6 +6083,7 @@
     <w:p>
       <w:pPr>
         <w:pStyle w:val="a5"/>
+        <w:spacing w:line="360" w:lineRule="auto"/>
         <w:rPr>
           <w:rStyle w:val="a4"/>
           <w:b w:val="0"/>
@@ -6075,6 +6108,7 @@
       </w:r>
       <w:r>
         <w:rPr>
+          <w:noProof/>
           <w:sz w:val="28"/>
           <w:szCs w:val="28"/>
         </w:rPr>
@@ -6118,13 +6152,15 @@
     <w:p>
       <w:pPr>
         <w:pStyle w:val="a5"/>
-        <w:rPr>
-          <w:sz w:val="28"/>
-          <w:szCs w:val="28"/>
-        </w:rPr>
-      </w:pPr>
-      <w:r>
-        <w:rPr>
+        <w:spacing w:line="360" w:lineRule="auto"/>
+        <w:rPr>
+          <w:sz w:val="28"/>
+          <w:szCs w:val="28"/>
+        </w:rPr>
+      </w:pPr>
+      <w:r>
+        <w:rPr>
+          <w:noProof/>
           <w:sz w:val="28"/>
           <w:szCs w:val="28"/>
         </w:rPr>
@@ -6182,15 +6218,7 @@
           <w:sz w:val="28"/>
           <w:szCs w:val="28"/>
         </w:rPr>
-        <w:t xml:space="preserve">4. </w:t>
-      </w:r>
-      <w:r>
-        <w:rPr>
-          <w:rFonts w:ascii="Times New Roman" w:hAnsi="Times New Roman" w:cs="Times New Roman"/>
-          <w:sz w:val="28"/>
-          <w:szCs w:val="28"/>
-        </w:rPr>
-        <w:t xml:space="preserve">У файлі </w:t>
+        <w:t xml:space="preserve">4. У файлі </w:t>
       </w:r>
       <w:r>
         <w:rPr>
@@ -6230,7 +6258,7 @@
     <w:p>
       <w:pPr>
         <w:shd w:val="clear" w:color="auto" w:fill="0D1117"/>
-        <w:spacing w:after="0" w:line="285" w:lineRule="atLeast"/>
+        <w:spacing w:after="0" w:line="360" w:lineRule="auto"/>
         <w:rPr>
           <w:rFonts w:ascii="Times New Roman" w:eastAsia="Times New Roman" w:hAnsi="Times New Roman" w:cs="Times New Roman"/>
           <w:noProof w:val="0"/>
@@ -6410,6 +6438,7 @@
     <w:p>
       <w:pPr>
         <w:pStyle w:val="a5"/>
+        <w:spacing w:line="360" w:lineRule="auto"/>
         <w:rPr>
           <w:sz w:val="28"/>
           <w:szCs w:val="28"/>
@@ -6532,7 +6561,7 @@
     <w:p>
       <w:pPr>
         <w:shd w:val="clear" w:color="auto" w:fill="0D1117"/>
-        <w:spacing w:after="0" w:line="285" w:lineRule="atLeast"/>
+        <w:spacing w:after="0" w:line="360" w:lineRule="auto"/>
         <w:rPr>
           <w:rFonts w:ascii="Times New Roman" w:eastAsia="Times New Roman" w:hAnsi="Times New Roman" w:cs="Times New Roman"/>
           <w:noProof w:val="0"/>
@@ -6697,6 +6726,7 @@
     <w:p>
       <w:pPr>
         <w:pStyle w:val="a5"/>
+        <w:spacing w:line="360" w:lineRule="auto"/>
         <w:rPr>
           <w:sz w:val="28"/>
           <w:szCs w:val="28"/>
@@ -6731,7 +6761,7 @@
     <w:p>
       <w:pPr>
         <w:shd w:val="clear" w:color="auto" w:fill="0D1117"/>
-        <w:spacing w:after="0" w:line="285" w:lineRule="atLeast"/>
+        <w:spacing w:after="0" w:line="360" w:lineRule="auto"/>
         <w:rPr>
           <w:rFonts w:ascii="Times New Roman" w:eastAsia="Times New Roman" w:hAnsi="Times New Roman" w:cs="Times New Roman"/>
           <w:noProof w:val="0"/>
@@ -6803,7 +6833,7 @@
     <w:p>
       <w:pPr>
         <w:shd w:val="clear" w:color="auto" w:fill="0D1117"/>
-        <w:spacing w:after="0" w:line="285" w:lineRule="atLeast"/>
+        <w:spacing w:after="0" w:line="360" w:lineRule="auto"/>
         <w:rPr>
           <w:rFonts w:ascii="Times New Roman" w:eastAsia="Times New Roman" w:hAnsi="Times New Roman" w:cs="Times New Roman"/>
           <w:noProof w:val="0"/>
@@ -6901,7 +6931,7 @@
     <w:p>
       <w:pPr>
         <w:shd w:val="clear" w:color="auto" w:fill="0D1117"/>
-        <w:spacing w:after="0" w:line="285" w:lineRule="atLeast"/>
+        <w:spacing w:after="0" w:line="360" w:lineRule="auto"/>
         <w:rPr>
           <w:rFonts w:ascii="Times New Roman" w:eastAsia="Times New Roman" w:hAnsi="Times New Roman" w:cs="Times New Roman"/>
           <w:noProof w:val="0"/>
@@ -7025,7 +7055,7 @@
     <w:p>
       <w:pPr>
         <w:shd w:val="clear" w:color="auto" w:fill="0D1117"/>
-        <w:spacing w:after="0" w:line="285" w:lineRule="atLeast"/>
+        <w:spacing w:after="0" w:line="360" w:lineRule="auto"/>
         <w:rPr>
           <w:rFonts w:ascii="Times New Roman" w:eastAsia="Times New Roman" w:hAnsi="Times New Roman" w:cs="Times New Roman"/>
           <w:noProof w:val="0"/>
@@ -7082,7 +7112,7 @@
     <w:p>
       <w:pPr>
         <w:shd w:val="clear" w:color="auto" w:fill="0D1117"/>
-        <w:spacing w:after="0" w:line="285" w:lineRule="atLeast"/>
+        <w:spacing w:after="0" w:line="360" w:lineRule="auto"/>
         <w:rPr>
           <w:rFonts w:ascii="Times New Roman" w:eastAsia="Times New Roman" w:hAnsi="Times New Roman" w:cs="Times New Roman"/>
           <w:noProof w:val="0"/>
@@ -7193,7 +7223,7 @@
     <w:p>
       <w:pPr>
         <w:shd w:val="clear" w:color="auto" w:fill="0D1117"/>
-        <w:spacing w:after="0" w:line="285" w:lineRule="atLeast"/>
+        <w:spacing w:after="0" w:line="360" w:lineRule="auto"/>
         <w:rPr>
           <w:rFonts w:ascii="Times New Roman" w:eastAsia="Times New Roman" w:hAnsi="Times New Roman" w:cs="Times New Roman"/>
           <w:noProof w:val="0"/>
@@ -7278,7 +7308,7 @@
     <w:p>
       <w:pPr>
         <w:shd w:val="clear" w:color="auto" w:fill="0D1117"/>
-        <w:spacing w:after="0" w:line="285" w:lineRule="atLeast"/>
+        <w:spacing w:after="0" w:line="360" w:lineRule="auto"/>
         <w:rPr>
           <w:rFonts w:ascii="Times New Roman" w:eastAsia="Times New Roman" w:hAnsi="Times New Roman" w:cs="Times New Roman"/>
           <w:noProof w:val="0"/>
@@ -7376,7 +7406,7 @@
     <w:p>
       <w:pPr>
         <w:shd w:val="clear" w:color="auto" w:fill="0D1117"/>
-        <w:spacing w:after="0" w:line="285" w:lineRule="atLeast"/>
+        <w:spacing w:after="0" w:line="360" w:lineRule="auto"/>
         <w:rPr>
           <w:rFonts w:ascii="Times New Roman" w:eastAsia="Times New Roman" w:hAnsi="Times New Roman" w:cs="Times New Roman"/>
           <w:noProof w:val="0"/>
@@ -7474,29 +7504,30 @@
     <w:p>
       <w:pPr>
         <w:shd w:val="clear" w:color="auto" w:fill="0D1117"/>
-        <w:spacing w:after="0" w:line="285" w:lineRule="atLeast"/>
-        <w:rPr>
-          <w:rFonts w:ascii="Times New Roman" w:eastAsia="Times New Roman" w:hAnsi="Times New Roman" w:cs="Times New Roman"/>
-          <w:noProof w:val="0"/>
-          <w:color w:val="C9D1D9"/>
-          <w:kern w:val="0"/>
-          <w:sz w:val="28"/>
-          <w:szCs w:val="28"/>
-          <w:lang w:eastAsia="uk-UA"/>
-          <w14:ligatures w14:val="none"/>
-        </w:rPr>
-      </w:pPr>
-      <w:r>
-        <w:rPr>
-          <w:rFonts w:ascii="Times New Roman" w:eastAsia="Times New Roman" w:hAnsi="Times New Roman" w:cs="Times New Roman"/>
-          <w:noProof w:val="0"/>
-          <w:color w:val="C9D1D9"/>
-          <w:kern w:val="0"/>
-          <w:sz w:val="28"/>
-          <w:szCs w:val="28"/>
-          <w:lang w:eastAsia="uk-UA"/>
-          <w14:ligatures w14:val="none"/>
-        </w:rPr>
+        <w:spacing w:after="0" w:line="360" w:lineRule="auto"/>
+        <w:rPr>
+          <w:rFonts w:ascii="Times New Roman" w:eastAsia="Times New Roman" w:hAnsi="Times New Roman" w:cs="Times New Roman"/>
+          <w:noProof w:val="0"/>
+          <w:color w:val="C9D1D9"/>
+          <w:kern w:val="0"/>
+          <w:sz w:val="28"/>
+          <w:szCs w:val="28"/>
+          <w:lang w:eastAsia="uk-UA"/>
+          <w14:ligatures w14:val="none"/>
+        </w:rPr>
+      </w:pPr>
+      <w:r>
+        <w:rPr>
+          <w:rFonts w:ascii="Times New Roman" w:eastAsia="Times New Roman" w:hAnsi="Times New Roman" w:cs="Times New Roman"/>
+          <w:noProof w:val="0"/>
+          <w:color w:val="C9D1D9"/>
+          <w:kern w:val="0"/>
+          <w:sz w:val="28"/>
+          <w:szCs w:val="28"/>
+          <w:lang w:eastAsia="uk-UA"/>
+          <w14:ligatures w14:val="none"/>
+        </w:rPr>
+        <w:lastRenderedPageBreak/>
         <w:t xml:space="preserve">                          </w:t>
       </w:r>
       <w:proofErr w:type="spellStart"/>
@@ -7639,7 +7670,7 @@
     <w:p>
       <w:pPr>
         <w:shd w:val="clear" w:color="auto" w:fill="0D1117"/>
-        <w:spacing w:after="0" w:line="285" w:lineRule="atLeast"/>
+        <w:spacing w:after="0" w:line="360" w:lineRule="auto"/>
         <w:rPr>
           <w:rFonts w:ascii="Times New Roman" w:eastAsia="Times New Roman" w:hAnsi="Times New Roman" w:cs="Times New Roman"/>
           <w:noProof w:val="0"/>
@@ -7765,7 +7796,7 @@
     <w:p>
       <w:pPr>
         <w:shd w:val="clear" w:color="auto" w:fill="0D1117"/>
-        <w:spacing w:after="0" w:line="285" w:lineRule="atLeast"/>
+        <w:spacing w:after="0" w:line="360" w:lineRule="auto"/>
         <w:rPr>
           <w:rFonts w:ascii="Times New Roman" w:eastAsia="Times New Roman" w:hAnsi="Times New Roman" w:cs="Times New Roman"/>
           <w:noProof w:val="0"/>
@@ -7794,7 +7825,7 @@
     <w:p>
       <w:pPr>
         <w:shd w:val="clear" w:color="auto" w:fill="0D1117"/>
-        <w:spacing w:after="0" w:line="285" w:lineRule="atLeast"/>
+        <w:spacing w:after="0" w:line="360" w:lineRule="auto"/>
         <w:rPr>
           <w:rFonts w:ascii="Times New Roman" w:eastAsia="Times New Roman" w:hAnsi="Times New Roman" w:cs="Times New Roman"/>
           <w:noProof w:val="0"/>
@@ -7851,7 +7882,7 @@
     <w:p>
       <w:pPr>
         <w:shd w:val="clear" w:color="auto" w:fill="0D1117"/>
-        <w:spacing w:after="0" w:line="285" w:lineRule="atLeast"/>
+        <w:spacing w:after="0" w:line="360" w:lineRule="auto"/>
         <w:rPr>
           <w:rFonts w:ascii="Times New Roman" w:eastAsia="Times New Roman" w:hAnsi="Times New Roman" w:cs="Times New Roman"/>
           <w:noProof w:val="0"/>
@@ -7949,7 +7980,7 @@
     <w:p>
       <w:pPr>
         <w:shd w:val="clear" w:color="auto" w:fill="0D1117"/>
-        <w:spacing w:after="0" w:line="285" w:lineRule="atLeast"/>
+        <w:spacing w:after="0" w:line="360" w:lineRule="auto"/>
         <w:rPr>
           <w:rFonts w:ascii="Times New Roman" w:eastAsia="Times New Roman" w:hAnsi="Times New Roman" w:cs="Times New Roman"/>
           <w:noProof w:val="0"/>
@@ -8006,7 +8037,7 @@
     <w:p>
       <w:pPr>
         <w:shd w:val="clear" w:color="auto" w:fill="0D1117"/>
-        <w:spacing w:after="0" w:line="285" w:lineRule="atLeast"/>
+        <w:spacing w:after="0" w:line="360" w:lineRule="auto"/>
         <w:rPr>
           <w:rFonts w:ascii="Times New Roman" w:eastAsia="Times New Roman" w:hAnsi="Times New Roman" w:cs="Times New Roman"/>
           <w:noProof w:val="0"/>
@@ -8117,37 +8148,36 @@
     <w:p>
       <w:pPr>
         <w:shd w:val="clear" w:color="auto" w:fill="0D1117"/>
-        <w:spacing w:after="0" w:line="285" w:lineRule="atLeast"/>
-        <w:rPr>
-          <w:rFonts w:ascii="Times New Roman" w:eastAsia="Times New Roman" w:hAnsi="Times New Roman" w:cs="Times New Roman"/>
-          <w:noProof w:val="0"/>
-          <w:color w:val="C9D1D9"/>
-          <w:kern w:val="0"/>
-          <w:sz w:val="28"/>
-          <w:szCs w:val="28"/>
-          <w:lang w:eastAsia="uk-UA"/>
-          <w14:ligatures w14:val="none"/>
-        </w:rPr>
-      </w:pPr>
-      <w:r>
-        <w:rPr>
-          <w:rFonts w:ascii="Times New Roman" w:eastAsia="Times New Roman" w:hAnsi="Times New Roman" w:cs="Times New Roman"/>
-          <w:noProof w:val="0"/>
-          <w:color w:val="C9D1D9"/>
-          <w:kern w:val="0"/>
-          <w:sz w:val="28"/>
-          <w:szCs w:val="28"/>
-          <w:lang w:eastAsia="uk-UA"/>
-          <w14:ligatures w14:val="none"/>
-        </w:rPr>
-        <w:lastRenderedPageBreak/>
+        <w:spacing w:after="0" w:line="360" w:lineRule="auto"/>
+        <w:rPr>
+          <w:rFonts w:ascii="Times New Roman" w:eastAsia="Times New Roman" w:hAnsi="Times New Roman" w:cs="Times New Roman"/>
+          <w:noProof w:val="0"/>
+          <w:color w:val="C9D1D9"/>
+          <w:kern w:val="0"/>
+          <w:sz w:val="28"/>
+          <w:szCs w:val="28"/>
+          <w:lang w:eastAsia="uk-UA"/>
+          <w14:ligatures w14:val="none"/>
+        </w:rPr>
+      </w:pPr>
+      <w:r>
+        <w:rPr>
+          <w:rFonts w:ascii="Times New Roman" w:eastAsia="Times New Roman" w:hAnsi="Times New Roman" w:cs="Times New Roman"/>
+          <w:noProof w:val="0"/>
+          <w:color w:val="C9D1D9"/>
+          <w:kern w:val="0"/>
+          <w:sz w:val="28"/>
+          <w:szCs w:val="28"/>
+          <w:lang w:eastAsia="uk-UA"/>
+          <w14:ligatures w14:val="none"/>
+        </w:rPr>
         <w:t>                  });</w:t>
       </w:r>
     </w:p>
     <w:p>
       <w:pPr>
         <w:shd w:val="clear" w:color="auto" w:fill="0D1117"/>
-        <w:spacing w:after="0" w:line="285" w:lineRule="atLeast"/>
+        <w:spacing w:after="0" w:line="360" w:lineRule="auto"/>
         <w:rPr>
           <w:rFonts w:ascii="Times New Roman" w:eastAsia="Times New Roman" w:hAnsi="Times New Roman" w:cs="Times New Roman"/>
           <w:noProof w:val="0"/>
@@ -8176,7 +8206,7 @@
     <w:p>
       <w:pPr>
         <w:shd w:val="clear" w:color="auto" w:fill="0D1117"/>
-        <w:spacing w:after="0" w:line="285" w:lineRule="atLeast"/>
+        <w:spacing w:after="0" w:line="360" w:lineRule="auto"/>
         <w:rPr>
           <w:rFonts w:ascii="Times New Roman" w:eastAsia="Times New Roman" w:hAnsi="Times New Roman" w:cs="Times New Roman"/>
           <w:noProof w:val="0"/>
@@ -8205,6 +8235,7 @@
     <w:p>
       <w:pPr>
         <w:pStyle w:val="a5"/>
+        <w:spacing w:line="360" w:lineRule="auto"/>
         <w:rPr>
           <w:sz w:val="28"/>
           <w:szCs w:val="28"/>
@@ -8266,7 +8297,7 @@
     <w:p>
       <w:pPr>
         <w:shd w:val="clear" w:color="auto" w:fill="0D1117"/>
-        <w:spacing w:after="0" w:line="285" w:lineRule="atLeast"/>
+        <w:spacing w:after="0" w:line="360" w:lineRule="auto"/>
         <w:rPr>
           <w:rFonts w:ascii="Times New Roman" w:eastAsia="Times New Roman" w:hAnsi="Times New Roman" w:cs="Times New Roman"/>
           <w:noProof w:val="0"/>
@@ -8310,7 +8341,7 @@
     <w:p>
       <w:pPr>
         <w:shd w:val="clear" w:color="auto" w:fill="0D1117"/>
-        <w:spacing w:after="0" w:line="285" w:lineRule="atLeast"/>
+        <w:spacing w:after="0" w:line="360" w:lineRule="auto"/>
         <w:rPr>
           <w:rFonts w:ascii="Times New Roman" w:eastAsia="Times New Roman" w:hAnsi="Times New Roman" w:cs="Times New Roman"/>
           <w:noProof w:val="0"/>
@@ -8421,7 +8452,7 @@
     <w:p>
       <w:pPr>
         <w:shd w:val="clear" w:color="auto" w:fill="0D1117"/>
-        <w:spacing w:after="0" w:line="285" w:lineRule="atLeast"/>
+        <w:spacing w:after="0" w:line="360" w:lineRule="auto"/>
         <w:rPr>
           <w:rFonts w:ascii="Times New Roman" w:eastAsia="Times New Roman" w:hAnsi="Times New Roman" w:cs="Times New Roman"/>
           <w:noProof w:val="0"/>
@@ -8560,7 +8591,7 @@
     <w:p>
       <w:pPr>
         <w:shd w:val="clear" w:color="auto" w:fill="0D1117"/>
-        <w:spacing w:after="0" w:line="285" w:lineRule="atLeast"/>
+        <w:spacing w:after="0" w:line="360" w:lineRule="auto"/>
         <w:rPr>
           <w:rFonts w:ascii="Times New Roman" w:eastAsia="Times New Roman" w:hAnsi="Times New Roman" w:cs="Times New Roman"/>
           <w:noProof w:val="0"/>
@@ -8712,7 +8743,7 @@
     <w:p>
       <w:pPr>
         <w:shd w:val="clear" w:color="auto" w:fill="0D1117"/>
-        <w:spacing w:after="0" w:line="285" w:lineRule="atLeast"/>
+        <w:spacing w:after="0" w:line="360" w:lineRule="auto"/>
         <w:rPr>
           <w:rFonts w:ascii="Times New Roman" w:eastAsia="Times New Roman" w:hAnsi="Times New Roman" w:cs="Times New Roman"/>
           <w:noProof w:val="0"/>
@@ -8823,7 +8854,7 @@
     <w:p>
       <w:pPr>
         <w:shd w:val="clear" w:color="auto" w:fill="0D1117"/>
-        <w:spacing w:after="0" w:line="285" w:lineRule="atLeast"/>
+        <w:spacing w:after="0" w:line="360" w:lineRule="auto"/>
         <w:rPr>
           <w:rFonts w:ascii="Times New Roman" w:eastAsia="Times New Roman" w:hAnsi="Times New Roman" w:cs="Times New Roman"/>
           <w:noProof w:val="0"/>
@@ -9042,7 +9073,7 @@
     <w:p>
       <w:pPr>
         <w:shd w:val="clear" w:color="auto" w:fill="0D1117"/>
-        <w:spacing w:after="0" w:line="285" w:lineRule="atLeast"/>
+        <w:spacing w:after="0" w:line="360" w:lineRule="auto"/>
         <w:rPr>
           <w:rFonts w:ascii="Times New Roman" w:eastAsia="Times New Roman" w:hAnsi="Times New Roman" w:cs="Times New Roman"/>
           <w:noProof w:val="0"/>
@@ -9150,6 +9181,7 @@
           <w:szCs w:val="28"/>
           <w14:ligatures w14:val="none"/>
         </w:rPr>
+        <w:lastRenderedPageBreak/>
         <w:drawing>
           <wp:inline distT="0" distB="0" distL="0" distR="0" wp14:anchorId="1ACA4E5B" wp14:editId="5E2CC004">
             <wp:extent cx="3867150" cy="3228975"/>
@@ -9214,7 +9246,6 @@
           <w:sz w:val="28"/>
           <w:szCs w:val="28"/>
         </w:rPr>
-        <w:lastRenderedPageBreak/>
         <w:t>6.</w:t>
       </w:r>
       <w:r>
@@ -9288,10 +9319,10 @@
     <w:p>
       <w:pPr>
         <w:shd w:val="clear" w:color="auto" w:fill="0D1117"/>
-        <w:spacing w:after="0" w:line="285" w:lineRule="atLeast"/>
+        <w:spacing w:after="0" w:line="360" w:lineRule="auto"/>
         <w:rPr>
           <w:rStyle w:val="HTML"/>
-          <w:rFonts w:ascii="Times New Roman" w:hAnsi="Times New Roman" w:cs="Times New Roman"/>
+          <w:rFonts w:ascii="Times New Roman" w:eastAsiaTheme="minorHAnsi" w:hAnsi="Times New Roman" w:cs="Times New Roman"/>
           <w:noProof w:val="0"/>
           <w:color w:val="C9D1D9"/>
           <w:kern w:val="0"/>
@@ -9456,6 +9487,7 @@
     <w:p>
       <w:pPr>
         <w:pStyle w:val="a5"/>
+        <w:spacing w:line="360" w:lineRule="auto"/>
         <w:rPr>
           <w:sz w:val="28"/>
           <w:szCs w:val="28"/>
@@ -9587,7 +9619,24 @@
           <w:szCs w:val="28"/>
         </w:rPr>
         <w:br/>
-        <w:t>Зробив перевірку, щоб поле "Назва" не було порожнім, а "Сума" була числом більше 0.</w:t>
+        <w:t>Зробив перевірку, щоб поле "Назва" не було порожнім, а "Сума" була числом більше</w:t>
+      </w:r>
+      <w:r>
+        <w:rPr>
+          <w:rFonts w:ascii="Times New Roman" w:hAnsi="Times New Roman" w:cs="Times New Roman"/>
+          <w:sz w:val="28"/>
+          <w:szCs w:val="28"/>
+          <w:lang w:val="en-US"/>
+        </w:rPr>
+        <w:t> </w:t>
+      </w:r>
+      <w:r>
+        <w:rPr>
+          <w:rFonts w:ascii="Times New Roman" w:hAnsi="Times New Roman" w:cs="Times New Roman"/>
+          <w:sz w:val="28"/>
+          <w:szCs w:val="28"/>
+        </w:rPr>
+        <w:t>0.</w:t>
       </w:r>
       <w:r>
         <w:rPr>
@@ -9602,7 +9651,7 @@
     <w:p>
       <w:pPr>
         <w:shd w:val="clear" w:color="auto" w:fill="0D1117"/>
-        <w:spacing w:after="0" w:line="285" w:lineRule="atLeast"/>
+        <w:spacing w:after="0" w:line="360" w:lineRule="auto"/>
         <w:rPr>
           <w:rFonts w:ascii="Times New Roman" w:eastAsia="Times New Roman" w:hAnsi="Times New Roman" w:cs="Times New Roman"/>
           <w:noProof w:val="0"/>
@@ -9728,7 +9777,7 @@
     <w:p>
       <w:pPr>
         <w:shd w:val="clear" w:color="auto" w:fill="0D1117"/>
-        <w:spacing w:after="0" w:line="285" w:lineRule="atLeast"/>
+        <w:spacing w:after="0" w:line="360" w:lineRule="auto"/>
         <w:rPr>
           <w:rFonts w:ascii="Times New Roman" w:eastAsia="Times New Roman" w:hAnsi="Times New Roman" w:cs="Times New Roman"/>
           <w:noProof w:val="0"/>
@@ -9839,7 +9888,7 @@
     <w:p>
       <w:pPr>
         <w:shd w:val="clear" w:color="auto" w:fill="0D1117"/>
-        <w:spacing w:after="0" w:line="285" w:lineRule="atLeast"/>
+        <w:spacing w:after="0" w:line="360" w:lineRule="auto"/>
         <w:rPr>
           <w:rFonts w:ascii="Times New Roman" w:eastAsia="Times New Roman" w:hAnsi="Times New Roman" w:cs="Times New Roman"/>
           <w:noProof w:val="0"/>
@@ -10017,7 +10066,7 @@
     <w:p>
       <w:pPr>
         <w:shd w:val="clear" w:color="auto" w:fill="0D1117"/>
-        <w:spacing w:after="0" w:line="285" w:lineRule="atLeast"/>
+        <w:spacing w:after="0" w:line="360" w:lineRule="auto"/>
         <w:rPr>
           <w:rFonts w:ascii="Times New Roman" w:eastAsia="Times New Roman" w:hAnsi="Times New Roman" w:cs="Times New Roman"/>
           <w:noProof w:val="0"/>
@@ -10180,7 +10229,7 @@
     <w:p>
       <w:pPr>
         <w:shd w:val="clear" w:color="auto" w:fill="0D1117"/>
-        <w:spacing w:after="0" w:line="285" w:lineRule="atLeast"/>
+        <w:spacing w:after="0" w:line="360" w:lineRule="auto"/>
         <w:rPr>
           <w:rFonts w:ascii="Times New Roman" w:eastAsia="Times New Roman" w:hAnsi="Times New Roman" w:cs="Times New Roman"/>
           <w:noProof w:val="0"/>
@@ -10237,7 +10286,7 @@
     <w:p>
       <w:pPr>
         <w:shd w:val="clear" w:color="auto" w:fill="0D1117"/>
-        <w:spacing w:after="0" w:line="285" w:lineRule="atLeast"/>
+        <w:spacing w:after="0" w:line="360" w:lineRule="auto"/>
         <w:rPr>
           <w:rFonts w:ascii="Times New Roman" w:eastAsia="Times New Roman" w:hAnsi="Times New Roman" w:cs="Times New Roman"/>
           <w:noProof w:val="0"/>
@@ -10335,7 +10384,7 @@
     <w:p>
       <w:pPr>
         <w:shd w:val="clear" w:color="auto" w:fill="0D1117"/>
-        <w:spacing w:after="0" w:line="285" w:lineRule="atLeast"/>
+        <w:spacing w:after="0" w:line="360" w:lineRule="auto"/>
         <w:rPr>
           <w:rFonts w:ascii="Times New Roman" w:eastAsia="Times New Roman" w:hAnsi="Times New Roman" w:cs="Times New Roman"/>
           <w:noProof w:val="0"/>
@@ -10392,7 +10441,7 @@
     <w:p>
       <w:pPr>
         <w:shd w:val="clear" w:color="auto" w:fill="0D1117"/>
-        <w:spacing w:after="0" w:line="285" w:lineRule="atLeast"/>
+        <w:spacing w:after="0" w:line="360" w:lineRule="auto"/>
         <w:rPr>
           <w:rFonts w:ascii="Times New Roman" w:eastAsia="Times New Roman" w:hAnsi="Times New Roman" w:cs="Times New Roman"/>
           <w:noProof w:val="0"/>
@@ -10503,7 +10552,7 @@
     <w:p>
       <w:pPr>
         <w:shd w:val="clear" w:color="auto" w:fill="0D1117"/>
-        <w:spacing w:after="0" w:line="285" w:lineRule="atLeast"/>
+        <w:spacing w:after="0" w:line="360" w:lineRule="auto"/>
         <w:rPr>
           <w:rFonts w:ascii="Times New Roman" w:eastAsia="Times New Roman" w:hAnsi="Times New Roman" w:cs="Times New Roman"/>
           <w:noProof w:val="0"/>
@@ -10655,7 +10704,7 @@
     <w:p>
       <w:pPr>
         <w:shd w:val="clear" w:color="auto" w:fill="0D1117"/>
-        <w:spacing w:after="0" w:line="285" w:lineRule="atLeast"/>
+        <w:spacing w:after="0" w:line="360" w:lineRule="auto"/>
         <w:rPr>
           <w:rFonts w:ascii="Times New Roman" w:eastAsia="Times New Roman" w:hAnsi="Times New Roman" w:cs="Times New Roman"/>
           <w:noProof w:val="0"/>
@@ -10781,7 +10830,7 @@
     <w:p>
       <w:pPr>
         <w:shd w:val="clear" w:color="auto" w:fill="0D1117"/>
-        <w:spacing w:after="0" w:line="285" w:lineRule="atLeast"/>
+        <w:spacing w:after="0" w:line="360" w:lineRule="auto"/>
         <w:rPr>
           <w:rFonts w:ascii="Times New Roman" w:eastAsia="Times New Roman" w:hAnsi="Times New Roman" w:cs="Times New Roman"/>
           <w:noProof w:val="0"/>
@@ -10836,7 +10885,7 @@
     <w:p>
       <w:pPr>
         <w:shd w:val="clear" w:color="auto" w:fill="0D1117"/>
-        <w:spacing w:after="0" w:line="285" w:lineRule="atLeast"/>
+        <w:spacing w:after="0" w:line="360" w:lineRule="auto"/>
         <w:rPr>
           <w:rFonts w:ascii="Times New Roman" w:eastAsia="Times New Roman" w:hAnsi="Times New Roman" w:cs="Times New Roman"/>
           <w:noProof w:val="0"/>
@@ -10865,30 +10914,29 @@
     <w:p>
       <w:pPr>
         <w:shd w:val="clear" w:color="auto" w:fill="0D1117"/>
-        <w:spacing w:after="0" w:line="285" w:lineRule="atLeast"/>
-        <w:rPr>
-          <w:rFonts w:ascii="Times New Roman" w:eastAsia="Times New Roman" w:hAnsi="Times New Roman" w:cs="Times New Roman"/>
-          <w:noProof w:val="0"/>
-          <w:color w:val="C9D1D9"/>
-          <w:kern w:val="0"/>
-          <w:sz w:val="28"/>
-          <w:szCs w:val="28"/>
-          <w:lang w:eastAsia="uk-UA"/>
-          <w14:ligatures w14:val="none"/>
-        </w:rPr>
-      </w:pPr>
-      <w:r>
-        <w:rPr>
-          <w:rFonts w:ascii="Times New Roman" w:eastAsia="Times New Roman" w:hAnsi="Times New Roman" w:cs="Times New Roman"/>
-          <w:noProof w:val="0"/>
-          <w:color w:val="C9D1D9"/>
-          <w:kern w:val="0"/>
-          <w:sz w:val="28"/>
-          <w:szCs w:val="28"/>
-          <w:lang w:eastAsia="uk-UA"/>
-          <w14:ligatures w14:val="none"/>
-        </w:rPr>
-        <w:lastRenderedPageBreak/>
+        <w:spacing w:after="0" w:line="360" w:lineRule="auto"/>
+        <w:rPr>
+          <w:rFonts w:ascii="Times New Roman" w:eastAsia="Times New Roman" w:hAnsi="Times New Roman" w:cs="Times New Roman"/>
+          <w:noProof w:val="0"/>
+          <w:color w:val="C9D1D9"/>
+          <w:kern w:val="0"/>
+          <w:sz w:val="28"/>
+          <w:szCs w:val="28"/>
+          <w:lang w:eastAsia="uk-UA"/>
+          <w14:ligatures w14:val="none"/>
+        </w:rPr>
+      </w:pPr>
+      <w:r>
+        <w:rPr>
+          <w:rFonts w:ascii="Times New Roman" w:eastAsia="Times New Roman" w:hAnsi="Times New Roman" w:cs="Times New Roman"/>
+          <w:noProof w:val="0"/>
+          <w:color w:val="C9D1D9"/>
+          <w:kern w:val="0"/>
+          <w:sz w:val="28"/>
+          <w:szCs w:val="28"/>
+          <w:lang w:eastAsia="uk-UA"/>
+          <w14:ligatures w14:val="none"/>
+        </w:rPr>
         <w:t xml:space="preserve">              </w:t>
       </w:r>
       <w:proofErr w:type="spellStart"/>
@@ -10936,7 +10984,7 @@
     <w:p>
       <w:pPr>
         <w:shd w:val="clear" w:color="auto" w:fill="0D1117"/>
-        <w:spacing w:after="0" w:line="285" w:lineRule="atLeast"/>
+        <w:spacing w:after="0" w:line="360" w:lineRule="auto"/>
         <w:rPr>
           <w:rFonts w:ascii="Times New Roman" w:eastAsia="Times New Roman" w:hAnsi="Times New Roman" w:cs="Times New Roman"/>
           <w:noProof w:val="0"/>
@@ -10993,7 +11041,7 @@
     <w:p>
       <w:pPr>
         <w:shd w:val="clear" w:color="auto" w:fill="0D1117"/>
-        <w:spacing w:after="0" w:line="285" w:lineRule="atLeast"/>
+        <w:spacing w:after="0" w:line="360" w:lineRule="auto"/>
         <w:rPr>
           <w:rFonts w:ascii="Times New Roman" w:eastAsia="Times New Roman" w:hAnsi="Times New Roman" w:cs="Times New Roman"/>
           <w:noProof w:val="0"/>
@@ -11199,7 +11247,7 @@
     <w:p>
       <w:pPr>
         <w:shd w:val="clear" w:color="auto" w:fill="0D1117"/>
-        <w:spacing w:after="0" w:line="285" w:lineRule="atLeast"/>
+        <w:spacing w:after="0" w:line="360" w:lineRule="auto"/>
         <w:rPr>
           <w:rFonts w:ascii="Times New Roman" w:eastAsia="Times New Roman" w:hAnsi="Times New Roman" w:cs="Times New Roman"/>
           <w:noProof w:val="0"/>
@@ -11351,7 +11399,7 @@
     <w:p>
       <w:pPr>
         <w:shd w:val="clear" w:color="auto" w:fill="0D1117"/>
-        <w:spacing w:after="0" w:line="285" w:lineRule="atLeast"/>
+        <w:spacing w:after="0" w:line="360" w:lineRule="auto"/>
         <w:rPr>
           <w:rFonts w:ascii="Times New Roman" w:eastAsia="Times New Roman" w:hAnsi="Times New Roman" w:cs="Times New Roman"/>
           <w:noProof w:val="0"/>
@@ -11380,7 +11428,7 @@
     <w:p>
       <w:pPr>
         <w:shd w:val="clear" w:color="auto" w:fill="0D1117"/>
-        <w:spacing w:after="0" w:line="285" w:lineRule="atLeast"/>
+        <w:spacing w:after="0" w:line="360" w:lineRule="auto"/>
         <w:rPr>
           <w:rFonts w:ascii="Times New Roman" w:eastAsia="Times New Roman" w:hAnsi="Times New Roman" w:cs="Times New Roman"/>
           <w:noProof w:val="0"/>
@@ -11409,7 +11457,7 @@
     <w:p>
       <w:pPr>
         <w:shd w:val="clear" w:color="auto" w:fill="0D1117"/>
-        <w:spacing w:after="0" w:line="285" w:lineRule="atLeast"/>
+        <w:spacing w:after="0" w:line="360" w:lineRule="auto"/>
         <w:rPr>
           <w:rFonts w:ascii="Times New Roman" w:eastAsia="Times New Roman" w:hAnsi="Times New Roman" w:cs="Times New Roman"/>
           <w:noProof w:val="0"/>
@@ -11438,7 +11486,7 @@
     <w:p>
       <w:pPr>
         <w:shd w:val="clear" w:color="auto" w:fill="0D1117"/>
-        <w:spacing w:after="0" w:line="285" w:lineRule="atLeast"/>
+        <w:spacing w:after="0" w:line="360" w:lineRule="auto"/>
         <w:rPr>
           <w:rFonts w:ascii="Times New Roman" w:eastAsia="Times New Roman" w:hAnsi="Times New Roman" w:cs="Times New Roman"/>
           <w:noProof w:val="0"/>
@@ -11467,7 +11515,7 @@
     <w:p>
       <w:pPr>
         <w:shd w:val="clear" w:color="auto" w:fill="0D1117"/>
-        <w:spacing w:after="0" w:line="285" w:lineRule="atLeast"/>
+        <w:spacing w:after="0" w:line="360" w:lineRule="auto"/>
         <w:rPr>
           <w:rFonts w:ascii="Times New Roman" w:eastAsia="Times New Roman" w:hAnsi="Times New Roman" w:cs="Times New Roman"/>
           <w:noProof w:val="0"/>
@@ -11524,7 +11572,7 @@
     <w:p>
       <w:pPr>
         <w:shd w:val="clear" w:color="auto" w:fill="0D1117"/>
-        <w:spacing w:after="0" w:line="285" w:lineRule="atLeast"/>
+        <w:spacing w:after="0" w:line="360" w:lineRule="auto"/>
         <w:rPr>
           <w:rFonts w:ascii="Times New Roman" w:eastAsia="Times New Roman" w:hAnsi="Times New Roman" w:cs="Times New Roman"/>
           <w:noProof w:val="0"/>
@@ -11579,6 +11627,7 @@
           <w:szCs w:val="28"/>
           <w14:ligatures w14:val="none"/>
         </w:rPr>
+        <w:lastRenderedPageBreak/>
         <w:drawing>
           <wp:inline distT="0" distB="0" distL="0" distR="0" wp14:anchorId="5F619ED3" wp14:editId="6A6E45C6">
             <wp:extent cx="6120765" cy="4681220"/>
@@ -11630,24 +11679,18 @@
     <w:p>
       <w:pPr>
         <w:pStyle w:val="a5"/>
-        <w:rPr>
-          <w:sz w:val="28"/>
-          <w:szCs w:val="28"/>
-        </w:rPr>
-      </w:pPr>
-      <w:r>
-        <w:rPr>
-          <w:sz w:val="28"/>
-          <w:szCs w:val="28"/>
-        </w:rPr>
-        <w:t xml:space="preserve">8. </w:t>
-      </w:r>
-      <w:r>
-        <w:rPr>
-          <w:sz w:val="28"/>
-          <w:szCs w:val="28"/>
-        </w:rPr>
-        <w:t xml:space="preserve">У файлі </w:t>
+        <w:spacing w:line="360" w:lineRule="auto"/>
+        <w:rPr>
+          <w:sz w:val="28"/>
+          <w:szCs w:val="28"/>
+        </w:rPr>
+      </w:pPr>
+      <w:r>
+        <w:rPr>
+          <w:sz w:val="28"/>
+          <w:szCs w:val="28"/>
+        </w:rPr>
+        <w:t xml:space="preserve">8. У файлі </w:t>
       </w:r>
       <w:proofErr w:type="spellStart"/>
       <w:r>
@@ -11698,7 +11741,7 @@
     <w:p>
       <w:pPr>
         <w:shd w:val="clear" w:color="auto" w:fill="0D1117"/>
-        <w:spacing w:after="0" w:line="285" w:lineRule="atLeast"/>
+        <w:spacing w:after="0" w:line="360" w:lineRule="auto"/>
         <w:rPr>
           <w:rFonts w:ascii="Times New Roman" w:eastAsia="Times New Roman" w:hAnsi="Times New Roman" w:cs="Times New Roman"/>
           <w:noProof w:val="0"/>
@@ -11783,6 +11826,7 @@
     <w:p>
       <w:pPr>
         <w:pStyle w:val="a5"/>
+        <w:spacing w:line="360" w:lineRule="auto"/>
         <w:rPr>
           <w:sz w:val="28"/>
           <w:szCs w:val="28"/>
@@ -11817,7 +11861,7 @@
     <w:p>
       <w:pPr>
         <w:shd w:val="clear" w:color="auto" w:fill="0D1117"/>
-        <w:spacing w:after="0" w:line="285" w:lineRule="atLeast"/>
+        <w:spacing w:after="0" w:line="360" w:lineRule="auto"/>
         <w:rPr>
           <w:rFonts w:ascii="Times New Roman" w:eastAsia="Times New Roman" w:hAnsi="Times New Roman" w:cs="Times New Roman"/>
           <w:noProof w:val="0"/>
@@ -11861,7 +11905,865 @@
     <w:p>
       <w:pPr>
         <w:shd w:val="clear" w:color="auto" w:fill="0D1117"/>
-        <w:spacing w:after="0" w:line="285" w:lineRule="atLeast"/>
+        <w:spacing w:after="0" w:line="360" w:lineRule="auto"/>
+        <w:rPr>
+          <w:rFonts w:ascii="Times New Roman" w:eastAsia="Times New Roman" w:hAnsi="Times New Roman" w:cs="Times New Roman"/>
+          <w:noProof w:val="0"/>
+          <w:color w:val="C9D1D9"/>
+          <w:kern w:val="0"/>
+          <w:sz w:val="28"/>
+          <w:szCs w:val="28"/>
+          <w:lang w:eastAsia="uk-UA"/>
+          <w14:ligatures w14:val="none"/>
+        </w:rPr>
+      </w:pPr>
+      <w:r>
+        <w:rPr>
+          <w:rFonts w:ascii="Times New Roman" w:eastAsia="Times New Roman" w:hAnsi="Times New Roman" w:cs="Times New Roman"/>
+          <w:noProof w:val="0"/>
+          <w:color w:val="C9D1D9"/>
+          <w:kern w:val="0"/>
+          <w:sz w:val="28"/>
+          <w:szCs w:val="28"/>
+          <w:lang w:eastAsia="uk-UA"/>
+          <w14:ligatures w14:val="none"/>
+        </w:rPr>
+        <w:t xml:space="preserve">            </w:t>
+      </w:r>
+      <w:proofErr w:type="spellStart"/>
+      <w:r>
+        <w:rPr>
+          <w:rFonts w:ascii="Times New Roman" w:eastAsia="Times New Roman" w:hAnsi="Times New Roman" w:cs="Times New Roman"/>
+          <w:noProof w:val="0"/>
+          <w:color w:val="FDAC54"/>
+          <w:kern w:val="0"/>
+          <w:sz w:val="28"/>
+          <w:szCs w:val="28"/>
+          <w:lang w:eastAsia="uk-UA"/>
+          <w14:ligatures w14:val="none"/>
+        </w:rPr>
+        <w:t>padding</w:t>
+      </w:r>
+      <w:proofErr w:type="spellEnd"/>
+      <w:r>
+        <w:rPr>
+          <w:rFonts w:ascii="Times New Roman" w:eastAsia="Times New Roman" w:hAnsi="Times New Roman" w:cs="Times New Roman"/>
+          <w:noProof w:val="0"/>
+          <w:color w:val="EC8E2C"/>
+          <w:kern w:val="0"/>
+          <w:sz w:val="28"/>
+          <w:szCs w:val="28"/>
+          <w:lang w:eastAsia="uk-UA"/>
+          <w14:ligatures w14:val="none"/>
+        </w:rPr>
+        <w:t>:</w:t>
+      </w:r>
+      <w:r>
+        <w:rPr>
+          <w:rFonts w:ascii="Times New Roman" w:eastAsia="Times New Roman" w:hAnsi="Times New Roman" w:cs="Times New Roman"/>
+          <w:noProof w:val="0"/>
+          <w:color w:val="C9D1D9"/>
+          <w:kern w:val="0"/>
+          <w:sz w:val="28"/>
+          <w:szCs w:val="28"/>
+          <w:lang w:eastAsia="uk-UA"/>
+          <w14:ligatures w14:val="none"/>
+        </w:rPr>
+        <w:t xml:space="preserve"> </w:t>
+      </w:r>
+      <w:proofErr w:type="spellStart"/>
+      <w:r>
+        <w:rPr>
+          <w:rFonts w:ascii="Times New Roman" w:eastAsia="Times New Roman" w:hAnsi="Times New Roman" w:cs="Times New Roman"/>
+          <w:noProof w:val="0"/>
+          <w:color w:val="EC8E2C"/>
+          <w:kern w:val="0"/>
+          <w:sz w:val="28"/>
+          <w:szCs w:val="28"/>
+          <w:lang w:eastAsia="uk-UA"/>
+          <w14:ligatures w14:val="none"/>
+        </w:rPr>
+        <w:t>const</w:t>
+      </w:r>
+      <w:proofErr w:type="spellEnd"/>
+      <w:r>
+        <w:rPr>
+          <w:rFonts w:ascii="Times New Roman" w:eastAsia="Times New Roman" w:hAnsi="Times New Roman" w:cs="Times New Roman"/>
+          <w:noProof w:val="0"/>
+          <w:color w:val="C9D1D9"/>
+          <w:kern w:val="0"/>
+          <w:sz w:val="28"/>
+          <w:szCs w:val="28"/>
+          <w:lang w:eastAsia="uk-UA"/>
+          <w14:ligatures w14:val="none"/>
+        </w:rPr>
+        <w:t xml:space="preserve"> </w:t>
+      </w:r>
+      <w:proofErr w:type="spellStart"/>
+      <w:r>
+        <w:rPr>
+          <w:rFonts w:ascii="Times New Roman" w:eastAsia="Times New Roman" w:hAnsi="Times New Roman" w:cs="Times New Roman"/>
+          <w:noProof w:val="0"/>
+          <w:color w:val="FDAC54"/>
+          <w:kern w:val="0"/>
+          <w:sz w:val="28"/>
+          <w:szCs w:val="28"/>
+          <w:lang w:eastAsia="uk-UA"/>
+          <w14:ligatures w14:val="none"/>
+        </w:rPr>
+        <w:t>EdgeInsets</w:t>
+      </w:r>
+      <w:r>
+        <w:rPr>
+          <w:rFonts w:ascii="Times New Roman" w:eastAsia="Times New Roman" w:hAnsi="Times New Roman" w:cs="Times New Roman"/>
+          <w:noProof w:val="0"/>
+          <w:color w:val="C9D1D9"/>
+          <w:kern w:val="0"/>
+          <w:sz w:val="28"/>
+          <w:szCs w:val="28"/>
+          <w:lang w:eastAsia="uk-UA"/>
+          <w14:ligatures w14:val="none"/>
+        </w:rPr>
+        <w:t>.</w:t>
+      </w:r>
+      <w:r>
+        <w:rPr>
+          <w:rFonts w:ascii="Times New Roman" w:eastAsia="Times New Roman" w:hAnsi="Times New Roman" w:cs="Times New Roman"/>
+          <w:noProof w:val="0"/>
+          <w:color w:val="D2A8FF"/>
+          <w:kern w:val="0"/>
+          <w:sz w:val="28"/>
+          <w:szCs w:val="28"/>
+          <w:lang w:eastAsia="uk-UA"/>
+          <w14:ligatures w14:val="none"/>
+        </w:rPr>
+        <w:t>symmetric</w:t>
+      </w:r>
+      <w:proofErr w:type="spellEnd"/>
+      <w:r>
+        <w:rPr>
+          <w:rFonts w:ascii="Times New Roman" w:eastAsia="Times New Roman" w:hAnsi="Times New Roman" w:cs="Times New Roman"/>
+          <w:noProof w:val="0"/>
+          <w:color w:val="C9D1D9"/>
+          <w:kern w:val="0"/>
+          <w:sz w:val="28"/>
+          <w:szCs w:val="28"/>
+          <w:lang w:eastAsia="uk-UA"/>
+          <w14:ligatures w14:val="none"/>
+        </w:rPr>
+        <w:t>(</w:t>
+      </w:r>
+      <w:proofErr w:type="spellStart"/>
+      <w:r>
+        <w:rPr>
+          <w:rFonts w:ascii="Times New Roman" w:eastAsia="Times New Roman" w:hAnsi="Times New Roman" w:cs="Times New Roman"/>
+          <w:noProof w:val="0"/>
+          <w:color w:val="FDAC54"/>
+          <w:kern w:val="0"/>
+          <w:sz w:val="28"/>
+          <w:szCs w:val="28"/>
+          <w:lang w:eastAsia="uk-UA"/>
+          <w14:ligatures w14:val="none"/>
+        </w:rPr>
+        <w:t>horizontal</w:t>
+      </w:r>
+      <w:proofErr w:type="spellEnd"/>
+      <w:r>
+        <w:rPr>
+          <w:rFonts w:ascii="Times New Roman" w:eastAsia="Times New Roman" w:hAnsi="Times New Roman" w:cs="Times New Roman"/>
+          <w:noProof w:val="0"/>
+          <w:color w:val="EC8E2C"/>
+          <w:kern w:val="0"/>
+          <w:sz w:val="28"/>
+          <w:szCs w:val="28"/>
+          <w:lang w:eastAsia="uk-UA"/>
+          <w14:ligatures w14:val="none"/>
+        </w:rPr>
+        <w:t>:</w:t>
+      </w:r>
+      <w:r>
+        <w:rPr>
+          <w:rFonts w:ascii="Times New Roman" w:eastAsia="Times New Roman" w:hAnsi="Times New Roman" w:cs="Times New Roman"/>
+          <w:noProof w:val="0"/>
+          <w:color w:val="C9D1D9"/>
+          <w:kern w:val="0"/>
+          <w:sz w:val="28"/>
+          <w:szCs w:val="28"/>
+          <w:lang w:eastAsia="uk-UA"/>
+          <w14:ligatures w14:val="none"/>
+        </w:rPr>
+        <w:t xml:space="preserve"> </w:t>
+      </w:r>
+      <w:r>
+        <w:rPr>
+          <w:rFonts w:ascii="Times New Roman" w:eastAsia="Times New Roman" w:hAnsi="Times New Roman" w:cs="Times New Roman"/>
+          <w:noProof w:val="0"/>
+          <w:color w:val="79C0FF"/>
+          <w:kern w:val="0"/>
+          <w:sz w:val="28"/>
+          <w:szCs w:val="28"/>
+          <w:lang w:eastAsia="uk-UA"/>
+          <w14:ligatures w14:val="none"/>
+        </w:rPr>
+        <w:t>16</w:t>
+      </w:r>
+      <w:r>
+        <w:rPr>
+          <w:rFonts w:ascii="Times New Roman" w:eastAsia="Times New Roman" w:hAnsi="Times New Roman" w:cs="Times New Roman"/>
+          <w:noProof w:val="0"/>
+          <w:color w:val="C9D1D9"/>
+          <w:kern w:val="0"/>
+          <w:sz w:val="28"/>
+          <w:szCs w:val="28"/>
+          <w:lang w:eastAsia="uk-UA"/>
+          <w14:ligatures w14:val="none"/>
+        </w:rPr>
+        <w:t xml:space="preserve">, </w:t>
+      </w:r>
+      <w:proofErr w:type="spellStart"/>
+      <w:r>
+        <w:rPr>
+          <w:rFonts w:ascii="Times New Roman" w:eastAsia="Times New Roman" w:hAnsi="Times New Roman" w:cs="Times New Roman"/>
+          <w:noProof w:val="0"/>
+          <w:color w:val="FDAC54"/>
+          <w:kern w:val="0"/>
+          <w:sz w:val="28"/>
+          <w:szCs w:val="28"/>
+          <w:lang w:eastAsia="uk-UA"/>
+          <w14:ligatures w14:val="none"/>
+        </w:rPr>
+        <w:t>vertical</w:t>
+      </w:r>
+      <w:proofErr w:type="spellEnd"/>
+      <w:r>
+        <w:rPr>
+          <w:rFonts w:ascii="Times New Roman" w:eastAsia="Times New Roman" w:hAnsi="Times New Roman" w:cs="Times New Roman"/>
+          <w:noProof w:val="0"/>
+          <w:color w:val="EC8E2C"/>
+          <w:kern w:val="0"/>
+          <w:sz w:val="28"/>
+          <w:szCs w:val="28"/>
+          <w:lang w:eastAsia="uk-UA"/>
+          <w14:ligatures w14:val="none"/>
+        </w:rPr>
+        <w:t>:</w:t>
+      </w:r>
+      <w:r>
+        <w:rPr>
+          <w:rFonts w:ascii="Times New Roman" w:eastAsia="Times New Roman" w:hAnsi="Times New Roman" w:cs="Times New Roman"/>
+          <w:noProof w:val="0"/>
+          <w:color w:val="C9D1D9"/>
+          <w:kern w:val="0"/>
+          <w:sz w:val="28"/>
+          <w:szCs w:val="28"/>
+          <w:lang w:eastAsia="uk-UA"/>
+          <w14:ligatures w14:val="none"/>
+        </w:rPr>
+        <w:t xml:space="preserve"> </w:t>
+      </w:r>
+      <w:r>
+        <w:rPr>
+          <w:rFonts w:ascii="Times New Roman" w:eastAsia="Times New Roman" w:hAnsi="Times New Roman" w:cs="Times New Roman"/>
+          <w:noProof w:val="0"/>
+          <w:color w:val="79C0FF"/>
+          <w:kern w:val="0"/>
+          <w:sz w:val="28"/>
+          <w:szCs w:val="28"/>
+          <w:lang w:eastAsia="uk-UA"/>
+          <w14:ligatures w14:val="none"/>
+        </w:rPr>
+        <w:t>8</w:t>
+      </w:r>
+      <w:r>
+        <w:rPr>
+          <w:rFonts w:ascii="Times New Roman" w:eastAsia="Times New Roman" w:hAnsi="Times New Roman" w:cs="Times New Roman"/>
+          <w:noProof w:val="0"/>
+          <w:color w:val="C9D1D9"/>
+          <w:kern w:val="0"/>
+          <w:sz w:val="28"/>
+          <w:szCs w:val="28"/>
+          <w:lang w:eastAsia="uk-UA"/>
+          <w14:ligatures w14:val="none"/>
+        </w:rPr>
+        <w:t>),</w:t>
+      </w:r>
+    </w:p>
+    <w:p>
+      <w:pPr>
+        <w:shd w:val="clear" w:color="auto" w:fill="0D1117"/>
+        <w:spacing w:after="0" w:line="360" w:lineRule="auto"/>
+        <w:rPr>
+          <w:rFonts w:ascii="Times New Roman" w:eastAsia="Times New Roman" w:hAnsi="Times New Roman" w:cs="Times New Roman"/>
+          <w:noProof w:val="0"/>
+          <w:color w:val="C9D1D9"/>
+          <w:kern w:val="0"/>
+          <w:sz w:val="28"/>
+          <w:szCs w:val="28"/>
+          <w:lang w:eastAsia="uk-UA"/>
+          <w14:ligatures w14:val="none"/>
+        </w:rPr>
+      </w:pPr>
+      <w:r>
+        <w:rPr>
+          <w:rFonts w:ascii="Times New Roman" w:eastAsia="Times New Roman" w:hAnsi="Times New Roman" w:cs="Times New Roman"/>
+          <w:noProof w:val="0"/>
+          <w:color w:val="C9D1D9"/>
+          <w:kern w:val="0"/>
+          <w:sz w:val="28"/>
+          <w:szCs w:val="28"/>
+          <w:lang w:eastAsia="uk-UA"/>
+          <w14:ligatures w14:val="none"/>
+        </w:rPr>
+        <w:t xml:space="preserve">            </w:t>
+      </w:r>
+      <w:proofErr w:type="spellStart"/>
+      <w:r>
+        <w:rPr>
+          <w:rFonts w:ascii="Times New Roman" w:eastAsia="Times New Roman" w:hAnsi="Times New Roman" w:cs="Times New Roman"/>
+          <w:noProof w:val="0"/>
+          <w:color w:val="FDAC54"/>
+          <w:kern w:val="0"/>
+          <w:sz w:val="28"/>
+          <w:szCs w:val="28"/>
+          <w:lang w:eastAsia="uk-UA"/>
+          <w14:ligatures w14:val="none"/>
+        </w:rPr>
+        <w:t>child</w:t>
+      </w:r>
+      <w:proofErr w:type="spellEnd"/>
+      <w:r>
+        <w:rPr>
+          <w:rFonts w:ascii="Times New Roman" w:eastAsia="Times New Roman" w:hAnsi="Times New Roman" w:cs="Times New Roman"/>
+          <w:noProof w:val="0"/>
+          <w:color w:val="EC8E2C"/>
+          <w:kern w:val="0"/>
+          <w:sz w:val="28"/>
+          <w:szCs w:val="28"/>
+          <w:lang w:eastAsia="uk-UA"/>
+          <w14:ligatures w14:val="none"/>
+        </w:rPr>
+        <w:t>:</w:t>
+      </w:r>
+      <w:r>
+        <w:rPr>
+          <w:rFonts w:ascii="Times New Roman" w:eastAsia="Times New Roman" w:hAnsi="Times New Roman" w:cs="Times New Roman"/>
+          <w:noProof w:val="0"/>
+          <w:color w:val="C9D1D9"/>
+          <w:kern w:val="0"/>
+          <w:sz w:val="28"/>
+          <w:szCs w:val="28"/>
+          <w:lang w:eastAsia="uk-UA"/>
+          <w14:ligatures w14:val="none"/>
+        </w:rPr>
+        <w:t xml:space="preserve"> </w:t>
+      </w:r>
+      <w:proofErr w:type="spellStart"/>
+      <w:r>
+        <w:rPr>
+          <w:rFonts w:ascii="Times New Roman" w:eastAsia="Times New Roman" w:hAnsi="Times New Roman" w:cs="Times New Roman"/>
+          <w:noProof w:val="0"/>
+          <w:color w:val="FDAC54"/>
+          <w:kern w:val="0"/>
+          <w:sz w:val="28"/>
+          <w:szCs w:val="28"/>
+          <w:lang w:eastAsia="uk-UA"/>
+          <w14:ligatures w14:val="none"/>
+        </w:rPr>
+        <w:t>DropdownButton</w:t>
+      </w:r>
+      <w:proofErr w:type="spellEnd"/>
+      <w:r>
+        <w:rPr>
+          <w:rFonts w:ascii="Times New Roman" w:eastAsia="Times New Roman" w:hAnsi="Times New Roman" w:cs="Times New Roman"/>
+          <w:noProof w:val="0"/>
+          <w:color w:val="C9D1D9"/>
+          <w:kern w:val="0"/>
+          <w:sz w:val="28"/>
+          <w:szCs w:val="28"/>
+          <w:lang w:eastAsia="uk-UA"/>
+          <w14:ligatures w14:val="none"/>
+        </w:rPr>
+        <w:t>&lt;</w:t>
+      </w:r>
+      <w:proofErr w:type="spellStart"/>
+      <w:r>
+        <w:rPr>
+          <w:rFonts w:ascii="Times New Roman" w:eastAsia="Times New Roman" w:hAnsi="Times New Roman" w:cs="Times New Roman"/>
+          <w:noProof w:val="0"/>
+          <w:color w:val="FDAC54"/>
+          <w:kern w:val="0"/>
+          <w:sz w:val="28"/>
+          <w:szCs w:val="28"/>
+          <w:lang w:eastAsia="uk-UA"/>
+          <w14:ligatures w14:val="none"/>
+        </w:rPr>
+        <w:t>FamilyMember</w:t>
+      </w:r>
+      <w:proofErr w:type="spellEnd"/>
+      <w:r>
+        <w:rPr>
+          <w:rFonts w:ascii="Times New Roman" w:eastAsia="Times New Roman" w:hAnsi="Times New Roman" w:cs="Times New Roman"/>
+          <w:noProof w:val="0"/>
+          <w:color w:val="C9D1D9"/>
+          <w:kern w:val="0"/>
+          <w:sz w:val="28"/>
+          <w:szCs w:val="28"/>
+          <w:lang w:eastAsia="uk-UA"/>
+          <w14:ligatures w14:val="none"/>
+        </w:rPr>
+        <w:t>&gt;(</w:t>
+      </w:r>
+    </w:p>
+    <w:p>
+      <w:pPr>
+        <w:shd w:val="clear" w:color="auto" w:fill="0D1117"/>
+        <w:spacing w:after="0" w:line="360" w:lineRule="auto"/>
+        <w:rPr>
+          <w:rFonts w:ascii="Times New Roman" w:eastAsia="Times New Roman" w:hAnsi="Times New Roman" w:cs="Times New Roman"/>
+          <w:noProof w:val="0"/>
+          <w:color w:val="C9D1D9"/>
+          <w:kern w:val="0"/>
+          <w:sz w:val="28"/>
+          <w:szCs w:val="28"/>
+          <w:lang w:eastAsia="uk-UA"/>
+          <w14:ligatures w14:val="none"/>
+        </w:rPr>
+      </w:pPr>
+      <w:r>
+        <w:rPr>
+          <w:rFonts w:ascii="Times New Roman" w:eastAsia="Times New Roman" w:hAnsi="Times New Roman" w:cs="Times New Roman"/>
+          <w:noProof w:val="0"/>
+          <w:color w:val="C9D1D9"/>
+          <w:kern w:val="0"/>
+          <w:sz w:val="28"/>
+          <w:szCs w:val="28"/>
+          <w:lang w:eastAsia="uk-UA"/>
+          <w14:ligatures w14:val="none"/>
+        </w:rPr>
+        <w:t xml:space="preserve">              </w:t>
+      </w:r>
+      <w:proofErr w:type="spellStart"/>
+      <w:r>
+        <w:rPr>
+          <w:rFonts w:ascii="Times New Roman" w:eastAsia="Times New Roman" w:hAnsi="Times New Roman" w:cs="Times New Roman"/>
+          <w:noProof w:val="0"/>
+          <w:color w:val="FDAC54"/>
+          <w:kern w:val="0"/>
+          <w:sz w:val="28"/>
+          <w:szCs w:val="28"/>
+          <w:lang w:eastAsia="uk-UA"/>
+          <w14:ligatures w14:val="none"/>
+        </w:rPr>
+        <w:t>isExpanded</w:t>
+      </w:r>
+      <w:proofErr w:type="spellEnd"/>
+      <w:r>
+        <w:rPr>
+          <w:rFonts w:ascii="Times New Roman" w:eastAsia="Times New Roman" w:hAnsi="Times New Roman" w:cs="Times New Roman"/>
+          <w:noProof w:val="0"/>
+          <w:color w:val="EC8E2C"/>
+          <w:kern w:val="0"/>
+          <w:sz w:val="28"/>
+          <w:szCs w:val="28"/>
+          <w:lang w:eastAsia="uk-UA"/>
+          <w14:ligatures w14:val="none"/>
+        </w:rPr>
+        <w:t>:</w:t>
+      </w:r>
+      <w:r>
+        <w:rPr>
+          <w:rFonts w:ascii="Times New Roman" w:eastAsia="Times New Roman" w:hAnsi="Times New Roman" w:cs="Times New Roman"/>
+          <w:noProof w:val="0"/>
+          <w:color w:val="C9D1D9"/>
+          <w:kern w:val="0"/>
+          <w:sz w:val="28"/>
+          <w:szCs w:val="28"/>
+          <w:lang w:eastAsia="uk-UA"/>
+          <w14:ligatures w14:val="none"/>
+        </w:rPr>
+        <w:t xml:space="preserve"> </w:t>
+      </w:r>
+      <w:proofErr w:type="spellStart"/>
+      <w:r>
+        <w:rPr>
+          <w:rFonts w:ascii="Times New Roman" w:eastAsia="Times New Roman" w:hAnsi="Times New Roman" w:cs="Times New Roman"/>
+          <w:noProof w:val="0"/>
+          <w:color w:val="79C0FF"/>
+          <w:kern w:val="0"/>
+          <w:sz w:val="28"/>
+          <w:szCs w:val="28"/>
+          <w:lang w:eastAsia="uk-UA"/>
+          <w14:ligatures w14:val="none"/>
+        </w:rPr>
+        <w:t>true</w:t>
+      </w:r>
+      <w:proofErr w:type="spellEnd"/>
+      <w:r>
+        <w:rPr>
+          <w:rFonts w:ascii="Times New Roman" w:eastAsia="Times New Roman" w:hAnsi="Times New Roman" w:cs="Times New Roman"/>
+          <w:noProof w:val="0"/>
+          <w:color w:val="C9D1D9"/>
+          <w:kern w:val="0"/>
+          <w:sz w:val="28"/>
+          <w:szCs w:val="28"/>
+          <w:lang w:eastAsia="uk-UA"/>
+          <w14:ligatures w14:val="none"/>
+        </w:rPr>
+        <w:t>,</w:t>
+      </w:r>
+    </w:p>
+    <w:p>
+      <w:pPr>
+        <w:shd w:val="clear" w:color="auto" w:fill="0D1117"/>
+        <w:spacing w:after="0" w:line="360" w:lineRule="auto"/>
+        <w:rPr>
+          <w:rFonts w:ascii="Times New Roman" w:eastAsia="Times New Roman" w:hAnsi="Times New Roman" w:cs="Times New Roman"/>
+          <w:noProof w:val="0"/>
+          <w:color w:val="C9D1D9"/>
+          <w:kern w:val="0"/>
+          <w:sz w:val="28"/>
+          <w:szCs w:val="28"/>
+          <w:lang w:eastAsia="uk-UA"/>
+          <w14:ligatures w14:val="none"/>
+        </w:rPr>
+      </w:pPr>
+      <w:r>
+        <w:rPr>
+          <w:rFonts w:ascii="Times New Roman" w:eastAsia="Times New Roman" w:hAnsi="Times New Roman" w:cs="Times New Roman"/>
+          <w:noProof w:val="0"/>
+          <w:color w:val="C9D1D9"/>
+          <w:kern w:val="0"/>
+          <w:sz w:val="28"/>
+          <w:szCs w:val="28"/>
+          <w:lang w:eastAsia="uk-UA"/>
+          <w14:ligatures w14:val="none"/>
+        </w:rPr>
+        <w:t xml:space="preserve">              </w:t>
+      </w:r>
+      <w:proofErr w:type="spellStart"/>
+      <w:r>
+        <w:rPr>
+          <w:rFonts w:ascii="Times New Roman" w:eastAsia="Times New Roman" w:hAnsi="Times New Roman" w:cs="Times New Roman"/>
+          <w:noProof w:val="0"/>
+          <w:color w:val="FDAC54"/>
+          <w:kern w:val="0"/>
+          <w:sz w:val="28"/>
+          <w:szCs w:val="28"/>
+          <w:lang w:eastAsia="uk-UA"/>
+          <w14:ligatures w14:val="none"/>
+        </w:rPr>
+        <w:t>hint</w:t>
+      </w:r>
+      <w:proofErr w:type="spellEnd"/>
+      <w:r>
+        <w:rPr>
+          <w:rFonts w:ascii="Times New Roman" w:eastAsia="Times New Roman" w:hAnsi="Times New Roman" w:cs="Times New Roman"/>
+          <w:noProof w:val="0"/>
+          <w:color w:val="EC8E2C"/>
+          <w:kern w:val="0"/>
+          <w:sz w:val="28"/>
+          <w:szCs w:val="28"/>
+          <w:lang w:eastAsia="uk-UA"/>
+          <w14:ligatures w14:val="none"/>
+        </w:rPr>
+        <w:t>:</w:t>
+      </w:r>
+      <w:r>
+        <w:rPr>
+          <w:rFonts w:ascii="Times New Roman" w:eastAsia="Times New Roman" w:hAnsi="Times New Roman" w:cs="Times New Roman"/>
+          <w:noProof w:val="0"/>
+          <w:color w:val="C9D1D9"/>
+          <w:kern w:val="0"/>
+          <w:sz w:val="28"/>
+          <w:szCs w:val="28"/>
+          <w:lang w:eastAsia="uk-UA"/>
+          <w14:ligatures w14:val="none"/>
+        </w:rPr>
+        <w:t xml:space="preserve"> </w:t>
+      </w:r>
+      <w:proofErr w:type="spellStart"/>
+      <w:r>
+        <w:rPr>
+          <w:rFonts w:ascii="Times New Roman" w:eastAsia="Times New Roman" w:hAnsi="Times New Roman" w:cs="Times New Roman"/>
+          <w:noProof w:val="0"/>
+          <w:color w:val="EC8E2C"/>
+          <w:kern w:val="0"/>
+          <w:sz w:val="28"/>
+          <w:szCs w:val="28"/>
+          <w:lang w:eastAsia="uk-UA"/>
+          <w14:ligatures w14:val="none"/>
+        </w:rPr>
+        <w:t>const</w:t>
+      </w:r>
+      <w:proofErr w:type="spellEnd"/>
+      <w:r>
+        <w:rPr>
+          <w:rFonts w:ascii="Times New Roman" w:eastAsia="Times New Roman" w:hAnsi="Times New Roman" w:cs="Times New Roman"/>
+          <w:noProof w:val="0"/>
+          <w:color w:val="C9D1D9"/>
+          <w:kern w:val="0"/>
+          <w:sz w:val="28"/>
+          <w:szCs w:val="28"/>
+          <w:lang w:eastAsia="uk-UA"/>
+          <w14:ligatures w14:val="none"/>
+        </w:rPr>
+        <w:t xml:space="preserve"> </w:t>
+      </w:r>
+      <w:proofErr w:type="spellStart"/>
+      <w:r>
+        <w:rPr>
+          <w:rFonts w:ascii="Times New Roman" w:eastAsia="Times New Roman" w:hAnsi="Times New Roman" w:cs="Times New Roman"/>
+          <w:noProof w:val="0"/>
+          <w:color w:val="FDAC54"/>
+          <w:kern w:val="0"/>
+          <w:sz w:val="28"/>
+          <w:szCs w:val="28"/>
+          <w:lang w:eastAsia="uk-UA"/>
+          <w14:ligatures w14:val="none"/>
+        </w:rPr>
+        <w:t>Text</w:t>
+      </w:r>
+      <w:proofErr w:type="spellEnd"/>
+      <w:r>
+        <w:rPr>
+          <w:rFonts w:ascii="Times New Roman" w:eastAsia="Times New Roman" w:hAnsi="Times New Roman" w:cs="Times New Roman"/>
+          <w:noProof w:val="0"/>
+          <w:color w:val="C9D1D9"/>
+          <w:kern w:val="0"/>
+          <w:sz w:val="28"/>
+          <w:szCs w:val="28"/>
+          <w:lang w:eastAsia="uk-UA"/>
+          <w14:ligatures w14:val="none"/>
+        </w:rPr>
+        <w:t>(</w:t>
+      </w:r>
+      <w:r>
+        <w:rPr>
+          <w:rFonts w:ascii="Times New Roman" w:eastAsia="Times New Roman" w:hAnsi="Times New Roman" w:cs="Times New Roman"/>
+          <w:noProof w:val="0"/>
+          <w:color w:val="A5D6FF"/>
+          <w:kern w:val="0"/>
+          <w:sz w:val="28"/>
+          <w:szCs w:val="28"/>
+          <w:lang w:eastAsia="uk-UA"/>
+          <w14:ligatures w14:val="none"/>
+        </w:rPr>
+        <w:t>"Виберіть члена сім’ї"</w:t>
+      </w:r>
+      <w:r>
+        <w:rPr>
+          <w:rFonts w:ascii="Times New Roman" w:eastAsia="Times New Roman" w:hAnsi="Times New Roman" w:cs="Times New Roman"/>
+          <w:noProof w:val="0"/>
+          <w:color w:val="C9D1D9"/>
+          <w:kern w:val="0"/>
+          <w:sz w:val="28"/>
+          <w:szCs w:val="28"/>
+          <w:lang w:eastAsia="uk-UA"/>
+          <w14:ligatures w14:val="none"/>
+        </w:rPr>
+        <w:t>),</w:t>
+      </w:r>
+    </w:p>
+    <w:p>
+      <w:pPr>
+        <w:shd w:val="clear" w:color="auto" w:fill="0D1117"/>
+        <w:spacing w:after="0" w:line="360" w:lineRule="auto"/>
+        <w:rPr>
+          <w:rFonts w:ascii="Times New Roman" w:eastAsia="Times New Roman" w:hAnsi="Times New Roman" w:cs="Times New Roman"/>
+          <w:noProof w:val="0"/>
+          <w:color w:val="C9D1D9"/>
+          <w:kern w:val="0"/>
+          <w:sz w:val="28"/>
+          <w:szCs w:val="28"/>
+          <w:lang w:eastAsia="uk-UA"/>
+          <w14:ligatures w14:val="none"/>
+        </w:rPr>
+      </w:pPr>
+      <w:r>
+        <w:rPr>
+          <w:rFonts w:ascii="Times New Roman" w:eastAsia="Times New Roman" w:hAnsi="Times New Roman" w:cs="Times New Roman"/>
+          <w:noProof w:val="0"/>
+          <w:color w:val="C9D1D9"/>
+          <w:kern w:val="0"/>
+          <w:sz w:val="28"/>
+          <w:szCs w:val="28"/>
+          <w:lang w:eastAsia="uk-UA"/>
+          <w14:ligatures w14:val="none"/>
+        </w:rPr>
+        <w:t xml:space="preserve">              </w:t>
+      </w:r>
+      <w:proofErr w:type="spellStart"/>
+      <w:r>
+        <w:rPr>
+          <w:rFonts w:ascii="Times New Roman" w:eastAsia="Times New Roman" w:hAnsi="Times New Roman" w:cs="Times New Roman"/>
+          <w:noProof w:val="0"/>
+          <w:color w:val="FDAC54"/>
+          <w:kern w:val="0"/>
+          <w:sz w:val="28"/>
+          <w:szCs w:val="28"/>
+          <w:lang w:eastAsia="uk-UA"/>
+          <w14:ligatures w14:val="none"/>
+        </w:rPr>
+        <w:t>value</w:t>
+      </w:r>
+      <w:proofErr w:type="spellEnd"/>
+      <w:r>
+        <w:rPr>
+          <w:rFonts w:ascii="Times New Roman" w:eastAsia="Times New Roman" w:hAnsi="Times New Roman" w:cs="Times New Roman"/>
+          <w:noProof w:val="0"/>
+          <w:color w:val="EC8E2C"/>
+          <w:kern w:val="0"/>
+          <w:sz w:val="28"/>
+          <w:szCs w:val="28"/>
+          <w:lang w:eastAsia="uk-UA"/>
+          <w14:ligatures w14:val="none"/>
+        </w:rPr>
+        <w:t>:</w:t>
+      </w:r>
+      <w:r>
+        <w:rPr>
+          <w:rFonts w:ascii="Times New Roman" w:eastAsia="Times New Roman" w:hAnsi="Times New Roman" w:cs="Times New Roman"/>
+          <w:noProof w:val="0"/>
+          <w:color w:val="C9D1D9"/>
+          <w:kern w:val="0"/>
+          <w:sz w:val="28"/>
+          <w:szCs w:val="28"/>
+          <w:lang w:eastAsia="uk-UA"/>
+          <w14:ligatures w14:val="none"/>
+        </w:rPr>
+        <w:t xml:space="preserve"> _</w:t>
+      </w:r>
+      <w:proofErr w:type="spellStart"/>
+      <w:r>
+        <w:rPr>
+          <w:rFonts w:ascii="Times New Roman" w:eastAsia="Times New Roman" w:hAnsi="Times New Roman" w:cs="Times New Roman"/>
+          <w:noProof w:val="0"/>
+          <w:color w:val="C9D1D9"/>
+          <w:kern w:val="0"/>
+          <w:sz w:val="28"/>
+          <w:szCs w:val="28"/>
+          <w:lang w:eastAsia="uk-UA"/>
+          <w14:ligatures w14:val="none"/>
+        </w:rPr>
+        <w:t>selectedFamilyMember</w:t>
+      </w:r>
+      <w:proofErr w:type="spellEnd"/>
+      <w:r>
+        <w:rPr>
+          <w:rFonts w:ascii="Times New Roman" w:eastAsia="Times New Roman" w:hAnsi="Times New Roman" w:cs="Times New Roman"/>
+          <w:noProof w:val="0"/>
+          <w:color w:val="C9D1D9"/>
+          <w:kern w:val="0"/>
+          <w:sz w:val="28"/>
+          <w:szCs w:val="28"/>
+          <w:lang w:eastAsia="uk-UA"/>
+          <w14:ligatures w14:val="none"/>
+        </w:rPr>
+        <w:t>,</w:t>
+      </w:r>
+    </w:p>
+    <w:p>
+      <w:pPr>
+        <w:shd w:val="clear" w:color="auto" w:fill="0D1117"/>
+        <w:spacing w:after="0" w:line="360" w:lineRule="auto"/>
+        <w:rPr>
+          <w:rFonts w:ascii="Times New Roman" w:eastAsia="Times New Roman" w:hAnsi="Times New Roman" w:cs="Times New Roman"/>
+          <w:noProof w:val="0"/>
+          <w:color w:val="C9D1D9"/>
+          <w:kern w:val="0"/>
+          <w:sz w:val="28"/>
+          <w:szCs w:val="28"/>
+          <w:lang w:eastAsia="uk-UA"/>
+          <w14:ligatures w14:val="none"/>
+        </w:rPr>
+      </w:pPr>
+      <w:r>
+        <w:rPr>
+          <w:rFonts w:ascii="Times New Roman" w:eastAsia="Times New Roman" w:hAnsi="Times New Roman" w:cs="Times New Roman"/>
+          <w:noProof w:val="0"/>
+          <w:color w:val="C9D1D9"/>
+          <w:kern w:val="0"/>
+          <w:sz w:val="28"/>
+          <w:szCs w:val="28"/>
+          <w:lang w:eastAsia="uk-UA"/>
+          <w14:ligatures w14:val="none"/>
+        </w:rPr>
+        <w:t xml:space="preserve">              </w:t>
+      </w:r>
+      <w:proofErr w:type="spellStart"/>
+      <w:r>
+        <w:rPr>
+          <w:rFonts w:ascii="Times New Roman" w:eastAsia="Times New Roman" w:hAnsi="Times New Roman" w:cs="Times New Roman"/>
+          <w:noProof w:val="0"/>
+          <w:color w:val="FDAC54"/>
+          <w:kern w:val="0"/>
+          <w:sz w:val="28"/>
+          <w:szCs w:val="28"/>
+          <w:lang w:eastAsia="uk-UA"/>
+          <w14:ligatures w14:val="none"/>
+        </w:rPr>
+        <w:t>onChanged</w:t>
+      </w:r>
+      <w:proofErr w:type="spellEnd"/>
+      <w:r>
+        <w:rPr>
+          <w:rFonts w:ascii="Times New Roman" w:eastAsia="Times New Roman" w:hAnsi="Times New Roman" w:cs="Times New Roman"/>
+          <w:noProof w:val="0"/>
+          <w:color w:val="EC8E2C"/>
+          <w:kern w:val="0"/>
+          <w:sz w:val="28"/>
+          <w:szCs w:val="28"/>
+          <w:lang w:eastAsia="uk-UA"/>
+          <w14:ligatures w14:val="none"/>
+        </w:rPr>
+        <w:t>:</w:t>
+      </w:r>
+      <w:r>
+        <w:rPr>
+          <w:rFonts w:ascii="Times New Roman" w:eastAsia="Times New Roman" w:hAnsi="Times New Roman" w:cs="Times New Roman"/>
+          <w:noProof w:val="0"/>
+          <w:color w:val="C9D1D9"/>
+          <w:kern w:val="0"/>
+          <w:sz w:val="28"/>
+          <w:szCs w:val="28"/>
+          <w:lang w:eastAsia="uk-UA"/>
+          <w14:ligatures w14:val="none"/>
+        </w:rPr>
+        <w:t xml:space="preserve"> (</w:t>
+      </w:r>
+      <w:proofErr w:type="spellStart"/>
+      <w:r>
+        <w:rPr>
+          <w:rFonts w:ascii="Times New Roman" w:eastAsia="Times New Roman" w:hAnsi="Times New Roman" w:cs="Times New Roman"/>
+          <w:noProof w:val="0"/>
+          <w:color w:val="FDAC54"/>
+          <w:kern w:val="0"/>
+          <w:sz w:val="28"/>
+          <w:szCs w:val="28"/>
+          <w:lang w:eastAsia="uk-UA"/>
+          <w14:ligatures w14:val="none"/>
+        </w:rPr>
+        <w:t>member</w:t>
+      </w:r>
+      <w:proofErr w:type="spellEnd"/>
+      <w:r>
+        <w:rPr>
+          <w:rFonts w:ascii="Times New Roman" w:eastAsia="Times New Roman" w:hAnsi="Times New Roman" w:cs="Times New Roman"/>
+          <w:noProof w:val="0"/>
+          <w:color w:val="C9D1D9"/>
+          <w:kern w:val="0"/>
+          <w:sz w:val="28"/>
+          <w:szCs w:val="28"/>
+          <w:lang w:eastAsia="uk-UA"/>
+          <w14:ligatures w14:val="none"/>
+        </w:rPr>
+        <w:t>) {</w:t>
+      </w:r>
+    </w:p>
+    <w:p>
+      <w:pPr>
+        <w:shd w:val="clear" w:color="auto" w:fill="0D1117"/>
+        <w:spacing w:after="0" w:line="360" w:lineRule="auto"/>
         <w:rPr>
           <w:rFonts w:ascii="Times New Roman" w:eastAsia="Times New Roman" w:hAnsi="Times New Roman" w:cs="Times New Roman"/>
           <w:noProof w:val="0"/>
@@ -11885,7 +12787,118 @@
           <w14:ligatures w14:val="none"/>
         </w:rPr>
         <w:lastRenderedPageBreak/>
-        <w:t xml:space="preserve">            </w:t>
+        <w:t xml:space="preserve">                </w:t>
+      </w:r>
+      <w:proofErr w:type="spellStart"/>
+      <w:r>
+        <w:rPr>
+          <w:rFonts w:ascii="Times New Roman" w:eastAsia="Times New Roman" w:hAnsi="Times New Roman" w:cs="Times New Roman"/>
+          <w:noProof w:val="0"/>
+          <w:color w:val="D2A8FF"/>
+          <w:kern w:val="0"/>
+          <w:sz w:val="28"/>
+          <w:szCs w:val="28"/>
+          <w:lang w:eastAsia="uk-UA"/>
+          <w14:ligatures w14:val="none"/>
+        </w:rPr>
+        <w:t>setState</w:t>
+      </w:r>
+      <w:proofErr w:type="spellEnd"/>
+      <w:r>
+        <w:rPr>
+          <w:rFonts w:ascii="Times New Roman" w:eastAsia="Times New Roman" w:hAnsi="Times New Roman" w:cs="Times New Roman"/>
+          <w:noProof w:val="0"/>
+          <w:color w:val="C9D1D9"/>
+          <w:kern w:val="0"/>
+          <w:sz w:val="28"/>
+          <w:szCs w:val="28"/>
+          <w:lang w:eastAsia="uk-UA"/>
+          <w14:ligatures w14:val="none"/>
+        </w:rPr>
+        <w:t>(() {</w:t>
+      </w:r>
+    </w:p>
+    <w:p>
+      <w:pPr>
+        <w:shd w:val="clear" w:color="auto" w:fill="0D1117"/>
+        <w:spacing w:after="0" w:line="360" w:lineRule="auto"/>
+        <w:rPr>
+          <w:rFonts w:ascii="Times New Roman" w:eastAsia="Times New Roman" w:hAnsi="Times New Roman" w:cs="Times New Roman"/>
+          <w:noProof w:val="0"/>
+          <w:color w:val="C9D1D9"/>
+          <w:kern w:val="0"/>
+          <w:sz w:val="28"/>
+          <w:szCs w:val="28"/>
+          <w:lang w:eastAsia="uk-UA"/>
+          <w14:ligatures w14:val="none"/>
+        </w:rPr>
+      </w:pPr>
+      <w:r>
+        <w:rPr>
+          <w:rFonts w:ascii="Times New Roman" w:eastAsia="Times New Roman" w:hAnsi="Times New Roman" w:cs="Times New Roman"/>
+          <w:noProof w:val="0"/>
+          <w:color w:val="C9D1D9"/>
+          <w:kern w:val="0"/>
+          <w:sz w:val="28"/>
+          <w:szCs w:val="28"/>
+          <w:lang w:eastAsia="uk-UA"/>
+          <w14:ligatures w14:val="none"/>
+        </w:rPr>
+        <w:t>                  _</w:t>
+      </w:r>
+      <w:proofErr w:type="spellStart"/>
+      <w:r>
+        <w:rPr>
+          <w:rFonts w:ascii="Times New Roman" w:eastAsia="Times New Roman" w:hAnsi="Times New Roman" w:cs="Times New Roman"/>
+          <w:noProof w:val="0"/>
+          <w:color w:val="C9D1D9"/>
+          <w:kern w:val="0"/>
+          <w:sz w:val="28"/>
+          <w:szCs w:val="28"/>
+          <w:lang w:eastAsia="uk-UA"/>
+          <w14:ligatures w14:val="none"/>
+        </w:rPr>
+        <w:t>selectedFamilyMember</w:t>
+      </w:r>
+      <w:proofErr w:type="spellEnd"/>
+      <w:r>
+        <w:rPr>
+          <w:rFonts w:ascii="Times New Roman" w:eastAsia="Times New Roman" w:hAnsi="Times New Roman" w:cs="Times New Roman"/>
+          <w:noProof w:val="0"/>
+          <w:color w:val="C9D1D9"/>
+          <w:kern w:val="0"/>
+          <w:sz w:val="28"/>
+          <w:szCs w:val="28"/>
+          <w:lang w:eastAsia="uk-UA"/>
+          <w14:ligatures w14:val="none"/>
+        </w:rPr>
+        <w:t xml:space="preserve"> </w:t>
+      </w:r>
+      <w:r>
+        <w:rPr>
+          <w:rFonts w:ascii="Times New Roman" w:eastAsia="Times New Roman" w:hAnsi="Times New Roman" w:cs="Times New Roman"/>
+          <w:noProof w:val="0"/>
+          <w:color w:val="EC8E2C"/>
+          <w:kern w:val="0"/>
+          <w:sz w:val="28"/>
+          <w:szCs w:val="28"/>
+          <w:lang w:eastAsia="uk-UA"/>
+          <w14:ligatures w14:val="none"/>
+        </w:rPr>
+        <w:t>=</w:t>
+      </w:r>
+      <w:r>
+        <w:rPr>
+          <w:rFonts w:ascii="Times New Roman" w:eastAsia="Times New Roman" w:hAnsi="Times New Roman" w:cs="Times New Roman"/>
+          <w:noProof w:val="0"/>
+          <w:color w:val="C9D1D9"/>
+          <w:kern w:val="0"/>
+          <w:sz w:val="28"/>
+          <w:szCs w:val="28"/>
+          <w:lang w:eastAsia="uk-UA"/>
+          <w14:ligatures w14:val="none"/>
+        </w:rPr>
+        <w:t xml:space="preserve"> </w:t>
       </w:r>
       <w:proofErr w:type="spellStart"/>
       <w:r>
@@ -11899,7 +12912,122 @@
           <w:lang w:eastAsia="uk-UA"/>
           <w14:ligatures w14:val="none"/>
         </w:rPr>
-        <w:t>padding</w:t>
+        <w:t>member</w:t>
+      </w:r>
+      <w:proofErr w:type="spellEnd"/>
+      <w:r>
+        <w:rPr>
+          <w:rFonts w:ascii="Times New Roman" w:eastAsia="Times New Roman" w:hAnsi="Times New Roman" w:cs="Times New Roman"/>
+          <w:noProof w:val="0"/>
+          <w:color w:val="C9D1D9"/>
+          <w:kern w:val="0"/>
+          <w:sz w:val="28"/>
+          <w:szCs w:val="28"/>
+          <w:lang w:eastAsia="uk-UA"/>
+          <w14:ligatures w14:val="none"/>
+        </w:rPr>
+        <w:t>;</w:t>
+      </w:r>
+    </w:p>
+    <w:p>
+      <w:pPr>
+        <w:shd w:val="clear" w:color="auto" w:fill="0D1117"/>
+        <w:spacing w:after="0" w:line="360" w:lineRule="auto"/>
+        <w:rPr>
+          <w:rFonts w:ascii="Times New Roman" w:eastAsia="Times New Roman" w:hAnsi="Times New Roman" w:cs="Times New Roman"/>
+          <w:noProof w:val="0"/>
+          <w:color w:val="C9D1D9"/>
+          <w:kern w:val="0"/>
+          <w:sz w:val="28"/>
+          <w:szCs w:val="28"/>
+          <w:lang w:eastAsia="uk-UA"/>
+          <w14:ligatures w14:val="none"/>
+        </w:rPr>
+      </w:pPr>
+      <w:r>
+        <w:rPr>
+          <w:rFonts w:ascii="Times New Roman" w:eastAsia="Times New Roman" w:hAnsi="Times New Roman" w:cs="Times New Roman"/>
+          <w:noProof w:val="0"/>
+          <w:color w:val="C9D1D9"/>
+          <w:kern w:val="0"/>
+          <w:sz w:val="28"/>
+          <w:szCs w:val="28"/>
+          <w:lang w:eastAsia="uk-UA"/>
+          <w14:ligatures w14:val="none"/>
+        </w:rPr>
+        <w:t>                });</w:t>
+      </w:r>
+    </w:p>
+    <w:p>
+      <w:pPr>
+        <w:shd w:val="clear" w:color="auto" w:fill="0D1117"/>
+        <w:spacing w:after="0" w:line="360" w:lineRule="auto"/>
+        <w:rPr>
+          <w:rFonts w:ascii="Times New Roman" w:eastAsia="Times New Roman" w:hAnsi="Times New Roman" w:cs="Times New Roman"/>
+          <w:noProof w:val="0"/>
+          <w:color w:val="C9D1D9"/>
+          <w:kern w:val="0"/>
+          <w:sz w:val="28"/>
+          <w:szCs w:val="28"/>
+          <w:lang w:eastAsia="uk-UA"/>
+          <w14:ligatures w14:val="none"/>
+        </w:rPr>
+      </w:pPr>
+      <w:r>
+        <w:rPr>
+          <w:rFonts w:ascii="Times New Roman" w:eastAsia="Times New Roman" w:hAnsi="Times New Roman" w:cs="Times New Roman"/>
+          <w:noProof w:val="0"/>
+          <w:color w:val="C9D1D9"/>
+          <w:kern w:val="0"/>
+          <w:sz w:val="28"/>
+          <w:szCs w:val="28"/>
+          <w:lang w:eastAsia="uk-UA"/>
+          <w14:ligatures w14:val="none"/>
+        </w:rPr>
+        <w:t>              },</w:t>
+      </w:r>
+    </w:p>
+    <w:p>
+      <w:pPr>
+        <w:shd w:val="clear" w:color="auto" w:fill="0D1117"/>
+        <w:spacing w:after="0" w:line="360" w:lineRule="auto"/>
+        <w:rPr>
+          <w:rFonts w:ascii="Times New Roman" w:eastAsia="Times New Roman" w:hAnsi="Times New Roman" w:cs="Times New Roman"/>
+          <w:noProof w:val="0"/>
+          <w:color w:val="C9D1D9"/>
+          <w:kern w:val="0"/>
+          <w:sz w:val="28"/>
+          <w:szCs w:val="28"/>
+          <w:lang w:eastAsia="uk-UA"/>
+          <w14:ligatures w14:val="none"/>
+        </w:rPr>
+      </w:pPr>
+      <w:r>
+        <w:rPr>
+          <w:rFonts w:ascii="Times New Roman" w:eastAsia="Times New Roman" w:hAnsi="Times New Roman" w:cs="Times New Roman"/>
+          <w:noProof w:val="0"/>
+          <w:color w:val="C9D1D9"/>
+          <w:kern w:val="0"/>
+          <w:sz w:val="28"/>
+          <w:szCs w:val="28"/>
+          <w:lang w:eastAsia="uk-UA"/>
+          <w14:ligatures w14:val="none"/>
+        </w:rPr>
+        <w:t xml:space="preserve">              </w:t>
+      </w:r>
+      <w:proofErr w:type="spellStart"/>
+      <w:r>
+        <w:rPr>
+          <w:rFonts w:ascii="Times New Roman" w:eastAsia="Times New Roman" w:hAnsi="Times New Roman" w:cs="Times New Roman"/>
+          <w:noProof w:val="0"/>
+          <w:color w:val="FDAC54"/>
+          <w:kern w:val="0"/>
+          <w:sz w:val="28"/>
+          <w:szCs w:val="28"/>
+          <w:lang w:eastAsia="uk-UA"/>
+          <w14:ligatures w14:val="none"/>
+        </w:rPr>
+        <w:t>items</w:t>
       </w:r>
       <w:proofErr w:type="spellEnd"/>
       <w:r>
@@ -11933,6 +13061,117 @@
         <w:rPr>
           <w:rFonts w:ascii="Times New Roman" w:eastAsia="Times New Roman" w:hAnsi="Times New Roman" w:cs="Times New Roman"/>
           <w:noProof w:val="0"/>
+          <w:color w:val="FDAC54"/>
+          <w:kern w:val="0"/>
+          <w:sz w:val="28"/>
+          <w:szCs w:val="28"/>
+          <w:lang w:eastAsia="uk-UA"/>
+          <w14:ligatures w14:val="none"/>
+        </w:rPr>
+        <w:t>FamilyMember</w:t>
+      </w:r>
+      <w:r>
+        <w:rPr>
+          <w:rFonts w:ascii="Times New Roman" w:eastAsia="Times New Roman" w:hAnsi="Times New Roman" w:cs="Times New Roman"/>
+          <w:noProof w:val="0"/>
+          <w:color w:val="C9D1D9"/>
+          <w:kern w:val="0"/>
+          <w:sz w:val="28"/>
+          <w:szCs w:val="28"/>
+          <w:lang w:eastAsia="uk-UA"/>
+          <w14:ligatures w14:val="none"/>
+        </w:rPr>
+        <w:t>.values.</w:t>
+      </w:r>
+      <w:r>
+        <w:rPr>
+          <w:rFonts w:ascii="Times New Roman" w:eastAsia="Times New Roman" w:hAnsi="Times New Roman" w:cs="Times New Roman"/>
+          <w:noProof w:val="0"/>
+          <w:color w:val="D2A8FF"/>
+          <w:kern w:val="0"/>
+          <w:sz w:val="28"/>
+          <w:szCs w:val="28"/>
+          <w:lang w:eastAsia="uk-UA"/>
+          <w14:ligatures w14:val="none"/>
+        </w:rPr>
+        <w:t>map</w:t>
+      </w:r>
+      <w:proofErr w:type="spellEnd"/>
+      <w:r>
+        <w:rPr>
+          <w:rFonts w:ascii="Times New Roman" w:eastAsia="Times New Roman" w:hAnsi="Times New Roman" w:cs="Times New Roman"/>
+          <w:noProof w:val="0"/>
+          <w:color w:val="C9D1D9"/>
+          <w:kern w:val="0"/>
+          <w:sz w:val="28"/>
+          <w:szCs w:val="28"/>
+          <w:lang w:eastAsia="uk-UA"/>
+          <w14:ligatures w14:val="none"/>
+        </w:rPr>
+        <w:t>((</w:t>
+      </w:r>
+      <w:proofErr w:type="spellStart"/>
+      <w:r>
+        <w:rPr>
+          <w:rFonts w:ascii="Times New Roman" w:eastAsia="Times New Roman" w:hAnsi="Times New Roman" w:cs="Times New Roman"/>
+          <w:noProof w:val="0"/>
+          <w:color w:val="FDAC54"/>
+          <w:kern w:val="0"/>
+          <w:sz w:val="28"/>
+          <w:szCs w:val="28"/>
+          <w:lang w:eastAsia="uk-UA"/>
+          <w14:ligatures w14:val="none"/>
+        </w:rPr>
+        <w:t>member</w:t>
+      </w:r>
+      <w:proofErr w:type="spellEnd"/>
+      <w:r>
+        <w:rPr>
+          <w:rFonts w:ascii="Times New Roman" w:eastAsia="Times New Roman" w:hAnsi="Times New Roman" w:cs="Times New Roman"/>
+          <w:noProof w:val="0"/>
+          <w:color w:val="C9D1D9"/>
+          <w:kern w:val="0"/>
+          <w:sz w:val="28"/>
+          <w:szCs w:val="28"/>
+          <w:lang w:eastAsia="uk-UA"/>
+          <w14:ligatures w14:val="none"/>
+        </w:rPr>
+        <w:t>) {</w:t>
+      </w:r>
+    </w:p>
+    <w:p>
+      <w:pPr>
+        <w:shd w:val="clear" w:color="auto" w:fill="0D1117"/>
+        <w:spacing w:after="0" w:line="360" w:lineRule="auto"/>
+        <w:rPr>
+          <w:rFonts w:ascii="Times New Roman" w:eastAsia="Times New Roman" w:hAnsi="Times New Roman" w:cs="Times New Roman"/>
+          <w:noProof w:val="0"/>
+          <w:color w:val="C9D1D9"/>
+          <w:kern w:val="0"/>
+          <w:sz w:val="28"/>
+          <w:szCs w:val="28"/>
+          <w:lang w:eastAsia="uk-UA"/>
+          <w14:ligatures w14:val="none"/>
+        </w:rPr>
+      </w:pPr>
+      <w:r>
+        <w:rPr>
+          <w:rFonts w:ascii="Times New Roman" w:eastAsia="Times New Roman" w:hAnsi="Times New Roman" w:cs="Times New Roman"/>
+          <w:noProof w:val="0"/>
+          <w:color w:val="C9D1D9"/>
+          <w:kern w:val="0"/>
+          <w:sz w:val="28"/>
+          <w:szCs w:val="28"/>
+          <w:lang w:eastAsia="uk-UA"/>
+          <w14:ligatures w14:val="none"/>
+        </w:rPr>
+        <w:t xml:space="preserve">                </w:t>
+      </w:r>
+      <w:proofErr w:type="spellStart"/>
+      <w:r>
+        <w:rPr>
+          <w:rFonts w:ascii="Times New Roman" w:eastAsia="Times New Roman" w:hAnsi="Times New Roman" w:cs="Times New Roman"/>
+          <w:noProof w:val="0"/>
           <w:color w:val="EC8E2C"/>
           <w:kern w:val="0"/>
           <w:sz w:val="28"/>
@@ -11940,7 +13179,7 @@
           <w:lang w:eastAsia="uk-UA"/>
           <w14:ligatures w14:val="none"/>
         </w:rPr>
-        <w:t>const</w:t>
+        <w:t>return</w:t>
       </w:r>
       <w:proofErr w:type="spellEnd"/>
       <w:r>
@@ -11968,21 +13207,303 @@
           <w:lang w:eastAsia="uk-UA"/>
           <w14:ligatures w14:val="none"/>
         </w:rPr>
-        <w:t>EdgeInsets</w:t>
-      </w:r>
-      <w:r>
-        <w:rPr>
-          <w:rFonts w:ascii="Times New Roman" w:eastAsia="Times New Roman" w:hAnsi="Times New Roman" w:cs="Times New Roman"/>
-          <w:noProof w:val="0"/>
-          <w:color w:val="C9D1D9"/>
-          <w:kern w:val="0"/>
-          <w:sz w:val="28"/>
-          <w:szCs w:val="28"/>
-          <w:lang w:eastAsia="uk-UA"/>
-          <w14:ligatures w14:val="none"/>
-        </w:rPr>
-        <w:t>.</w:t>
-      </w:r>
+        <w:t>DropdownMenuItem</w:t>
+      </w:r>
+      <w:proofErr w:type="spellEnd"/>
+      <w:r>
+        <w:rPr>
+          <w:rFonts w:ascii="Times New Roman" w:eastAsia="Times New Roman" w:hAnsi="Times New Roman" w:cs="Times New Roman"/>
+          <w:noProof w:val="0"/>
+          <w:color w:val="C9D1D9"/>
+          <w:kern w:val="0"/>
+          <w:sz w:val="28"/>
+          <w:szCs w:val="28"/>
+          <w:lang w:eastAsia="uk-UA"/>
+          <w14:ligatures w14:val="none"/>
+        </w:rPr>
+        <w:t>(</w:t>
+      </w:r>
+    </w:p>
+    <w:p>
+      <w:pPr>
+        <w:shd w:val="clear" w:color="auto" w:fill="0D1117"/>
+        <w:spacing w:after="0" w:line="360" w:lineRule="auto"/>
+        <w:rPr>
+          <w:rFonts w:ascii="Times New Roman" w:eastAsia="Times New Roman" w:hAnsi="Times New Roman" w:cs="Times New Roman"/>
+          <w:noProof w:val="0"/>
+          <w:color w:val="C9D1D9"/>
+          <w:kern w:val="0"/>
+          <w:sz w:val="28"/>
+          <w:szCs w:val="28"/>
+          <w:lang w:eastAsia="uk-UA"/>
+          <w14:ligatures w14:val="none"/>
+        </w:rPr>
+      </w:pPr>
+      <w:r>
+        <w:rPr>
+          <w:rFonts w:ascii="Times New Roman" w:eastAsia="Times New Roman" w:hAnsi="Times New Roman" w:cs="Times New Roman"/>
+          <w:noProof w:val="0"/>
+          <w:color w:val="C9D1D9"/>
+          <w:kern w:val="0"/>
+          <w:sz w:val="28"/>
+          <w:szCs w:val="28"/>
+          <w:lang w:eastAsia="uk-UA"/>
+          <w14:ligatures w14:val="none"/>
+        </w:rPr>
+        <w:t xml:space="preserve">                  </w:t>
+      </w:r>
+      <w:proofErr w:type="spellStart"/>
+      <w:r>
+        <w:rPr>
+          <w:rFonts w:ascii="Times New Roman" w:eastAsia="Times New Roman" w:hAnsi="Times New Roman" w:cs="Times New Roman"/>
+          <w:noProof w:val="0"/>
+          <w:color w:val="FDAC54"/>
+          <w:kern w:val="0"/>
+          <w:sz w:val="28"/>
+          <w:szCs w:val="28"/>
+          <w:lang w:eastAsia="uk-UA"/>
+          <w14:ligatures w14:val="none"/>
+        </w:rPr>
+        <w:t>value</w:t>
+      </w:r>
+      <w:proofErr w:type="spellEnd"/>
+      <w:r>
+        <w:rPr>
+          <w:rFonts w:ascii="Times New Roman" w:eastAsia="Times New Roman" w:hAnsi="Times New Roman" w:cs="Times New Roman"/>
+          <w:noProof w:val="0"/>
+          <w:color w:val="EC8E2C"/>
+          <w:kern w:val="0"/>
+          <w:sz w:val="28"/>
+          <w:szCs w:val="28"/>
+          <w:lang w:eastAsia="uk-UA"/>
+          <w14:ligatures w14:val="none"/>
+        </w:rPr>
+        <w:t>:</w:t>
+      </w:r>
+      <w:r>
+        <w:rPr>
+          <w:rFonts w:ascii="Times New Roman" w:eastAsia="Times New Roman" w:hAnsi="Times New Roman" w:cs="Times New Roman"/>
+          <w:noProof w:val="0"/>
+          <w:color w:val="C9D1D9"/>
+          <w:kern w:val="0"/>
+          <w:sz w:val="28"/>
+          <w:szCs w:val="28"/>
+          <w:lang w:eastAsia="uk-UA"/>
+          <w14:ligatures w14:val="none"/>
+        </w:rPr>
+        <w:t xml:space="preserve"> </w:t>
+      </w:r>
+      <w:proofErr w:type="spellStart"/>
+      <w:r>
+        <w:rPr>
+          <w:rFonts w:ascii="Times New Roman" w:eastAsia="Times New Roman" w:hAnsi="Times New Roman" w:cs="Times New Roman"/>
+          <w:noProof w:val="0"/>
+          <w:color w:val="FDAC54"/>
+          <w:kern w:val="0"/>
+          <w:sz w:val="28"/>
+          <w:szCs w:val="28"/>
+          <w:lang w:eastAsia="uk-UA"/>
+          <w14:ligatures w14:val="none"/>
+        </w:rPr>
+        <w:t>member</w:t>
+      </w:r>
+      <w:proofErr w:type="spellEnd"/>
+      <w:r>
+        <w:rPr>
+          <w:rFonts w:ascii="Times New Roman" w:eastAsia="Times New Roman" w:hAnsi="Times New Roman" w:cs="Times New Roman"/>
+          <w:noProof w:val="0"/>
+          <w:color w:val="C9D1D9"/>
+          <w:kern w:val="0"/>
+          <w:sz w:val="28"/>
+          <w:szCs w:val="28"/>
+          <w:lang w:eastAsia="uk-UA"/>
+          <w14:ligatures w14:val="none"/>
+        </w:rPr>
+        <w:t>,</w:t>
+      </w:r>
+    </w:p>
+    <w:p>
+      <w:pPr>
+        <w:shd w:val="clear" w:color="auto" w:fill="0D1117"/>
+        <w:spacing w:after="0" w:line="360" w:lineRule="auto"/>
+        <w:rPr>
+          <w:rFonts w:ascii="Times New Roman" w:eastAsia="Times New Roman" w:hAnsi="Times New Roman" w:cs="Times New Roman"/>
+          <w:noProof w:val="0"/>
+          <w:color w:val="C9D1D9"/>
+          <w:kern w:val="0"/>
+          <w:sz w:val="28"/>
+          <w:szCs w:val="28"/>
+          <w:lang w:eastAsia="uk-UA"/>
+          <w14:ligatures w14:val="none"/>
+        </w:rPr>
+      </w:pPr>
+      <w:r>
+        <w:rPr>
+          <w:rFonts w:ascii="Times New Roman" w:eastAsia="Times New Roman" w:hAnsi="Times New Roman" w:cs="Times New Roman"/>
+          <w:noProof w:val="0"/>
+          <w:color w:val="C9D1D9"/>
+          <w:kern w:val="0"/>
+          <w:sz w:val="28"/>
+          <w:szCs w:val="28"/>
+          <w:lang w:eastAsia="uk-UA"/>
+          <w14:ligatures w14:val="none"/>
+        </w:rPr>
+        <w:t xml:space="preserve">                  </w:t>
+      </w:r>
+      <w:proofErr w:type="spellStart"/>
+      <w:r>
+        <w:rPr>
+          <w:rFonts w:ascii="Times New Roman" w:eastAsia="Times New Roman" w:hAnsi="Times New Roman" w:cs="Times New Roman"/>
+          <w:noProof w:val="0"/>
+          <w:color w:val="FDAC54"/>
+          <w:kern w:val="0"/>
+          <w:sz w:val="28"/>
+          <w:szCs w:val="28"/>
+          <w:lang w:eastAsia="uk-UA"/>
+          <w14:ligatures w14:val="none"/>
+        </w:rPr>
+        <w:t>child</w:t>
+      </w:r>
+      <w:proofErr w:type="spellEnd"/>
+      <w:r>
+        <w:rPr>
+          <w:rFonts w:ascii="Times New Roman" w:eastAsia="Times New Roman" w:hAnsi="Times New Roman" w:cs="Times New Roman"/>
+          <w:noProof w:val="0"/>
+          <w:color w:val="EC8E2C"/>
+          <w:kern w:val="0"/>
+          <w:sz w:val="28"/>
+          <w:szCs w:val="28"/>
+          <w:lang w:eastAsia="uk-UA"/>
+          <w14:ligatures w14:val="none"/>
+        </w:rPr>
+        <w:t>:</w:t>
+      </w:r>
+      <w:r>
+        <w:rPr>
+          <w:rFonts w:ascii="Times New Roman" w:eastAsia="Times New Roman" w:hAnsi="Times New Roman" w:cs="Times New Roman"/>
+          <w:noProof w:val="0"/>
+          <w:color w:val="C9D1D9"/>
+          <w:kern w:val="0"/>
+          <w:sz w:val="28"/>
+          <w:szCs w:val="28"/>
+          <w:lang w:eastAsia="uk-UA"/>
+          <w14:ligatures w14:val="none"/>
+        </w:rPr>
+        <w:t xml:space="preserve"> </w:t>
+      </w:r>
+      <w:proofErr w:type="spellStart"/>
+      <w:r>
+        <w:rPr>
+          <w:rFonts w:ascii="Times New Roman" w:eastAsia="Times New Roman" w:hAnsi="Times New Roman" w:cs="Times New Roman"/>
+          <w:noProof w:val="0"/>
+          <w:color w:val="FDAC54"/>
+          <w:kern w:val="0"/>
+          <w:sz w:val="28"/>
+          <w:szCs w:val="28"/>
+          <w:lang w:eastAsia="uk-UA"/>
+          <w14:ligatures w14:val="none"/>
+        </w:rPr>
+        <w:t>Text</w:t>
+      </w:r>
+      <w:proofErr w:type="spellEnd"/>
+      <w:r>
+        <w:rPr>
+          <w:rFonts w:ascii="Times New Roman" w:eastAsia="Times New Roman" w:hAnsi="Times New Roman" w:cs="Times New Roman"/>
+          <w:noProof w:val="0"/>
+          <w:color w:val="C9D1D9"/>
+          <w:kern w:val="0"/>
+          <w:sz w:val="28"/>
+          <w:szCs w:val="28"/>
+          <w:lang w:eastAsia="uk-UA"/>
+          <w14:ligatures w14:val="none"/>
+        </w:rPr>
+        <w:t>(</w:t>
+      </w:r>
+      <w:r>
+        <w:rPr>
+          <w:rFonts w:ascii="Times New Roman" w:eastAsia="Times New Roman" w:hAnsi="Times New Roman" w:cs="Times New Roman"/>
+          <w:noProof w:val="0"/>
+          <w:color w:val="FDAC54"/>
+          <w:kern w:val="0"/>
+          <w:sz w:val="28"/>
+          <w:szCs w:val="28"/>
+          <w:lang w:eastAsia="uk-UA"/>
+          <w14:ligatures w14:val="none"/>
+        </w:rPr>
+        <w:t>member</w:t>
+      </w:r>
+      <w:r>
+        <w:rPr>
+          <w:rFonts w:ascii="Times New Roman" w:eastAsia="Times New Roman" w:hAnsi="Times New Roman" w:cs="Times New Roman"/>
+          <w:noProof w:val="0"/>
+          <w:color w:val="C9D1D9"/>
+          <w:kern w:val="0"/>
+          <w:sz w:val="28"/>
+          <w:szCs w:val="28"/>
+          <w:lang w:eastAsia="uk-UA"/>
+          <w14:ligatures w14:val="none"/>
+        </w:rPr>
+        <w:t>.name),</w:t>
+      </w:r>
+    </w:p>
+    <w:p>
+      <w:pPr>
+        <w:shd w:val="clear" w:color="auto" w:fill="0D1117"/>
+        <w:spacing w:after="0" w:line="360" w:lineRule="auto"/>
+        <w:rPr>
+          <w:rFonts w:ascii="Times New Roman" w:eastAsia="Times New Roman" w:hAnsi="Times New Roman" w:cs="Times New Roman"/>
+          <w:noProof w:val="0"/>
+          <w:color w:val="C9D1D9"/>
+          <w:kern w:val="0"/>
+          <w:sz w:val="28"/>
+          <w:szCs w:val="28"/>
+          <w:lang w:eastAsia="uk-UA"/>
+          <w14:ligatures w14:val="none"/>
+        </w:rPr>
+      </w:pPr>
+      <w:r>
+        <w:rPr>
+          <w:rFonts w:ascii="Times New Roman" w:eastAsia="Times New Roman" w:hAnsi="Times New Roman" w:cs="Times New Roman"/>
+          <w:noProof w:val="0"/>
+          <w:color w:val="C9D1D9"/>
+          <w:kern w:val="0"/>
+          <w:sz w:val="28"/>
+          <w:szCs w:val="28"/>
+          <w:lang w:eastAsia="uk-UA"/>
+          <w14:ligatures w14:val="none"/>
+        </w:rPr>
+        <w:t>                );</w:t>
+      </w:r>
+    </w:p>
+    <w:p>
+      <w:pPr>
+        <w:shd w:val="clear" w:color="auto" w:fill="0D1117"/>
+        <w:spacing w:after="0" w:line="360" w:lineRule="auto"/>
+        <w:rPr>
+          <w:rFonts w:ascii="Times New Roman" w:eastAsia="Times New Roman" w:hAnsi="Times New Roman" w:cs="Times New Roman"/>
+          <w:noProof w:val="0"/>
+          <w:color w:val="C9D1D9"/>
+          <w:kern w:val="0"/>
+          <w:sz w:val="28"/>
+          <w:szCs w:val="28"/>
+          <w:lang w:eastAsia="uk-UA"/>
+          <w14:ligatures w14:val="none"/>
+        </w:rPr>
+      </w:pPr>
+      <w:r>
+        <w:rPr>
+          <w:rFonts w:ascii="Times New Roman" w:eastAsia="Times New Roman" w:hAnsi="Times New Roman" w:cs="Times New Roman"/>
+          <w:noProof w:val="0"/>
+          <w:color w:val="C9D1D9"/>
+          <w:kern w:val="0"/>
+          <w:sz w:val="28"/>
+          <w:szCs w:val="28"/>
+          <w:lang w:eastAsia="uk-UA"/>
+          <w14:ligatures w14:val="none"/>
+        </w:rPr>
+        <w:t>              }).</w:t>
+      </w:r>
+      <w:proofErr w:type="spellStart"/>
       <w:r>
         <w:rPr>
           <w:rFonts w:ascii="Times New Roman" w:eastAsia="Times New Roman" w:hAnsi="Times New Roman" w:cs="Times New Roman"/>
@@ -11994,21 +13515,190 @@
           <w:lang w:eastAsia="uk-UA"/>
           <w14:ligatures w14:val="none"/>
         </w:rPr>
-        <w:t>symmetric</w:t>
-      </w:r>
-      <w:proofErr w:type="spellEnd"/>
-      <w:r>
-        <w:rPr>
-          <w:rFonts w:ascii="Times New Roman" w:eastAsia="Times New Roman" w:hAnsi="Times New Roman" w:cs="Times New Roman"/>
-          <w:noProof w:val="0"/>
-          <w:color w:val="C9D1D9"/>
-          <w:kern w:val="0"/>
-          <w:sz w:val="28"/>
-          <w:szCs w:val="28"/>
-          <w:lang w:eastAsia="uk-UA"/>
-          <w14:ligatures w14:val="none"/>
-        </w:rPr>
-        <w:t>(</w:t>
+        <w:t>toList</w:t>
+      </w:r>
+      <w:proofErr w:type="spellEnd"/>
+      <w:r>
+        <w:rPr>
+          <w:rFonts w:ascii="Times New Roman" w:eastAsia="Times New Roman" w:hAnsi="Times New Roman" w:cs="Times New Roman"/>
+          <w:noProof w:val="0"/>
+          <w:color w:val="C9D1D9"/>
+          <w:kern w:val="0"/>
+          <w:sz w:val="28"/>
+          <w:szCs w:val="28"/>
+          <w:lang w:eastAsia="uk-UA"/>
+          <w14:ligatures w14:val="none"/>
+        </w:rPr>
+        <w:t>(),</w:t>
+      </w:r>
+    </w:p>
+    <w:p>
+      <w:pPr>
+        <w:pStyle w:val="a5"/>
+        <w:spacing w:line="360" w:lineRule="auto"/>
+        <w:rPr>
+          <w:sz w:val="28"/>
+          <w:szCs w:val="28"/>
+        </w:rPr>
+      </w:pPr>
+      <w:r>
+        <w:rPr>
+          <w:sz w:val="28"/>
+          <w:szCs w:val="28"/>
+        </w:rPr>
+        <w:t>Також я оновив логіку фільтрації витрат, додавши перевірку відповідності вибраному члену сім’ї:</w:t>
+      </w:r>
+    </w:p>
+    <w:p>
+      <w:pPr>
+        <w:shd w:val="clear" w:color="auto" w:fill="0D1117"/>
+        <w:spacing w:after="0" w:line="360" w:lineRule="auto"/>
+        <w:rPr>
+          <w:rFonts w:ascii="Times New Roman" w:eastAsia="Times New Roman" w:hAnsi="Times New Roman" w:cs="Times New Roman"/>
+          <w:noProof w:val="0"/>
+          <w:color w:val="C9D1D9"/>
+          <w:kern w:val="0"/>
+          <w:sz w:val="28"/>
+          <w:szCs w:val="28"/>
+          <w:lang w:eastAsia="uk-UA"/>
+          <w14:ligatures w14:val="none"/>
+        </w:rPr>
+      </w:pPr>
+      <w:r>
+        <w:rPr>
+          <w:rFonts w:ascii="Times New Roman" w:eastAsia="Times New Roman" w:hAnsi="Times New Roman" w:cs="Times New Roman"/>
+          <w:noProof w:val="0"/>
+          <w:color w:val="C9D1D9"/>
+          <w:kern w:val="0"/>
+          <w:sz w:val="28"/>
+          <w:szCs w:val="28"/>
+          <w:lang w:eastAsia="uk-UA"/>
+          <w14:ligatures w14:val="none"/>
+        </w:rPr>
+        <w:t> </w:t>
+      </w:r>
+      <w:proofErr w:type="spellStart"/>
+      <w:r>
+        <w:rPr>
+          <w:rFonts w:ascii="Times New Roman" w:eastAsia="Times New Roman" w:hAnsi="Times New Roman" w:cs="Times New Roman"/>
+          <w:noProof w:val="0"/>
+          <w:color w:val="EC8E2C"/>
+          <w:kern w:val="0"/>
+          <w:sz w:val="28"/>
+          <w:szCs w:val="28"/>
+          <w:lang w:eastAsia="uk-UA"/>
+          <w14:ligatures w14:val="none"/>
+        </w:rPr>
+        <w:t>final</w:t>
+      </w:r>
+      <w:proofErr w:type="spellEnd"/>
+      <w:r>
+        <w:rPr>
+          <w:rFonts w:ascii="Times New Roman" w:eastAsia="Times New Roman" w:hAnsi="Times New Roman" w:cs="Times New Roman"/>
+          <w:noProof w:val="0"/>
+          <w:color w:val="C9D1D9"/>
+          <w:kern w:val="0"/>
+          <w:sz w:val="28"/>
+          <w:szCs w:val="28"/>
+          <w:lang w:eastAsia="uk-UA"/>
+          <w14:ligatures w14:val="none"/>
+        </w:rPr>
+        <w:t xml:space="preserve"> </w:t>
+      </w:r>
+      <w:proofErr w:type="spellStart"/>
+      <w:r>
+        <w:rPr>
+          <w:rFonts w:ascii="Times New Roman" w:eastAsia="Times New Roman" w:hAnsi="Times New Roman" w:cs="Times New Roman"/>
+          <w:noProof w:val="0"/>
+          <w:color w:val="C9D1D9"/>
+          <w:kern w:val="0"/>
+          <w:sz w:val="28"/>
+          <w:szCs w:val="28"/>
+          <w:lang w:eastAsia="uk-UA"/>
+          <w14:ligatures w14:val="none"/>
+        </w:rPr>
+        <w:t>filteredExpenses</w:t>
+      </w:r>
+      <w:proofErr w:type="spellEnd"/>
+      <w:r>
+        <w:rPr>
+          <w:rFonts w:ascii="Times New Roman" w:eastAsia="Times New Roman" w:hAnsi="Times New Roman" w:cs="Times New Roman"/>
+          <w:noProof w:val="0"/>
+          <w:color w:val="C9D1D9"/>
+          <w:kern w:val="0"/>
+          <w:sz w:val="28"/>
+          <w:szCs w:val="28"/>
+          <w:lang w:eastAsia="uk-UA"/>
+          <w14:ligatures w14:val="none"/>
+        </w:rPr>
+        <w:t xml:space="preserve"> </w:t>
+      </w:r>
+      <w:r>
+        <w:rPr>
+          <w:rFonts w:ascii="Times New Roman" w:eastAsia="Times New Roman" w:hAnsi="Times New Roman" w:cs="Times New Roman"/>
+          <w:noProof w:val="0"/>
+          <w:color w:val="EC8E2C"/>
+          <w:kern w:val="0"/>
+          <w:sz w:val="28"/>
+          <w:szCs w:val="28"/>
+          <w:lang w:eastAsia="uk-UA"/>
+          <w14:ligatures w14:val="none"/>
+        </w:rPr>
+        <w:t>=</w:t>
+      </w:r>
+      <w:r>
+        <w:rPr>
+          <w:rFonts w:ascii="Times New Roman" w:eastAsia="Times New Roman" w:hAnsi="Times New Roman" w:cs="Times New Roman"/>
+          <w:noProof w:val="0"/>
+          <w:color w:val="C9D1D9"/>
+          <w:kern w:val="0"/>
+          <w:sz w:val="28"/>
+          <w:szCs w:val="28"/>
+          <w:lang w:eastAsia="uk-UA"/>
+          <w14:ligatures w14:val="none"/>
+        </w:rPr>
+        <w:t xml:space="preserve"> _</w:t>
+      </w:r>
+      <w:proofErr w:type="spellStart"/>
+      <w:r>
+        <w:rPr>
+          <w:rFonts w:ascii="Times New Roman" w:eastAsia="Times New Roman" w:hAnsi="Times New Roman" w:cs="Times New Roman"/>
+          <w:noProof w:val="0"/>
+          <w:color w:val="C9D1D9"/>
+          <w:kern w:val="0"/>
+          <w:sz w:val="28"/>
+          <w:szCs w:val="28"/>
+          <w:lang w:eastAsia="uk-UA"/>
+          <w14:ligatures w14:val="none"/>
+        </w:rPr>
+        <w:t>registeredExpenses.</w:t>
+      </w:r>
+      <w:r>
+        <w:rPr>
+          <w:rFonts w:ascii="Times New Roman" w:eastAsia="Times New Roman" w:hAnsi="Times New Roman" w:cs="Times New Roman"/>
+          <w:noProof w:val="0"/>
+          <w:color w:val="D2A8FF"/>
+          <w:kern w:val="0"/>
+          <w:sz w:val="28"/>
+          <w:szCs w:val="28"/>
+          <w:lang w:eastAsia="uk-UA"/>
+          <w14:ligatures w14:val="none"/>
+        </w:rPr>
+        <w:t>where</w:t>
+      </w:r>
+      <w:proofErr w:type="spellEnd"/>
+      <w:r>
+        <w:rPr>
+          <w:rFonts w:ascii="Times New Roman" w:eastAsia="Times New Roman" w:hAnsi="Times New Roman" w:cs="Times New Roman"/>
+          <w:noProof w:val="0"/>
+          <w:color w:val="C9D1D9"/>
+          <w:kern w:val="0"/>
+          <w:sz w:val="28"/>
+          <w:szCs w:val="28"/>
+          <w:lang w:eastAsia="uk-UA"/>
+          <w14:ligatures w14:val="none"/>
+        </w:rPr>
+        <w:t>((</w:t>
       </w:r>
       <w:proofErr w:type="spellStart"/>
       <w:r>
@@ -12022,9 +13712,52 @@
           <w:lang w:eastAsia="uk-UA"/>
           <w14:ligatures w14:val="none"/>
         </w:rPr>
-        <w:t>horizontal</w:t>
-      </w:r>
-      <w:proofErr w:type="spellEnd"/>
+        <w:t>expense</w:t>
+      </w:r>
+      <w:proofErr w:type="spellEnd"/>
+      <w:r>
+        <w:rPr>
+          <w:rFonts w:ascii="Times New Roman" w:eastAsia="Times New Roman" w:hAnsi="Times New Roman" w:cs="Times New Roman"/>
+          <w:noProof w:val="0"/>
+          <w:color w:val="C9D1D9"/>
+          <w:kern w:val="0"/>
+          <w:sz w:val="28"/>
+          <w:szCs w:val="28"/>
+          <w:lang w:eastAsia="uk-UA"/>
+          <w14:ligatures w14:val="none"/>
+        </w:rPr>
+        <w:t>) {</w:t>
+      </w:r>
+    </w:p>
+    <w:p>
+      <w:pPr>
+        <w:shd w:val="clear" w:color="auto" w:fill="0D1117"/>
+        <w:spacing w:after="0" w:line="360" w:lineRule="auto"/>
+        <w:rPr>
+          <w:rFonts w:ascii="Times New Roman" w:eastAsia="Times New Roman" w:hAnsi="Times New Roman" w:cs="Times New Roman"/>
+          <w:noProof w:val="0"/>
+          <w:color w:val="C9D1D9"/>
+          <w:kern w:val="0"/>
+          <w:sz w:val="28"/>
+          <w:szCs w:val="28"/>
+          <w:lang w:eastAsia="uk-UA"/>
+          <w14:ligatures w14:val="none"/>
+        </w:rPr>
+      </w:pPr>
+      <w:r>
+        <w:rPr>
+          <w:rFonts w:ascii="Times New Roman" w:eastAsia="Times New Roman" w:hAnsi="Times New Roman" w:cs="Times New Roman"/>
+          <w:noProof w:val="0"/>
+          <w:color w:val="C9D1D9"/>
+          <w:kern w:val="0"/>
+          <w:sz w:val="28"/>
+          <w:szCs w:val="28"/>
+          <w:lang w:eastAsia="uk-UA"/>
+          <w14:ligatures w14:val="none"/>
+        </w:rPr>
+        <w:t xml:space="preserve">      </w:t>
+      </w:r>
+      <w:proofErr w:type="spellStart"/>
       <w:r>
         <w:rPr>
           <w:rFonts w:ascii="Times New Roman" w:eastAsia="Times New Roman" w:hAnsi="Times New Roman" w:cs="Times New Roman"/>
@@ -12036,8 +13769,37 @@
           <w:lang w:eastAsia="uk-UA"/>
           <w14:ligatures w14:val="none"/>
         </w:rPr>
-        <w:t>:</w:t>
-      </w:r>
+        <w:t>return</w:t>
+      </w:r>
+      <w:proofErr w:type="spellEnd"/>
+      <w:r>
+        <w:rPr>
+          <w:rFonts w:ascii="Times New Roman" w:eastAsia="Times New Roman" w:hAnsi="Times New Roman" w:cs="Times New Roman"/>
+          <w:noProof w:val="0"/>
+          <w:color w:val="C9D1D9"/>
+          <w:kern w:val="0"/>
+          <w:sz w:val="28"/>
+          <w:szCs w:val="28"/>
+          <w:lang w:eastAsia="uk-UA"/>
+          <w14:ligatures w14:val="none"/>
+        </w:rPr>
+        <w:t xml:space="preserve"> _</w:t>
+      </w:r>
+      <w:proofErr w:type="spellStart"/>
+      <w:r>
+        <w:rPr>
+          <w:rFonts w:ascii="Times New Roman" w:eastAsia="Times New Roman" w:hAnsi="Times New Roman" w:cs="Times New Roman"/>
+          <w:noProof w:val="0"/>
+          <w:color w:val="C9D1D9"/>
+          <w:kern w:val="0"/>
+          <w:sz w:val="28"/>
+          <w:szCs w:val="28"/>
+          <w:lang w:eastAsia="uk-UA"/>
+          <w14:ligatures w14:val="none"/>
+        </w:rPr>
+        <w:t>selectedFamilyMember</w:t>
+      </w:r>
+      <w:proofErr w:type="spellEnd"/>
       <w:r>
         <w:rPr>
           <w:rFonts w:ascii="Times New Roman" w:eastAsia="Times New Roman" w:hAnsi="Times New Roman" w:cs="Times New Roman"/>
@@ -12055,27 +13817,97 @@
         <w:rPr>
           <w:rFonts w:ascii="Times New Roman" w:eastAsia="Times New Roman" w:hAnsi="Times New Roman" w:cs="Times New Roman"/>
           <w:noProof w:val="0"/>
-          <w:color w:val="79C0FF"/>
-          <w:kern w:val="0"/>
-          <w:sz w:val="28"/>
-          <w:szCs w:val="28"/>
-          <w:lang w:eastAsia="uk-UA"/>
-          <w14:ligatures w14:val="none"/>
-        </w:rPr>
-        <w:t>16</w:t>
-      </w:r>
-      <w:r>
-        <w:rPr>
-          <w:rFonts w:ascii="Times New Roman" w:eastAsia="Times New Roman" w:hAnsi="Times New Roman" w:cs="Times New Roman"/>
-          <w:noProof w:val="0"/>
-          <w:color w:val="C9D1D9"/>
-          <w:kern w:val="0"/>
-          <w:sz w:val="28"/>
-          <w:szCs w:val="28"/>
-          <w:lang w:eastAsia="uk-UA"/>
-          <w14:ligatures w14:val="none"/>
-        </w:rPr>
-        <w:t xml:space="preserve">, </w:t>
+          <w:color w:val="EC8E2C"/>
+          <w:kern w:val="0"/>
+          <w:sz w:val="28"/>
+          <w:szCs w:val="28"/>
+          <w:lang w:eastAsia="uk-UA"/>
+          <w14:ligatures w14:val="none"/>
+        </w:rPr>
+        <w:t>==</w:t>
+      </w:r>
+      <w:r>
+        <w:rPr>
+          <w:rFonts w:ascii="Times New Roman" w:eastAsia="Times New Roman" w:hAnsi="Times New Roman" w:cs="Times New Roman"/>
+          <w:noProof w:val="0"/>
+          <w:color w:val="C9D1D9"/>
+          <w:kern w:val="0"/>
+          <w:sz w:val="28"/>
+          <w:szCs w:val="28"/>
+          <w:lang w:eastAsia="uk-UA"/>
+          <w14:ligatures w14:val="none"/>
+        </w:rPr>
+        <w:t xml:space="preserve"> </w:t>
+      </w:r>
+      <w:proofErr w:type="spellStart"/>
+      <w:r>
+        <w:rPr>
+          <w:rFonts w:ascii="Times New Roman" w:eastAsia="Times New Roman" w:hAnsi="Times New Roman" w:cs="Times New Roman"/>
+          <w:noProof w:val="0"/>
+          <w:color w:val="EC8E2C"/>
+          <w:kern w:val="0"/>
+          <w:sz w:val="28"/>
+          <w:szCs w:val="28"/>
+          <w:lang w:eastAsia="uk-UA"/>
+          <w14:ligatures w14:val="none"/>
+        </w:rPr>
+        <w:t>null</w:t>
+      </w:r>
+      <w:proofErr w:type="spellEnd"/>
+      <w:r>
+        <w:rPr>
+          <w:rFonts w:ascii="Times New Roman" w:eastAsia="Times New Roman" w:hAnsi="Times New Roman" w:cs="Times New Roman"/>
+          <w:noProof w:val="0"/>
+          <w:color w:val="C9D1D9"/>
+          <w:kern w:val="0"/>
+          <w:sz w:val="28"/>
+          <w:szCs w:val="28"/>
+          <w:lang w:eastAsia="uk-UA"/>
+          <w14:ligatures w14:val="none"/>
+        </w:rPr>
+        <w:t xml:space="preserve"> </w:t>
+      </w:r>
+      <w:r>
+        <w:rPr>
+          <w:rFonts w:ascii="Times New Roman" w:eastAsia="Times New Roman" w:hAnsi="Times New Roman" w:cs="Times New Roman"/>
+          <w:noProof w:val="0"/>
+          <w:color w:val="EC8E2C"/>
+          <w:kern w:val="0"/>
+          <w:sz w:val="28"/>
+          <w:szCs w:val="28"/>
+          <w:lang w:eastAsia="uk-UA"/>
+          <w14:ligatures w14:val="none"/>
+        </w:rPr>
+        <w:t>||</w:t>
+      </w:r>
+    </w:p>
+    <w:p>
+      <w:pPr>
+        <w:shd w:val="clear" w:color="auto" w:fill="0D1117"/>
+        <w:spacing w:after="0" w:line="360" w:lineRule="auto"/>
+        <w:rPr>
+          <w:rFonts w:ascii="Times New Roman" w:eastAsia="Times New Roman" w:hAnsi="Times New Roman" w:cs="Times New Roman"/>
+          <w:noProof w:val="0"/>
+          <w:color w:val="C9D1D9"/>
+          <w:kern w:val="0"/>
+          <w:sz w:val="28"/>
+          <w:szCs w:val="28"/>
+          <w:lang w:eastAsia="uk-UA"/>
+          <w14:ligatures w14:val="none"/>
+        </w:rPr>
+      </w:pPr>
+      <w:r>
+        <w:rPr>
+          <w:rFonts w:ascii="Times New Roman" w:eastAsia="Times New Roman" w:hAnsi="Times New Roman" w:cs="Times New Roman"/>
+          <w:noProof w:val="0"/>
+          <w:color w:val="C9D1D9"/>
+          <w:kern w:val="0"/>
+          <w:sz w:val="28"/>
+          <w:szCs w:val="28"/>
+          <w:lang w:eastAsia="uk-UA"/>
+          <w14:ligatures w14:val="none"/>
+        </w:rPr>
+        <w:t xml:space="preserve">          </w:t>
       </w:r>
       <w:proofErr w:type="spellStart"/>
       <w:r>
@@ -12089,9 +13921,35 @@
           <w:lang w:eastAsia="uk-UA"/>
           <w14:ligatures w14:val="none"/>
         </w:rPr>
-        <w:t>vertical</w:t>
-      </w:r>
-      <w:proofErr w:type="spellEnd"/>
+        <w:t>expense</w:t>
+      </w:r>
+      <w:r>
+        <w:rPr>
+          <w:rFonts w:ascii="Times New Roman" w:eastAsia="Times New Roman" w:hAnsi="Times New Roman" w:cs="Times New Roman"/>
+          <w:noProof w:val="0"/>
+          <w:color w:val="C9D1D9"/>
+          <w:kern w:val="0"/>
+          <w:sz w:val="28"/>
+          <w:szCs w:val="28"/>
+          <w:lang w:eastAsia="uk-UA"/>
+          <w14:ligatures w14:val="none"/>
+        </w:rPr>
+        <w:t>.familyMember</w:t>
+      </w:r>
+      <w:proofErr w:type="spellEnd"/>
+      <w:r>
+        <w:rPr>
+          <w:rFonts w:ascii="Times New Roman" w:eastAsia="Times New Roman" w:hAnsi="Times New Roman" w:cs="Times New Roman"/>
+          <w:noProof w:val="0"/>
+          <w:color w:val="C9D1D9"/>
+          <w:kern w:val="0"/>
+          <w:sz w:val="28"/>
+          <w:szCs w:val="28"/>
+          <w:lang w:eastAsia="uk-UA"/>
+          <w14:ligatures w14:val="none"/>
+        </w:rPr>
+        <w:t xml:space="preserve"> </w:t>
+      </w:r>
       <w:r>
         <w:rPr>
           <w:rFonts w:ascii="Times New Roman" w:eastAsia="Times New Roman" w:hAnsi="Times New Roman" w:cs="Times New Roman"/>
@@ -12103,647 +13961,77 @@
           <w:lang w:eastAsia="uk-UA"/>
           <w14:ligatures w14:val="none"/>
         </w:rPr>
-        <w:t>:</w:t>
-      </w:r>
-      <w:r>
-        <w:rPr>
-          <w:rFonts w:ascii="Times New Roman" w:eastAsia="Times New Roman" w:hAnsi="Times New Roman" w:cs="Times New Roman"/>
-          <w:noProof w:val="0"/>
-          <w:color w:val="C9D1D9"/>
-          <w:kern w:val="0"/>
-          <w:sz w:val="28"/>
-          <w:szCs w:val="28"/>
-          <w:lang w:eastAsia="uk-UA"/>
-          <w14:ligatures w14:val="none"/>
-        </w:rPr>
-        <w:t xml:space="preserve"> </w:t>
-      </w:r>
-      <w:r>
-        <w:rPr>
-          <w:rFonts w:ascii="Times New Roman" w:eastAsia="Times New Roman" w:hAnsi="Times New Roman" w:cs="Times New Roman"/>
-          <w:noProof w:val="0"/>
-          <w:color w:val="79C0FF"/>
-          <w:kern w:val="0"/>
-          <w:sz w:val="28"/>
-          <w:szCs w:val="28"/>
-          <w:lang w:eastAsia="uk-UA"/>
-          <w14:ligatures w14:val="none"/>
-        </w:rPr>
-        <w:t>8</w:t>
-      </w:r>
-      <w:r>
-        <w:rPr>
-          <w:rFonts w:ascii="Times New Roman" w:eastAsia="Times New Roman" w:hAnsi="Times New Roman" w:cs="Times New Roman"/>
-          <w:noProof w:val="0"/>
-          <w:color w:val="C9D1D9"/>
-          <w:kern w:val="0"/>
-          <w:sz w:val="28"/>
-          <w:szCs w:val="28"/>
-          <w:lang w:eastAsia="uk-UA"/>
-          <w14:ligatures w14:val="none"/>
-        </w:rPr>
-        <w:t>),</w:t>
+        <w:t>==</w:t>
+      </w:r>
+      <w:r>
+        <w:rPr>
+          <w:rFonts w:ascii="Times New Roman" w:eastAsia="Times New Roman" w:hAnsi="Times New Roman" w:cs="Times New Roman"/>
+          <w:noProof w:val="0"/>
+          <w:color w:val="C9D1D9"/>
+          <w:kern w:val="0"/>
+          <w:sz w:val="28"/>
+          <w:szCs w:val="28"/>
+          <w:lang w:eastAsia="uk-UA"/>
+          <w14:ligatures w14:val="none"/>
+        </w:rPr>
+        <w:t xml:space="preserve"> _</w:t>
+      </w:r>
+      <w:proofErr w:type="spellStart"/>
+      <w:r>
+        <w:rPr>
+          <w:rFonts w:ascii="Times New Roman" w:eastAsia="Times New Roman" w:hAnsi="Times New Roman" w:cs="Times New Roman"/>
+          <w:noProof w:val="0"/>
+          <w:color w:val="C9D1D9"/>
+          <w:kern w:val="0"/>
+          <w:sz w:val="28"/>
+          <w:szCs w:val="28"/>
+          <w:lang w:eastAsia="uk-UA"/>
+          <w14:ligatures w14:val="none"/>
+        </w:rPr>
+        <w:t>selectedFamilyMember</w:t>
+      </w:r>
+      <w:proofErr w:type="spellEnd"/>
+      <w:r>
+        <w:rPr>
+          <w:rFonts w:ascii="Times New Roman" w:eastAsia="Times New Roman" w:hAnsi="Times New Roman" w:cs="Times New Roman"/>
+          <w:noProof w:val="0"/>
+          <w:color w:val="C9D1D9"/>
+          <w:kern w:val="0"/>
+          <w:sz w:val="28"/>
+          <w:szCs w:val="28"/>
+          <w:lang w:eastAsia="uk-UA"/>
+          <w14:ligatures w14:val="none"/>
+        </w:rPr>
+        <w:t>;</w:t>
       </w:r>
     </w:p>
     <w:p>
       <w:pPr>
         <w:shd w:val="clear" w:color="auto" w:fill="0D1117"/>
-        <w:spacing w:after="0" w:line="285" w:lineRule="atLeast"/>
-        <w:rPr>
-          <w:rFonts w:ascii="Times New Roman" w:eastAsia="Times New Roman" w:hAnsi="Times New Roman" w:cs="Times New Roman"/>
-          <w:noProof w:val="0"/>
-          <w:color w:val="C9D1D9"/>
-          <w:kern w:val="0"/>
-          <w:sz w:val="28"/>
-          <w:szCs w:val="28"/>
-          <w:lang w:eastAsia="uk-UA"/>
-          <w14:ligatures w14:val="none"/>
-        </w:rPr>
-      </w:pPr>
-      <w:r>
-        <w:rPr>
-          <w:rFonts w:ascii="Times New Roman" w:eastAsia="Times New Roman" w:hAnsi="Times New Roman" w:cs="Times New Roman"/>
-          <w:noProof w:val="0"/>
-          <w:color w:val="C9D1D9"/>
-          <w:kern w:val="0"/>
-          <w:sz w:val="28"/>
-          <w:szCs w:val="28"/>
-          <w:lang w:eastAsia="uk-UA"/>
-          <w14:ligatures w14:val="none"/>
-        </w:rPr>
-        <w:t xml:space="preserve">            </w:t>
-      </w:r>
-      <w:proofErr w:type="spellStart"/>
-      <w:r>
-        <w:rPr>
-          <w:rFonts w:ascii="Times New Roman" w:eastAsia="Times New Roman" w:hAnsi="Times New Roman" w:cs="Times New Roman"/>
-          <w:noProof w:val="0"/>
-          <w:color w:val="FDAC54"/>
-          <w:kern w:val="0"/>
-          <w:sz w:val="28"/>
-          <w:szCs w:val="28"/>
-          <w:lang w:eastAsia="uk-UA"/>
-          <w14:ligatures w14:val="none"/>
-        </w:rPr>
-        <w:t>child</w:t>
-      </w:r>
-      <w:proofErr w:type="spellEnd"/>
-      <w:r>
-        <w:rPr>
-          <w:rFonts w:ascii="Times New Roman" w:eastAsia="Times New Roman" w:hAnsi="Times New Roman" w:cs="Times New Roman"/>
-          <w:noProof w:val="0"/>
-          <w:color w:val="EC8E2C"/>
-          <w:kern w:val="0"/>
-          <w:sz w:val="28"/>
-          <w:szCs w:val="28"/>
-          <w:lang w:eastAsia="uk-UA"/>
-          <w14:ligatures w14:val="none"/>
-        </w:rPr>
-        <w:t>:</w:t>
-      </w:r>
-      <w:r>
-        <w:rPr>
-          <w:rFonts w:ascii="Times New Roman" w:eastAsia="Times New Roman" w:hAnsi="Times New Roman" w:cs="Times New Roman"/>
-          <w:noProof w:val="0"/>
-          <w:color w:val="C9D1D9"/>
-          <w:kern w:val="0"/>
-          <w:sz w:val="28"/>
-          <w:szCs w:val="28"/>
-          <w:lang w:eastAsia="uk-UA"/>
-          <w14:ligatures w14:val="none"/>
-        </w:rPr>
-        <w:t xml:space="preserve"> </w:t>
-      </w:r>
-      <w:proofErr w:type="spellStart"/>
-      <w:r>
-        <w:rPr>
-          <w:rFonts w:ascii="Times New Roman" w:eastAsia="Times New Roman" w:hAnsi="Times New Roman" w:cs="Times New Roman"/>
-          <w:noProof w:val="0"/>
-          <w:color w:val="FDAC54"/>
-          <w:kern w:val="0"/>
-          <w:sz w:val="28"/>
-          <w:szCs w:val="28"/>
-          <w:lang w:eastAsia="uk-UA"/>
-          <w14:ligatures w14:val="none"/>
-        </w:rPr>
-        <w:t>DropdownButton</w:t>
-      </w:r>
-      <w:proofErr w:type="spellEnd"/>
-      <w:r>
-        <w:rPr>
-          <w:rFonts w:ascii="Times New Roman" w:eastAsia="Times New Roman" w:hAnsi="Times New Roman" w:cs="Times New Roman"/>
-          <w:noProof w:val="0"/>
-          <w:color w:val="C9D1D9"/>
-          <w:kern w:val="0"/>
-          <w:sz w:val="28"/>
-          <w:szCs w:val="28"/>
-          <w:lang w:eastAsia="uk-UA"/>
-          <w14:ligatures w14:val="none"/>
-        </w:rPr>
-        <w:t>&lt;</w:t>
-      </w:r>
-      <w:proofErr w:type="spellStart"/>
-      <w:r>
-        <w:rPr>
-          <w:rFonts w:ascii="Times New Roman" w:eastAsia="Times New Roman" w:hAnsi="Times New Roman" w:cs="Times New Roman"/>
-          <w:noProof w:val="0"/>
-          <w:color w:val="FDAC54"/>
-          <w:kern w:val="0"/>
-          <w:sz w:val="28"/>
-          <w:szCs w:val="28"/>
-          <w:lang w:eastAsia="uk-UA"/>
-          <w14:ligatures w14:val="none"/>
-        </w:rPr>
-        <w:t>FamilyMember</w:t>
-      </w:r>
-      <w:proofErr w:type="spellEnd"/>
-      <w:r>
-        <w:rPr>
-          <w:rFonts w:ascii="Times New Roman" w:eastAsia="Times New Roman" w:hAnsi="Times New Roman" w:cs="Times New Roman"/>
-          <w:noProof w:val="0"/>
-          <w:color w:val="C9D1D9"/>
-          <w:kern w:val="0"/>
-          <w:sz w:val="28"/>
-          <w:szCs w:val="28"/>
-          <w:lang w:eastAsia="uk-UA"/>
-          <w14:ligatures w14:val="none"/>
-        </w:rPr>
-        <w:t>&gt;(</w:t>
-      </w:r>
-    </w:p>
-    <w:p>
-      <w:pPr>
-        <w:shd w:val="clear" w:color="auto" w:fill="0D1117"/>
-        <w:spacing w:after="0" w:line="285" w:lineRule="atLeast"/>
-        <w:rPr>
-          <w:rFonts w:ascii="Times New Roman" w:eastAsia="Times New Roman" w:hAnsi="Times New Roman" w:cs="Times New Roman"/>
-          <w:noProof w:val="0"/>
-          <w:color w:val="C9D1D9"/>
-          <w:kern w:val="0"/>
-          <w:sz w:val="28"/>
-          <w:szCs w:val="28"/>
-          <w:lang w:eastAsia="uk-UA"/>
-          <w14:ligatures w14:val="none"/>
-        </w:rPr>
-      </w:pPr>
-      <w:r>
-        <w:rPr>
-          <w:rFonts w:ascii="Times New Roman" w:eastAsia="Times New Roman" w:hAnsi="Times New Roman" w:cs="Times New Roman"/>
-          <w:noProof w:val="0"/>
-          <w:color w:val="C9D1D9"/>
-          <w:kern w:val="0"/>
-          <w:sz w:val="28"/>
-          <w:szCs w:val="28"/>
-          <w:lang w:eastAsia="uk-UA"/>
-          <w14:ligatures w14:val="none"/>
-        </w:rPr>
-        <w:t xml:space="preserve">              </w:t>
-      </w:r>
-      <w:proofErr w:type="spellStart"/>
-      <w:r>
-        <w:rPr>
-          <w:rFonts w:ascii="Times New Roman" w:eastAsia="Times New Roman" w:hAnsi="Times New Roman" w:cs="Times New Roman"/>
-          <w:noProof w:val="0"/>
-          <w:color w:val="FDAC54"/>
-          <w:kern w:val="0"/>
-          <w:sz w:val="28"/>
-          <w:szCs w:val="28"/>
-          <w:lang w:eastAsia="uk-UA"/>
-          <w14:ligatures w14:val="none"/>
-        </w:rPr>
-        <w:t>isExpanded</w:t>
-      </w:r>
-      <w:proofErr w:type="spellEnd"/>
-      <w:r>
-        <w:rPr>
-          <w:rFonts w:ascii="Times New Roman" w:eastAsia="Times New Roman" w:hAnsi="Times New Roman" w:cs="Times New Roman"/>
-          <w:noProof w:val="0"/>
-          <w:color w:val="EC8E2C"/>
-          <w:kern w:val="0"/>
-          <w:sz w:val="28"/>
-          <w:szCs w:val="28"/>
-          <w:lang w:eastAsia="uk-UA"/>
-          <w14:ligatures w14:val="none"/>
-        </w:rPr>
-        <w:t>:</w:t>
-      </w:r>
-      <w:r>
-        <w:rPr>
-          <w:rFonts w:ascii="Times New Roman" w:eastAsia="Times New Roman" w:hAnsi="Times New Roman" w:cs="Times New Roman"/>
-          <w:noProof w:val="0"/>
-          <w:color w:val="C9D1D9"/>
-          <w:kern w:val="0"/>
-          <w:sz w:val="28"/>
-          <w:szCs w:val="28"/>
-          <w:lang w:eastAsia="uk-UA"/>
-          <w14:ligatures w14:val="none"/>
-        </w:rPr>
-        <w:t xml:space="preserve"> </w:t>
-      </w:r>
-      <w:proofErr w:type="spellStart"/>
-      <w:r>
-        <w:rPr>
-          <w:rFonts w:ascii="Times New Roman" w:eastAsia="Times New Roman" w:hAnsi="Times New Roman" w:cs="Times New Roman"/>
-          <w:noProof w:val="0"/>
-          <w:color w:val="79C0FF"/>
-          <w:kern w:val="0"/>
-          <w:sz w:val="28"/>
-          <w:szCs w:val="28"/>
-          <w:lang w:eastAsia="uk-UA"/>
-          <w14:ligatures w14:val="none"/>
-        </w:rPr>
-        <w:t>true</w:t>
-      </w:r>
-      <w:proofErr w:type="spellEnd"/>
-      <w:r>
-        <w:rPr>
-          <w:rFonts w:ascii="Times New Roman" w:eastAsia="Times New Roman" w:hAnsi="Times New Roman" w:cs="Times New Roman"/>
-          <w:noProof w:val="0"/>
-          <w:color w:val="C9D1D9"/>
-          <w:kern w:val="0"/>
-          <w:sz w:val="28"/>
-          <w:szCs w:val="28"/>
-          <w:lang w:eastAsia="uk-UA"/>
-          <w14:ligatures w14:val="none"/>
-        </w:rPr>
-        <w:t>,</w:t>
-      </w:r>
-    </w:p>
-    <w:p>
-      <w:pPr>
-        <w:shd w:val="clear" w:color="auto" w:fill="0D1117"/>
-        <w:spacing w:after="0" w:line="285" w:lineRule="atLeast"/>
-        <w:rPr>
-          <w:rFonts w:ascii="Times New Roman" w:eastAsia="Times New Roman" w:hAnsi="Times New Roman" w:cs="Times New Roman"/>
-          <w:noProof w:val="0"/>
-          <w:color w:val="C9D1D9"/>
-          <w:kern w:val="0"/>
-          <w:sz w:val="28"/>
-          <w:szCs w:val="28"/>
-          <w:lang w:eastAsia="uk-UA"/>
-          <w14:ligatures w14:val="none"/>
-        </w:rPr>
-      </w:pPr>
-      <w:r>
-        <w:rPr>
-          <w:rFonts w:ascii="Times New Roman" w:eastAsia="Times New Roman" w:hAnsi="Times New Roman" w:cs="Times New Roman"/>
-          <w:noProof w:val="0"/>
-          <w:color w:val="C9D1D9"/>
-          <w:kern w:val="0"/>
-          <w:sz w:val="28"/>
-          <w:szCs w:val="28"/>
-          <w:lang w:eastAsia="uk-UA"/>
-          <w14:ligatures w14:val="none"/>
-        </w:rPr>
-        <w:t xml:space="preserve">              </w:t>
-      </w:r>
-      <w:proofErr w:type="spellStart"/>
-      <w:r>
-        <w:rPr>
-          <w:rFonts w:ascii="Times New Roman" w:eastAsia="Times New Roman" w:hAnsi="Times New Roman" w:cs="Times New Roman"/>
-          <w:noProof w:val="0"/>
-          <w:color w:val="FDAC54"/>
-          <w:kern w:val="0"/>
-          <w:sz w:val="28"/>
-          <w:szCs w:val="28"/>
-          <w:lang w:eastAsia="uk-UA"/>
-          <w14:ligatures w14:val="none"/>
-        </w:rPr>
-        <w:t>hint</w:t>
-      </w:r>
-      <w:proofErr w:type="spellEnd"/>
-      <w:r>
-        <w:rPr>
-          <w:rFonts w:ascii="Times New Roman" w:eastAsia="Times New Roman" w:hAnsi="Times New Roman" w:cs="Times New Roman"/>
-          <w:noProof w:val="0"/>
-          <w:color w:val="EC8E2C"/>
-          <w:kern w:val="0"/>
-          <w:sz w:val="28"/>
-          <w:szCs w:val="28"/>
-          <w:lang w:eastAsia="uk-UA"/>
-          <w14:ligatures w14:val="none"/>
-        </w:rPr>
-        <w:t>:</w:t>
-      </w:r>
-      <w:r>
-        <w:rPr>
-          <w:rFonts w:ascii="Times New Roman" w:eastAsia="Times New Roman" w:hAnsi="Times New Roman" w:cs="Times New Roman"/>
-          <w:noProof w:val="0"/>
-          <w:color w:val="C9D1D9"/>
-          <w:kern w:val="0"/>
-          <w:sz w:val="28"/>
-          <w:szCs w:val="28"/>
-          <w:lang w:eastAsia="uk-UA"/>
-          <w14:ligatures w14:val="none"/>
-        </w:rPr>
-        <w:t xml:space="preserve"> </w:t>
-      </w:r>
-      <w:proofErr w:type="spellStart"/>
-      <w:r>
-        <w:rPr>
-          <w:rFonts w:ascii="Times New Roman" w:eastAsia="Times New Roman" w:hAnsi="Times New Roman" w:cs="Times New Roman"/>
-          <w:noProof w:val="0"/>
-          <w:color w:val="EC8E2C"/>
-          <w:kern w:val="0"/>
-          <w:sz w:val="28"/>
-          <w:szCs w:val="28"/>
-          <w:lang w:eastAsia="uk-UA"/>
-          <w14:ligatures w14:val="none"/>
-        </w:rPr>
-        <w:t>const</w:t>
-      </w:r>
-      <w:proofErr w:type="spellEnd"/>
-      <w:r>
-        <w:rPr>
-          <w:rFonts w:ascii="Times New Roman" w:eastAsia="Times New Roman" w:hAnsi="Times New Roman" w:cs="Times New Roman"/>
-          <w:noProof w:val="0"/>
-          <w:color w:val="C9D1D9"/>
-          <w:kern w:val="0"/>
-          <w:sz w:val="28"/>
-          <w:szCs w:val="28"/>
-          <w:lang w:eastAsia="uk-UA"/>
-          <w14:ligatures w14:val="none"/>
-        </w:rPr>
-        <w:t xml:space="preserve"> </w:t>
-      </w:r>
-      <w:proofErr w:type="spellStart"/>
-      <w:r>
-        <w:rPr>
-          <w:rFonts w:ascii="Times New Roman" w:eastAsia="Times New Roman" w:hAnsi="Times New Roman" w:cs="Times New Roman"/>
-          <w:noProof w:val="0"/>
-          <w:color w:val="FDAC54"/>
-          <w:kern w:val="0"/>
-          <w:sz w:val="28"/>
-          <w:szCs w:val="28"/>
-          <w:lang w:eastAsia="uk-UA"/>
-          <w14:ligatures w14:val="none"/>
-        </w:rPr>
-        <w:t>Text</w:t>
-      </w:r>
-      <w:proofErr w:type="spellEnd"/>
-      <w:r>
-        <w:rPr>
-          <w:rFonts w:ascii="Times New Roman" w:eastAsia="Times New Roman" w:hAnsi="Times New Roman" w:cs="Times New Roman"/>
-          <w:noProof w:val="0"/>
-          <w:color w:val="C9D1D9"/>
-          <w:kern w:val="0"/>
-          <w:sz w:val="28"/>
-          <w:szCs w:val="28"/>
-          <w:lang w:eastAsia="uk-UA"/>
-          <w14:ligatures w14:val="none"/>
-        </w:rPr>
-        <w:t>(</w:t>
-      </w:r>
-      <w:r>
-        <w:rPr>
-          <w:rFonts w:ascii="Times New Roman" w:eastAsia="Times New Roman" w:hAnsi="Times New Roman" w:cs="Times New Roman"/>
-          <w:noProof w:val="0"/>
-          <w:color w:val="A5D6FF"/>
-          <w:kern w:val="0"/>
-          <w:sz w:val="28"/>
-          <w:szCs w:val="28"/>
-          <w:lang w:eastAsia="uk-UA"/>
-          <w14:ligatures w14:val="none"/>
-        </w:rPr>
-        <w:t>"Виберіть члена сім’ї"</w:t>
-      </w:r>
-      <w:r>
-        <w:rPr>
-          <w:rFonts w:ascii="Times New Roman" w:eastAsia="Times New Roman" w:hAnsi="Times New Roman" w:cs="Times New Roman"/>
-          <w:noProof w:val="0"/>
-          <w:color w:val="C9D1D9"/>
-          <w:kern w:val="0"/>
-          <w:sz w:val="28"/>
-          <w:szCs w:val="28"/>
-          <w:lang w:eastAsia="uk-UA"/>
-          <w14:ligatures w14:val="none"/>
-        </w:rPr>
-        <w:t>),</w:t>
-      </w:r>
-    </w:p>
-    <w:p>
-      <w:pPr>
-        <w:shd w:val="clear" w:color="auto" w:fill="0D1117"/>
-        <w:spacing w:after="0" w:line="285" w:lineRule="atLeast"/>
-        <w:rPr>
-          <w:rFonts w:ascii="Times New Roman" w:eastAsia="Times New Roman" w:hAnsi="Times New Roman" w:cs="Times New Roman"/>
-          <w:noProof w:val="0"/>
-          <w:color w:val="C9D1D9"/>
-          <w:kern w:val="0"/>
-          <w:sz w:val="28"/>
-          <w:szCs w:val="28"/>
-          <w:lang w:eastAsia="uk-UA"/>
-          <w14:ligatures w14:val="none"/>
-        </w:rPr>
-      </w:pPr>
-      <w:r>
-        <w:rPr>
-          <w:rFonts w:ascii="Times New Roman" w:eastAsia="Times New Roman" w:hAnsi="Times New Roman" w:cs="Times New Roman"/>
-          <w:noProof w:val="0"/>
-          <w:color w:val="C9D1D9"/>
-          <w:kern w:val="0"/>
-          <w:sz w:val="28"/>
-          <w:szCs w:val="28"/>
-          <w:lang w:eastAsia="uk-UA"/>
-          <w14:ligatures w14:val="none"/>
-        </w:rPr>
-        <w:t xml:space="preserve">              </w:t>
-      </w:r>
-      <w:proofErr w:type="spellStart"/>
-      <w:r>
-        <w:rPr>
-          <w:rFonts w:ascii="Times New Roman" w:eastAsia="Times New Roman" w:hAnsi="Times New Roman" w:cs="Times New Roman"/>
-          <w:noProof w:val="0"/>
-          <w:color w:val="FDAC54"/>
-          <w:kern w:val="0"/>
-          <w:sz w:val="28"/>
-          <w:szCs w:val="28"/>
-          <w:lang w:eastAsia="uk-UA"/>
-          <w14:ligatures w14:val="none"/>
-        </w:rPr>
-        <w:t>value</w:t>
-      </w:r>
-      <w:proofErr w:type="spellEnd"/>
-      <w:r>
-        <w:rPr>
-          <w:rFonts w:ascii="Times New Roman" w:eastAsia="Times New Roman" w:hAnsi="Times New Roman" w:cs="Times New Roman"/>
-          <w:noProof w:val="0"/>
-          <w:color w:val="EC8E2C"/>
-          <w:kern w:val="0"/>
-          <w:sz w:val="28"/>
-          <w:szCs w:val="28"/>
-          <w:lang w:eastAsia="uk-UA"/>
-          <w14:ligatures w14:val="none"/>
-        </w:rPr>
-        <w:t>:</w:t>
-      </w:r>
-      <w:r>
-        <w:rPr>
-          <w:rFonts w:ascii="Times New Roman" w:eastAsia="Times New Roman" w:hAnsi="Times New Roman" w:cs="Times New Roman"/>
-          <w:noProof w:val="0"/>
-          <w:color w:val="C9D1D9"/>
-          <w:kern w:val="0"/>
-          <w:sz w:val="28"/>
-          <w:szCs w:val="28"/>
-          <w:lang w:eastAsia="uk-UA"/>
-          <w14:ligatures w14:val="none"/>
-        </w:rPr>
-        <w:t xml:space="preserve"> _</w:t>
-      </w:r>
-      <w:proofErr w:type="spellStart"/>
-      <w:r>
-        <w:rPr>
-          <w:rFonts w:ascii="Times New Roman" w:eastAsia="Times New Roman" w:hAnsi="Times New Roman" w:cs="Times New Roman"/>
-          <w:noProof w:val="0"/>
-          <w:color w:val="C9D1D9"/>
-          <w:kern w:val="0"/>
-          <w:sz w:val="28"/>
-          <w:szCs w:val="28"/>
-          <w:lang w:eastAsia="uk-UA"/>
-          <w14:ligatures w14:val="none"/>
-        </w:rPr>
-        <w:t>selectedFamilyMember</w:t>
-      </w:r>
-      <w:proofErr w:type="spellEnd"/>
-      <w:r>
-        <w:rPr>
-          <w:rFonts w:ascii="Times New Roman" w:eastAsia="Times New Roman" w:hAnsi="Times New Roman" w:cs="Times New Roman"/>
-          <w:noProof w:val="0"/>
-          <w:color w:val="C9D1D9"/>
-          <w:kern w:val="0"/>
-          <w:sz w:val="28"/>
-          <w:szCs w:val="28"/>
-          <w:lang w:eastAsia="uk-UA"/>
-          <w14:ligatures w14:val="none"/>
-        </w:rPr>
-        <w:t>,</w:t>
-      </w:r>
-    </w:p>
-    <w:p>
-      <w:pPr>
-        <w:shd w:val="clear" w:color="auto" w:fill="0D1117"/>
-        <w:spacing w:after="0" w:line="285" w:lineRule="atLeast"/>
-        <w:rPr>
-          <w:rFonts w:ascii="Times New Roman" w:eastAsia="Times New Roman" w:hAnsi="Times New Roman" w:cs="Times New Roman"/>
-          <w:noProof w:val="0"/>
-          <w:color w:val="C9D1D9"/>
-          <w:kern w:val="0"/>
-          <w:sz w:val="28"/>
-          <w:szCs w:val="28"/>
-          <w:lang w:eastAsia="uk-UA"/>
-          <w14:ligatures w14:val="none"/>
-        </w:rPr>
-      </w:pPr>
-      <w:r>
-        <w:rPr>
-          <w:rFonts w:ascii="Times New Roman" w:eastAsia="Times New Roman" w:hAnsi="Times New Roman" w:cs="Times New Roman"/>
-          <w:noProof w:val="0"/>
-          <w:color w:val="C9D1D9"/>
-          <w:kern w:val="0"/>
-          <w:sz w:val="28"/>
-          <w:szCs w:val="28"/>
-          <w:lang w:eastAsia="uk-UA"/>
-          <w14:ligatures w14:val="none"/>
-        </w:rPr>
-        <w:t xml:space="preserve">              </w:t>
-      </w:r>
-      <w:proofErr w:type="spellStart"/>
-      <w:r>
-        <w:rPr>
-          <w:rFonts w:ascii="Times New Roman" w:eastAsia="Times New Roman" w:hAnsi="Times New Roman" w:cs="Times New Roman"/>
-          <w:noProof w:val="0"/>
-          <w:color w:val="FDAC54"/>
-          <w:kern w:val="0"/>
-          <w:sz w:val="28"/>
-          <w:szCs w:val="28"/>
-          <w:lang w:eastAsia="uk-UA"/>
-          <w14:ligatures w14:val="none"/>
-        </w:rPr>
-        <w:t>onChanged</w:t>
-      </w:r>
-      <w:proofErr w:type="spellEnd"/>
-      <w:r>
-        <w:rPr>
-          <w:rFonts w:ascii="Times New Roman" w:eastAsia="Times New Roman" w:hAnsi="Times New Roman" w:cs="Times New Roman"/>
-          <w:noProof w:val="0"/>
-          <w:color w:val="EC8E2C"/>
-          <w:kern w:val="0"/>
-          <w:sz w:val="28"/>
-          <w:szCs w:val="28"/>
-          <w:lang w:eastAsia="uk-UA"/>
-          <w14:ligatures w14:val="none"/>
-        </w:rPr>
-        <w:t>:</w:t>
-      </w:r>
-      <w:r>
-        <w:rPr>
-          <w:rFonts w:ascii="Times New Roman" w:eastAsia="Times New Roman" w:hAnsi="Times New Roman" w:cs="Times New Roman"/>
-          <w:noProof w:val="0"/>
-          <w:color w:val="C9D1D9"/>
-          <w:kern w:val="0"/>
-          <w:sz w:val="28"/>
-          <w:szCs w:val="28"/>
-          <w:lang w:eastAsia="uk-UA"/>
-          <w14:ligatures w14:val="none"/>
-        </w:rPr>
-        <w:t xml:space="preserve"> (</w:t>
-      </w:r>
-      <w:proofErr w:type="spellStart"/>
-      <w:r>
-        <w:rPr>
-          <w:rFonts w:ascii="Times New Roman" w:eastAsia="Times New Roman" w:hAnsi="Times New Roman" w:cs="Times New Roman"/>
-          <w:noProof w:val="0"/>
-          <w:color w:val="FDAC54"/>
-          <w:kern w:val="0"/>
-          <w:sz w:val="28"/>
-          <w:szCs w:val="28"/>
-          <w:lang w:eastAsia="uk-UA"/>
-          <w14:ligatures w14:val="none"/>
-        </w:rPr>
-        <w:t>member</w:t>
-      </w:r>
-      <w:proofErr w:type="spellEnd"/>
-      <w:r>
-        <w:rPr>
-          <w:rFonts w:ascii="Times New Roman" w:eastAsia="Times New Roman" w:hAnsi="Times New Roman" w:cs="Times New Roman"/>
-          <w:noProof w:val="0"/>
-          <w:color w:val="C9D1D9"/>
-          <w:kern w:val="0"/>
-          <w:sz w:val="28"/>
-          <w:szCs w:val="28"/>
-          <w:lang w:eastAsia="uk-UA"/>
-          <w14:ligatures w14:val="none"/>
-        </w:rPr>
-        <w:t>) {</w:t>
-      </w:r>
-    </w:p>
-    <w:p>
-      <w:pPr>
-        <w:shd w:val="clear" w:color="auto" w:fill="0D1117"/>
-        <w:spacing w:after="0" w:line="285" w:lineRule="atLeast"/>
-        <w:rPr>
-          <w:rFonts w:ascii="Times New Roman" w:eastAsia="Times New Roman" w:hAnsi="Times New Roman" w:cs="Times New Roman"/>
-          <w:noProof w:val="0"/>
-          <w:color w:val="C9D1D9"/>
-          <w:kern w:val="0"/>
-          <w:sz w:val="28"/>
-          <w:szCs w:val="28"/>
-          <w:lang w:eastAsia="uk-UA"/>
-          <w14:ligatures w14:val="none"/>
-        </w:rPr>
-      </w:pPr>
-      <w:r>
-        <w:rPr>
-          <w:rFonts w:ascii="Times New Roman" w:eastAsia="Times New Roman" w:hAnsi="Times New Roman" w:cs="Times New Roman"/>
-          <w:noProof w:val="0"/>
-          <w:color w:val="C9D1D9"/>
-          <w:kern w:val="0"/>
-          <w:sz w:val="28"/>
-          <w:szCs w:val="28"/>
-          <w:lang w:eastAsia="uk-UA"/>
-          <w14:ligatures w14:val="none"/>
-        </w:rPr>
-        <w:t xml:space="preserve">                </w:t>
+        <w:spacing w:after="0" w:line="360" w:lineRule="auto"/>
+        <w:rPr>
+          <w:rFonts w:ascii="Times New Roman" w:eastAsia="Times New Roman" w:hAnsi="Times New Roman" w:cs="Times New Roman"/>
+          <w:noProof w:val="0"/>
+          <w:color w:val="C9D1D9"/>
+          <w:kern w:val="0"/>
+          <w:sz w:val="28"/>
+          <w:szCs w:val="28"/>
+          <w:lang w:eastAsia="uk-UA"/>
+          <w14:ligatures w14:val="none"/>
+        </w:rPr>
+      </w:pPr>
+      <w:r>
+        <w:rPr>
+          <w:rFonts w:ascii="Times New Roman" w:eastAsia="Times New Roman" w:hAnsi="Times New Roman" w:cs="Times New Roman"/>
+          <w:noProof w:val="0"/>
+          <w:color w:val="C9D1D9"/>
+          <w:kern w:val="0"/>
+          <w:sz w:val="28"/>
+          <w:szCs w:val="28"/>
+          <w:lang w:eastAsia="uk-UA"/>
+          <w14:ligatures w14:val="none"/>
+        </w:rPr>
+        <w:t>    }).</w:t>
       </w:r>
       <w:proofErr w:type="spellStart"/>
       <w:r>
@@ -12757,720 +14045,6 @@
           <w:lang w:eastAsia="uk-UA"/>
           <w14:ligatures w14:val="none"/>
         </w:rPr>
-        <w:t>setState</w:t>
-      </w:r>
-      <w:proofErr w:type="spellEnd"/>
-      <w:r>
-        <w:rPr>
-          <w:rFonts w:ascii="Times New Roman" w:eastAsia="Times New Roman" w:hAnsi="Times New Roman" w:cs="Times New Roman"/>
-          <w:noProof w:val="0"/>
-          <w:color w:val="C9D1D9"/>
-          <w:kern w:val="0"/>
-          <w:sz w:val="28"/>
-          <w:szCs w:val="28"/>
-          <w:lang w:eastAsia="uk-UA"/>
-          <w14:ligatures w14:val="none"/>
-        </w:rPr>
-        <w:t>(() {</w:t>
-      </w:r>
-    </w:p>
-    <w:p>
-      <w:pPr>
-        <w:shd w:val="clear" w:color="auto" w:fill="0D1117"/>
-        <w:spacing w:after="0" w:line="285" w:lineRule="atLeast"/>
-        <w:rPr>
-          <w:rFonts w:ascii="Times New Roman" w:eastAsia="Times New Roman" w:hAnsi="Times New Roman" w:cs="Times New Roman"/>
-          <w:noProof w:val="0"/>
-          <w:color w:val="C9D1D9"/>
-          <w:kern w:val="0"/>
-          <w:sz w:val="28"/>
-          <w:szCs w:val="28"/>
-          <w:lang w:eastAsia="uk-UA"/>
-          <w14:ligatures w14:val="none"/>
-        </w:rPr>
-      </w:pPr>
-      <w:r>
-        <w:rPr>
-          <w:rFonts w:ascii="Times New Roman" w:eastAsia="Times New Roman" w:hAnsi="Times New Roman" w:cs="Times New Roman"/>
-          <w:noProof w:val="0"/>
-          <w:color w:val="C9D1D9"/>
-          <w:kern w:val="0"/>
-          <w:sz w:val="28"/>
-          <w:szCs w:val="28"/>
-          <w:lang w:eastAsia="uk-UA"/>
-          <w14:ligatures w14:val="none"/>
-        </w:rPr>
-        <w:t>                  _</w:t>
-      </w:r>
-      <w:proofErr w:type="spellStart"/>
-      <w:r>
-        <w:rPr>
-          <w:rFonts w:ascii="Times New Roman" w:eastAsia="Times New Roman" w:hAnsi="Times New Roman" w:cs="Times New Roman"/>
-          <w:noProof w:val="0"/>
-          <w:color w:val="C9D1D9"/>
-          <w:kern w:val="0"/>
-          <w:sz w:val="28"/>
-          <w:szCs w:val="28"/>
-          <w:lang w:eastAsia="uk-UA"/>
-          <w14:ligatures w14:val="none"/>
-        </w:rPr>
-        <w:t>selectedFamilyMember</w:t>
-      </w:r>
-      <w:proofErr w:type="spellEnd"/>
-      <w:r>
-        <w:rPr>
-          <w:rFonts w:ascii="Times New Roman" w:eastAsia="Times New Roman" w:hAnsi="Times New Roman" w:cs="Times New Roman"/>
-          <w:noProof w:val="0"/>
-          <w:color w:val="C9D1D9"/>
-          <w:kern w:val="0"/>
-          <w:sz w:val="28"/>
-          <w:szCs w:val="28"/>
-          <w:lang w:eastAsia="uk-UA"/>
-          <w14:ligatures w14:val="none"/>
-        </w:rPr>
-        <w:t xml:space="preserve"> </w:t>
-      </w:r>
-      <w:r>
-        <w:rPr>
-          <w:rFonts w:ascii="Times New Roman" w:eastAsia="Times New Roman" w:hAnsi="Times New Roman" w:cs="Times New Roman"/>
-          <w:noProof w:val="0"/>
-          <w:color w:val="EC8E2C"/>
-          <w:kern w:val="0"/>
-          <w:sz w:val="28"/>
-          <w:szCs w:val="28"/>
-          <w:lang w:eastAsia="uk-UA"/>
-          <w14:ligatures w14:val="none"/>
-        </w:rPr>
-        <w:t>=</w:t>
-      </w:r>
-      <w:r>
-        <w:rPr>
-          <w:rFonts w:ascii="Times New Roman" w:eastAsia="Times New Roman" w:hAnsi="Times New Roman" w:cs="Times New Roman"/>
-          <w:noProof w:val="0"/>
-          <w:color w:val="C9D1D9"/>
-          <w:kern w:val="0"/>
-          <w:sz w:val="28"/>
-          <w:szCs w:val="28"/>
-          <w:lang w:eastAsia="uk-UA"/>
-          <w14:ligatures w14:val="none"/>
-        </w:rPr>
-        <w:t xml:space="preserve"> </w:t>
-      </w:r>
-      <w:proofErr w:type="spellStart"/>
-      <w:r>
-        <w:rPr>
-          <w:rFonts w:ascii="Times New Roman" w:eastAsia="Times New Roman" w:hAnsi="Times New Roman" w:cs="Times New Roman"/>
-          <w:noProof w:val="0"/>
-          <w:color w:val="FDAC54"/>
-          <w:kern w:val="0"/>
-          <w:sz w:val="28"/>
-          <w:szCs w:val="28"/>
-          <w:lang w:eastAsia="uk-UA"/>
-          <w14:ligatures w14:val="none"/>
-        </w:rPr>
-        <w:t>member</w:t>
-      </w:r>
-      <w:proofErr w:type="spellEnd"/>
-      <w:r>
-        <w:rPr>
-          <w:rFonts w:ascii="Times New Roman" w:eastAsia="Times New Roman" w:hAnsi="Times New Roman" w:cs="Times New Roman"/>
-          <w:noProof w:val="0"/>
-          <w:color w:val="C9D1D9"/>
-          <w:kern w:val="0"/>
-          <w:sz w:val="28"/>
-          <w:szCs w:val="28"/>
-          <w:lang w:eastAsia="uk-UA"/>
-          <w14:ligatures w14:val="none"/>
-        </w:rPr>
-        <w:t>;</w:t>
-      </w:r>
-    </w:p>
-    <w:p>
-      <w:pPr>
-        <w:shd w:val="clear" w:color="auto" w:fill="0D1117"/>
-        <w:spacing w:after="0" w:line="285" w:lineRule="atLeast"/>
-        <w:rPr>
-          <w:rFonts w:ascii="Times New Roman" w:eastAsia="Times New Roman" w:hAnsi="Times New Roman" w:cs="Times New Roman"/>
-          <w:noProof w:val="0"/>
-          <w:color w:val="C9D1D9"/>
-          <w:kern w:val="0"/>
-          <w:sz w:val="28"/>
-          <w:szCs w:val="28"/>
-          <w:lang w:eastAsia="uk-UA"/>
-          <w14:ligatures w14:val="none"/>
-        </w:rPr>
-      </w:pPr>
-      <w:r>
-        <w:rPr>
-          <w:rFonts w:ascii="Times New Roman" w:eastAsia="Times New Roman" w:hAnsi="Times New Roman" w:cs="Times New Roman"/>
-          <w:noProof w:val="0"/>
-          <w:color w:val="C9D1D9"/>
-          <w:kern w:val="0"/>
-          <w:sz w:val="28"/>
-          <w:szCs w:val="28"/>
-          <w:lang w:eastAsia="uk-UA"/>
-          <w14:ligatures w14:val="none"/>
-        </w:rPr>
-        <w:t>                });</w:t>
-      </w:r>
-    </w:p>
-    <w:p>
-      <w:pPr>
-        <w:shd w:val="clear" w:color="auto" w:fill="0D1117"/>
-        <w:spacing w:after="0" w:line="285" w:lineRule="atLeast"/>
-        <w:rPr>
-          <w:rFonts w:ascii="Times New Roman" w:eastAsia="Times New Roman" w:hAnsi="Times New Roman" w:cs="Times New Roman"/>
-          <w:noProof w:val="0"/>
-          <w:color w:val="C9D1D9"/>
-          <w:kern w:val="0"/>
-          <w:sz w:val="28"/>
-          <w:szCs w:val="28"/>
-          <w:lang w:eastAsia="uk-UA"/>
-          <w14:ligatures w14:val="none"/>
-        </w:rPr>
-      </w:pPr>
-      <w:r>
-        <w:rPr>
-          <w:rFonts w:ascii="Times New Roman" w:eastAsia="Times New Roman" w:hAnsi="Times New Roman" w:cs="Times New Roman"/>
-          <w:noProof w:val="0"/>
-          <w:color w:val="C9D1D9"/>
-          <w:kern w:val="0"/>
-          <w:sz w:val="28"/>
-          <w:szCs w:val="28"/>
-          <w:lang w:eastAsia="uk-UA"/>
-          <w14:ligatures w14:val="none"/>
-        </w:rPr>
-        <w:t>              },</w:t>
-      </w:r>
-    </w:p>
-    <w:p>
-      <w:pPr>
-        <w:shd w:val="clear" w:color="auto" w:fill="0D1117"/>
-        <w:spacing w:after="0" w:line="285" w:lineRule="atLeast"/>
-        <w:rPr>
-          <w:rFonts w:ascii="Times New Roman" w:eastAsia="Times New Roman" w:hAnsi="Times New Roman" w:cs="Times New Roman"/>
-          <w:noProof w:val="0"/>
-          <w:color w:val="C9D1D9"/>
-          <w:kern w:val="0"/>
-          <w:sz w:val="28"/>
-          <w:szCs w:val="28"/>
-          <w:lang w:eastAsia="uk-UA"/>
-          <w14:ligatures w14:val="none"/>
-        </w:rPr>
-      </w:pPr>
-      <w:r>
-        <w:rPr>
-          <w:rFonts w:ascii="Times New Roman" w:eastAsia="Times New Roman" w:hAnsi="Times New Roman" w:cs="Times New Roman"/>
-          <w:noProof w:val="0"/>
-          <w:color w:val="C9D1D9"/>
-          <w:kern w:val="0"/>
-          <w:sz w:val="28"/>
-          <w:szCs w:val="28"/>
-          <w:lang w:eastAsia="uk-UA"/>
-          <w14:ligatures w14:val="none"/>
-        </w:rPr>
-        <w:t xml:space="preserve">              </w:t>
-      </w:r>
-      <w:proofErr w:type="spellStart"/>
-      <w:r>
-        <w:rPr>
-          <w:rFonts w:ascii="Times New Roman" w:eastAsia="Times New Roman" w:hAnsi="Times New Roman" w:cs="Times New Roman"/>
-          <w:noProof w:val="0"/>
-          <w:color w:val="FDAC54"/>
-          <w:kern w:val="0"/>
-          <w:sz w:val="28"/>
-          <w:szCs w:val="28"/>
-          <w:lang w:eastAsia="uk-UA"/>
-          <w14:ligatures w14:val="none"/>
-        </w:rPr>
-        <w:t>items</w:t>
-      </w:r>
-      <w:proofErr w:type="spellEnd"/>
-      <w:r>
-        <w:rPr>
-          <w:rFonts w:ascii="Times New Roman" w:eastAsia="Times New Roman" w:hAnsi="Times New Roman" w:cs="Times New Roman"/>
-          <w:noProof w:val="0"/>
-          <w:color w:val="EC8E2C"/>
-          <w:kern w:val="0"/>
-          <w:sz w:val="28"/>
-          <w:szCs w:val="28"/>
-          <w:lang w:eastAsia="uk-UA"/>
-          <w14:ligatures w14:val="none"/>
-        </w:rPr>
-        <w:t>:</w:t>
-      </w:r>
-      <w:r>
-        <w:rPr>
-          <w:rFonts w:ascii="Times New Roman" w:eastAsia="Times New Roman" w:hAnsi="Times New Roman" w:cs="Times New Roman"/>
-          <w:noProof w:val="0"/>
-          <w:color w:val="C9D1D9"/>
-          <w:kern w:val="0"/>
-          <w:sz w:val="28"/>
-          <w:szCs w:val="28"/>
-          <w:lang w:eastAsia="uk-UA"/>
-          <w14:ligatures w14:val="none"/>
-        </w:rPr>
-        <w:t xml:space="preserve"> </w:t>
-      </w:r>
-      <w:proofErr w:type="spellStart"/>
-      <w:r>
-        <w:rPr>
-          <w:rFonts w:ascii="Times New Roman" w:eastAsia="Times New Roman" w:hAnsi="Times New Roman" w:cs="Times New Roman"/>
-          <w:noProof w:val="0"/>
-          <w:color w:val="FDAC54"/>
-          <w:kern w:val="0"/>
-          <w:sz w:val="28"/>
-          <w:szCs w:val="28"/>
-          <w:lang w:eastAsia="uk-UA"/>
-          <w14:ligatures w14:val="none"/>
-        </w:rPr>
-        <w:t>FamilyMember</w:t>
-      </w:r>
-      <w:r>
-        <w:rPr>
-          <w:rFonts w:ascii="Times New Roman" w:eastAsia="Times New Roman" w:hAnsi="Times New Roman" w:cs="Times New Roman"/>
-          <w:noProof w:val="0"/>
-          <w:color w:val="C9D1D9"/>
-          <w:kern w:val="0"/>
-          <w:sz w:val="28"/>
-          <w:szCs w:val="28"/>
-          <w:lang w:eastAsia="uk-UA"/>
-          <w14:ligatures w14:val="none"/>
-        </w:rPr>
-        <w:t>.values.</w:t>
-      </w:r>
-      <w:r>
-        <w:rPr>
-          <w:rFonts w:ascii="Times New Roman" w:eastAsia="Times New Roman" w:hAnsi="Times New Roman" w:cs="Times New Roman"/>
-          <w:noProof w:val="0"/>
-          <w:color w:val="D2A8FF"/>
-          <w:kern w:val="0"/>
-          <w:sz w:val="28"/>
-          <w:szCs w:val="28"/>
-          <w:lang w:eastAsia="uk-UA"/>
-          <w14:ligatures w14:val="none"/>
-        </w:rPr>
-        <w:t>map</w:t>
-      </w:r>
-      <w:proofErr w:type="spellEnd"/>
-      <w:r>
-        <w:rPr>
-          <w:rFonts w:ascii="Times New Roman" w:eastAsia="Times New Roman" w:hAnsi="Times New Roman" w:cs="Times New Roman"/>
-          <w:noProof w:val="0"/>
-          <w:color w:val="C9D1D9"/>
-          <w:kern w:val="0"/>
-          <w:sz w:val="28"/>
-          <w:szCs w:val="28"/>
-          <w:lang w:eastAsia="uk-UA"/>
-          <w14:ligatures w14:val="none"/>
-        </w:rPr>
-        <w:t>((</w:t>
-      </w:r>
-      <w:proofErr w:type="spellStart"/>
-      <w:r>
-        <w:rPr>
-          <w:rFonts w:ascii="Times New Roman" w:eastAsia="Times New Roman" w:hAnsi="Times New Roman" w:cs="Times New Roman"/>
-          <w:noProof w:val="0"/>
-          <w:color w:val="FDAC54"/>
-          <w:kern w:val="0"/>
-          <w:sz w:val="28"/>
-          <w:szCs w:val="28"/>
-          <w:lang w:eastAsia="uk-UA"/>
-          <w14:ligatures w14:val="none"/>
-        </w:rPr>
-        <w:t>member</w:t>
-      </w:r>
-      <w:proofErr w:type="spellEnd"/>
-      <w:r>
-        <w:rPr>
-          <w:rFonts w:ascii="Times New Roman" w:eastAsia="Times New Roman" w:hAnsi="Times New Roman" w:cs="Times New Roman"/>
-          <w:noProof w:val="0"/>
-          <w:color w:val="C9D1D9"/>
-          <w:kern w:val="0"/>
-          <w:sz w:val="28"/>
-          <w:szCs w:val="28"/>
-          <w:lang w:eastAsia="uk-UA"/>
-          <w14:ligatures w14:val="none"/>
-        </w:rPr>
-        <w:t>) {</w:t>
-      </w:r>
-    </w:p>
-    <w:p>
-      <w:pPr>
-        <w:shd w:val="clear" w:color="auto" w:fill="0D1117"/>
-        <w:spacing w:after="0" w:line="285" w:lineRule="atLeast"/>
-        <w:rPr>
-          <w:rFonts w:ascii="Times New Roman" w:eastAsia="Times New Roman" w:hAnsi="Times New Roman" w:cs="Times New Roman"/>
-          <w:noProof w:val="0"/>
-          <w:color w:val="C9D1D9"/>
-          <w:kern w:val="0"/>
-          <w:sz w:val="28"/>
-          <w:szCs w:val="28"/>
-          <w:lang w:eastAsia="uk-UA"/>
-          <w14:ligatures w14:val="none"/>
-        </w:rPr>
-      </w:pPr>
-      <w:r>
-        <w:rPr>
-          <w:rFonts w:ascii="Times New Roman" w:eastAsia="Times New Roman" w:hAnsi="Times New Roman" w:cs="Times New Roman"/>
-          <w:noProof w:val="0"/>
-          <w:color w:val="C9D1D9"/>
-          <w:kern w:val="0"/>
-          <w:sz w:val="28"/>
-          <w:szCs w:val="28"/>
-          <w:lang w:eastAsia="uk-UA"/>
-          <w14:ligatures w14:val="none"/>
-        </w:rPr>
-        <w:t xml:space="preserve">                </w:t>
-      </w:r>
-      <w:proofErr w:type="spellStart"/>
-      <w:r>
-        <w:rPr>
-          <w:rFonts w:ascii="Times New Roman" w:eastAsia="Times New Roman" w:hAnsi="Times New Roman" w:cs="Times New Roman"/>
-          <w:noProof w:val="0"/>
-          <w:color w:val="EC8E2C"/>
-          <w:kern w:val="0"/>
-          <w:sz w:val="28"/>
-          <w:szCs w:val="28"/>
-          <w:lang w:eastAsia="uk-UA"/>
-          <w14:ligatures w14:val="none"/>
-        </w:rPr>
-        <w:t>return</w:t>
-      </w:r>
-      <w:proofErr w:type="spellEnd"/>
-      <w:r>
-        <w:rPr>
-          <w:rFonts w:ascii="Times New Roman" w:eastAsia="Times New Roman" w:hAnsi="Times New Roman" w:cs="Times New Roman"/>
-          <w:noProof w:val="0"/>
-          <w:color w:val="C9D1D9"/>
-          <w:kern w:val="0"/>
-          <w:sz w:val="28"/>
-          <w:szCs w:val="28"/>
-          <w:lang w:eastAsia="uk-UA"/>
-          <w14:ligatures w14:val="none"/>
-        </w:rPr>
-        <w:t xml:space="preserve"> </w:t>
-      </w:r>
-      <w:proofErr w:type="spellStart"/>
-      <w:r>
-        <w:rPr>
-          <w:rFonts w:ascii="Times New Roman" w:eastAsia="Times New Roman" w:hAnsi="Times New Roman" w:cs="Times New Roman"/>
-          <w:noProof w:val="0"/>
-          <w:color w:val="FDAC54"/>
-          <w:kern w:val="0"/>
-          <w:sz w:val="28"/>
-          <w:szCs w:val="28"/>
-          <w:lang w:eastAsia="uk-UA"/>
-          <w14:ligatures w14:val="none"/>
-        </w:rPr>
-        <w:t>DropdownMenuItem</w:t>
-      </w:r>
-      <w:proofErr w:type="spellEnd"/>
-      <w:r>
-        <w:rPr>
-          <w:rFonts w:ascii="Times New Roman" w:eastAsia="Times New Roman" w:hAnsi="Times New Roman" w:cs="Times New Roman"/>
-          <w:noProof w:val="0"/>
-          <w:color w:val="C9D1D9"/>
-          <w:kern w:val="0"/>
-          <w:sz w:val="28"/>
-          <w:szCs w:val="28"/>
-          <w:lang w:eastAsia="uk-UA"/>
-          <w14:ligatures w14:val="none"/>
-        </w:rPr>
-        <w:t>(</w:t>
-      </w:r>
-    </w:p>
-    <w:p>
-      <w:pPr>
-        <w:shd w:val="clear" w:color="auto" w:fill="0D1117"/>
-        <w:spacing w:after="0" w:line="285" w:lineRule="atLeast"/>
-        <w:rPr>
-          <w:rFonts w:ascii="Times New Roman" w:eastAsia="Times New Roman" w:hAnsi="Times New Roman" w:cs="Times New Roman"/>
-          <w:noProof w:val="0"/>
-          <w:color w:val="C9D1D9"/>
-          <w:kern w:val="0"/>
-          <w:sz w:val="28"/>
-          <w:szCs w:val="28"/>
-          <w:lang w:eastAsia="uk-UA"/>
-          <w14:ligatures w14:val="none"/>
-        </w:rPr>
-      </w:pPr>
-      <w:r>
-        <w:rPr>
-          <w:rFonts w:ascii="Times New Roman" w:eastAsia="Times New Roman" w:hAnsi="Times New Roman" w:cs="Times New Roman"/>
-          <w:noProof w:val="0"/>
-          <w:color w:val="C9D1D9"/>
-          <w:kern w:val="0"/>
-          <w:sz w:val="28"/>
-          <w:szCs w:val="28"/>
-          <w:lang w:eastAsia="uk-UA"/>
-          <w14:ligatures w14:val="none"/>
-        </w:rPr>
-        <w:t xml:space="preserve">                  </w:t>
-      </w:r>
-      <w:proofErr w:type="spellStart"/>
-      <w:r>
-        <w:rPr>
-          <w:rFonts w:ascii="Times New Roman" w:eastAsia="Times New Roman" w:hAnsi="Times New Roman" w:cs="Times New Roman"/>
-          <w:noProof w:val="0"/>
-          <w:color w:val="FDAC54"/>
-          <w:kern w:val="0"/>
-          <w:sz w:val="28"/>
-          <w:szCs w:val="28"/>
-          <w:lang w:eastAsia="uk-UA"/>
-          <w14:ligatures w14:val="none"/>
-        </w:rPr>
-        <w:t>value</w:t>
-      </w:r>
-      <w:proofErr w:type="spellEnd"/>
-      <w:r>
-        <w:rPr>
-          <w:rFonts w:ascii="Times New Roman" w:eastAsia="Times New Roman" w:hAnsi="Times New Roman" w:cs="Times New Roman"/>
-          <w:noProof w:val="0"/>
-          <w:color w:val="EC8E2C"/>
-          <w:kern w:val="0"/>
-          <w:sz w:val="28"/>
-          <w:szCs w:val="28"/>
-          <w:lang w:eastAsia="uk-UA"/>
-          <w14:ligatures w14:val="none"/>
-        </w:rPr>
-        <w:t>:</w:t>
-      </w:r>
-      <w:r>
-        <w:rPr>
-          <w:rFonts w:ascii="Times New Roman" w:eastAsia="Times New Roman" w:hAnsi="Times New Roman" w:cs="Times New Roman"/>
-          <w:noProof w:val="0"/>
-          <w:color w:val="C9D1D9"/>
-          <w:kern w:val="0"/>
-          <w:sz w:val="28"/>
-          <w:szCs w:val="28"/>
-          <w:lang w:eastAsia="uk-UA"/>
-          <w14:ligatures w14:val="none"/>
-        </w:rPr>
-        <w:t xml:space="preserve"> </w:t>
-      </w:r>
-      <w:proofErr w:type="spellStart"/>
-      <w:r>
-        <w:rPr>
-          <w:rFonts w:ascii="Times New Roman" w:eastAsia="Times New Roman" w:hAnsi="Times New Roman" w:cs="Times New Roman"/>
-          <w:noProof w:val="0"/>
-          <w:color w:val="FDAC54"/>
-          <w:kern w:val="0"/>
-          <w:sz w:val="28"/>
-          <w:szCs w:val="28"/>
-          <w:lang w:eastAsia="uk-UA"/>
-          <w14:ligatures w14:val="none"/>
-        </w:rPr>
-        <w:t>member</w:t>
-      </w:r>
-      <w:proofErr w:type="spellEnd"/>
-      <w:r>
-        <w:rPr>
-          <w:rFonts w:ascii="Times New Roman" w:eastAsia="Times New Roman" w:hAnsi="Times New Roman" w:cs="Times New Roman"/>
-          <w:noProof w:val="0"/>
-          <w:color w:val="C9D1D9"/>
-          <w:kern w:val="0"/>
-          <w:sz w:val="28"/>
-          <w:szCs w:val="28"/>
-          <w:lang w:eastAsia="uk-UA"/>
-          <w14:ligatures w14:val="none"/>
-        </w:rPr>
-        <w:t>,</w:t>
-      </w:r>
-    </w:p>
-    <w:p>
-      <w:pPr>
-        <w:shd w:val="clear" w:color="auto" w:fill="0D1117"/>
-        <w:spacing w:after="0" w:line="285" w:lineRule="atLeast"/>
-        <w:rPr>
-          <w:rFonts w:ascii="Times New Roman" w:eastAsia="Times New Roman" w:hAnsi="Times New Roman" w:cs="Times New Roman"/>
-          <w:noProof w:val="0"/>
-          <w:color w:val="C9D1D9"/>
-          <w:kern w:val="0"/>
-          <w:sz w:val="28"/>
-          <w:szCs w:val="28"/>
-          <w:lang w:eastAsia="uk-UA"/>
-          <w14:ligatures w14:val="none"/>
-        </w:rPr>
-      </w:pPr>
-      <w:r>
-        <w:rPr>
-          <w:rFonts w:ascii="Times New Roman" w:eastAsia="Times New Roman" w:hAnsi="Times New Roman" w:cs="Times New Roman"/>
-          <w:noProof w:val="0"/>
-          <w:color w:val="C9D1D9"/>
-          <w:kern w:val="0"/>
-          <w:sz w:val="28"/>
-          <w:szCs w:val="28"/>
-          <w:lang w:eastAsia="uk-UA"/>
-          <w14:ligatures w14:val="none"/>
-        </w:rPr>
-        <w:t xml:space="preserve">                  </w:t>
-      </w:r>
-      <w:proofErr w:type="spellStart"/>
-      <w:r>
-        <w:rPr>
-          <w:rFonts w:ascii="Times New Roman" w:eastAsia="Times New Roman" w:hAnsi="Times New Roman" w:cs="Times New Roman"/>
-          <w:noProof w:val="0"/>
-          <w:color w:val="FDAC54"/>
-          <w:kern w:val="0"/>
-          <w:sz w:val="28"/>
-          <w:szCs w:val="28"/>
-          <w:lang w:eastAsia="uk-UA"/>
-          <w14:ligatures w14:val="none"/>
-        </w:rPr>
-        <w:t>child</w:t>
-      </w:r>
-      <w:proofErr w:type="spellEnd"/>
-      <w:r>
-        <w:rPr>
-          <w:rFonts w:ascii="Times New Roman" w:eastAsia="Times New Roman" w:hAnsi="Times New Roman" w:cs="Times New Roman"/>
-          <w:noProof w:val="0"/>
-          <w:color w:val="EC8E2C"/>
-          <w:kern w:val="0"/>
-          <w:sz w:val="28"/>
-          <w:szCs w:val="28"/>
-          <w:lang w:eastAsia="uk-UA"/>
-          <w14:ligatures w14:val="none"/>
-        </w:rPr>
-        <w:t>:</w:t>
-      </w:r>
-      <w:r>
-        <w:rPr>
-          <w:rFonts w:ascii="Times New Roman" w:eastAsia="Times New Roman" w:hAnsi="Times New Roman" w:cs="Times New Roman"/>
-          <w:noProof w:val="0"/>
-          <w:color w:val="C9D1D9"/>
-          <w:kern w:val="0"/>
-          <w:sz w:val="28"/>
-          <w:szCs w:val="28"/>
-          <w:lang w:eastAsia="uk-UA"/>
-          <w14:ligatures w14:val="none"/>
-        </w:rPr>
-        <w:t xml:space="preserve"> </w:t>
-      </w:r>
-      <w:proofErr w:type="spellStart"/>
-      <w:r>
-        <w:rPr>
-          <w:rFonts w:ascii="Times New Roman" w:eastAsia="Times New Roman" w:hAnsi="Times New Roman" w:cs="Times New Roman"/>
-          <w:noProof w:val="0"/>
-          <w:color w:val="FDAC54"/>
-          <w:kern w:val="0"/>
-          <w:sz w:val="28"/>
-          <w:szCs w:val="28"/>
-          <w:lang w:eastAsia="uk-UA"/>
-          <w14:ligatures w14:val="none"/>
-        </w:rPr>
-        <w:t>Text</w:t>
-      </w:r>
-      <w:proofErr w:type="spellEnd"/>
-      <w:r>
-        <w:rPr>
-          <w:rFonts w:ascii="Times New Roman" w:eastAsia="Times New Roman" w:hAnsi="Times New Roman" w:cs="Times New Roman"/>
-          <w:noProof w:val="0"/>
-          <w:color w:val="C9D1D9"/>
-          <w:kern w:val="0"/>
-          <w:sz w:val="28"/>
-          <w:szCs w:val="28"/>
-          <w:lang w:eastAsia="uk-UA"/>
-          <w14:ligatures w14:val="none"/>
-        </w:rPr>
-        <w:t>(</w:t>
-      </w:r>
-      <w:r>
-        <w:rPr>
-          <w:rFonts w:ascii="Times New Roman" w:eastAsia="Times New Roman" w:hAnsi="Times New Roman" w:cs="Times New Roman"/>
-          <w:noProof w:val="0"/>
-          <w:color w:val="FDAC54"/>
-          <w:kern w:val="0"/>
-          <w:sz w:val="28"/>
-          <w:szCs w:val="28"/>
-          <w:lang w:eastAsia="uk-UA"/>
-          <w14:ligatures w14:val="none"/>
-        </w:rPr>
-        <w:t>member</w:t>
-      </w:r>
-      <w:r>
-        <w:rPr>
-          <w:rFonts w:ascii="Times New Roman" w:eastAsia="Times New Roman" w:hAnsi="Times New Roman" w:cs="Times New Roman"/>
-          <w:noProof w:val="0"/>
-          <w:color w:val="C9D1D9"/>
-          <w:kern w:val="0"/>
-          <w:sz w:val="28"/>
-          <w:szCs w:val="28"/>
-          <w:lang w:eastAsia="uk-UA"/>
-          <w14:ligatures w14:val="none"/>
-        </w:rPr>
-        <w:t>.name),</w:t>
-      </w:r>
-    </w:p>
-    <w:p>
-      <w:pPr>
-        <w:shd w:val="clear" w:color="auto" w:fill="0D1117"/>
-        <w:spacing w:after="0" w:line="285" w:lineRule="atLeast"/>
-        <w:rPr>
-          <w:rFonts w:ascii="Times New Roman" w:eastAsia="Times New Roman" w:hAnsi="Times New Roman" w:cs="Times New Roman"/>
-          <w:noProof w:val="0"/>
-          <w:color w:val="C9D1D9"/>
-          <w:kern w:val="0"/>
-          <w:sz w:val="28"/>
-          <w:szCs w:val="28"/>
-          <w:lang w:eastAsia="uk-UA"/>
-          <w14:ligatures w14:val="none"/>
-        </w:rPr>
-      </w:pPr>
-      <w:r>
-        <w:rPr>
-          <w:rFonts w:ascii="Times New Roman" w:eastAsia="Times New Roman" w:hAnsi="Times New Roman" w:cs="Times New Roman"/>
-          <w:noProof w:val="0"/>
-          <w:color w:val="C9D1D9"/>
-          <w:kern w:val="0"/>
-          <w:sz w:val="28"/>
-          <w:szCs w:val="28"/>
-          <w:lang w:eastAsia="uk-UA"/>
-          <w14:ligatures w14:val="none"/>
-        </w:rPr>
-        <w:t>                );</w:t>
-      </w:r>
-    </w:p>
-    <w:p>
-      <w:pPr>
-        <w:shd w:val="clear" w:color="auto" w:fill="0D1117"/>
-        <w:spacing w:after="0" w:line="285" w:lineRule="atLeast"/>
-        <w:rPr>
-          <w:rFonts w:ascii="Times New Roman" w:eastAsia="Times New Roman" w:hAnsi="Times New Roman" w:cs="Times New Roman"/>
-          <w:noProof w:val="0"/>
-          <w:color w:val="C9D1D9"/>
-          <w:kern w:val="0"/>
-          <w:sz w:val="28"/>
-          <w:szCs w:val="28"/>
-          <w:lang w:eastAsia="uk-UA"/>
-          <w14:ligatures w14:val="none"/>
-        </w:rPr>
-      </w:pPr>
-      <w:r>
-        <w:rPr>
-          <w:rFonts w:ascii="Times New Roman" w:eastAsia="Times New Roman" w:hAnsi="Times New Roman" w:cs="Times New Roman"/>
-          <w:noProof w:val="0"/>
-          <w:color w:val="C9D1D9"/>
-          <w:kern w:val="0"/>
-          <w:sz w:val="28"/>
-          <w:szCs w:val="28"/>
-          <w:lang w:eastAsia="uk-UA"/>
-          <w14:ligatures w14:val="none"/>
-        </w:rPr>
-        <w:t>              }).</w:t>
-      </w:r>
-      <w:proofErr w:type="spellStart"/>
-      <w:r>
-        <w:rPr>
-          <w:rFonts w:ascii="Times New Roman" w:eastAsia="Times New Roman" w:hAnsi="Times New Roman" w:cs="Times New Roman"/>
-          <w:noProof w:val="0"/>
-          <w:color w:val="D2A8FF"/>
-          <w:kern w:val="0"/>
-          <w:sz w:val="28"/>
-          <w:szCs w:val="28"/>
-          <w:lang w:eastAsia="uk-UA"/>
-          <w14:ligatures w14:val="none"/>
-        </w:rPr>
         <w:t>toList</w:t>
       </w:r>
       <w:proofErr w:type="spellEnd"/>
@@ -13485,541 +14059,13 @@
           <w:lang w:eastAsia="uk-UA"/>
           <w14:ligatures w14:val="none"/>
         </w:rPr>
-        <w:t>(),</w:t>
-      </w:r>
-    </w:p>
-    <w:p>
-      <w:pPr>
-        <w:pStyle w:val="a5"/>
-        <w:rPr>
-          <w:sz w:val="28"/>
-          <w:szCs w:val="28"/>
-        </w:rPr>
-      </w:pPr>
-      <w:r>
-        <w:rPr>
-          <w:sz w:val="28"/>
-          <w:szCs w:val="28"/>
-        </w:rPr>
-        <w:t>Також я оновив логіку фільтрації витрат, додавши перевірку відповідності вибраному члену сім’ї:</w:t>
-      </w:r>
-    </w:p>
-    <w:p>
-      <w:pPr>
-        <w:shd w:val="clear" w:color="auto" w:fill="0D1117"/>
-        <w:spacing w:after="0" w:line="285" w:lineRule="atLeast"/>
-        <w:rPr>
-          <w:rFonts w:ascii="Times New Roman" w:eastAsia="Times New Roman" w:hAnsi="Times New Roman" w:cs="Times New Roman"/>
-          <w:noProof w:val="0"/>
-          <w:color w:val="C9D1D9"/>
-          <w:kern w:val="0"/>
-          <w:sz w:val="28"/>
-          <w:szCs w:val="28"/>
-          <w:lang w:eastAsia="uk-UA"/>
-          <w14:ligatures w14:val="none"/>
-        </w:rPr>
-      </w:pPr>
-      <w:r>
-        <w:rPr>
-          <w:rFonts w:ascii="Times New Roman" w:eastAsia="Times New Roman" w:hAnsi="Times New Roman" w:cs="Times New Roman"/>
-          <w:noProof w:val="0"/>
-          <w:color w:val="C9D1D9"/>
-          <w:kern w:val="0"/>
-          <w:sz w:val="28"/>
-          <w:szCs w:val="28"/>
-          <w:lang w:eastAsia="uk-UA"/>
-          <w14:ligatures w14:val="none"/>
-        </w:rPr>
-        <w:t> </w:t>
-      </w:r>
-      <w:proofErr w:type="spellStart"/>
-      <w:r>
-        <w:rPr>
-          <w:rFonts w:ascii="Times New Roman" w:eastAsia="Times New Roman" w:hAnsi="Times New Roman" w:cs="Times New Roman"/>
-          <w:noProof w:val="0"/>
-          <w:color w:val="EC8E2C"/>
-          <w:kern w:val="0"/>
-          <w:sz w:val="28"/>
-          <w:szCs w:val="28"/>
-          <w:lang w:eastAsia="uk-UA"/>
-          <w14:ligatures w14:val="none"/>
-        </w:rPr>
-        <w:t>final</w:t>
-      </w:r>
-      <w:proofErr w:type="spellEnd"/>
-      <w:r>
-        <w:rPr>
-          <w:rFonts w:ascii="Times New Roman" w:eastAsia="Times New Roman" w:hAnsi="Times New Roman" w:cs="Times New Roman"/>
-          <w:noProof w:val="0"/>
-          <w:color w:val="C9D1D9"/>
-          <w:kern w:val="0"/>
-          <w:sz w:val="28"/>
-          <w:szCs w:val="28"/>
-          <w:lang w:eastAsia="uk-UA"/>
-          <w14:ligatures w14:val="none"/>
-        </w:rPr>
-        <w:t xml:space="preserve"> </w:t>
-      </w:r>
-      <w:proofErr w:type="spellStart"/>
-      <w:r>
-        <w:rPr>
-          <w:rFonts w:ascii="Times New Roman" w:eastAsia="Times New Roman" w:hAnsi="Times New Roman" w:cs="Times New Roman"/>
-          <w:noProof w:val="0"/>
-          <w:color w:val="C9D1D9"/>
-          <w:kern w:val="0"/>
-          <w:sz w:val="28"/>
-          <w:szCs w:val="28"/>
-          <w:lang w:eastAsia="uk-UA"/>
-          <w14:ligatures w14:val="none"/>
-        </w:rPr>
-        <w:t>filteredExpenses</w:t>
-      </w:r>
-      <w:proofErr w:type="spellEnd"/>
-      <w:r>
-        <w:rPr>
-          <w:rFonts w:ascii="Times New Roman" w:eastAsia="Times New Roman" w:hAnsi="Times New Roman" w:cs="Times New Roman"/>
-          <w:noProof w:val="0"/>
-          <w:color w:val="C9D1D9"/>
-          <w:kern w:val="0"/>
-          <w:sz w:val="28"/>
-          <w:szCs w:val="28"/>
-          <w:lang w:eastAsia="uk-UA"/>
-          <w14:ligatures w14:val="none"/>
-        </w:rPr>
-        <w:t xml:space="preserve"> </w:t>
-      </w:r>
-      <w:r>
-        <w:rPr>
-          <w:rFonts w:ascii="Times New Roman" w:eastAsia="Times New Roman" w:hAnsi="Times New Roman" w:cs="Times New Roman"/>
-          <w:noProof w:val="0"/>
-          <w:color w:val="EC8E2C"/>
-          <w:kern w:val="0"/>
-          <w:sz w:val="28"/>
-          <w:szCs w:val="28"/>
-          <w:lang w:eastAsia="uk-UA"/>
-          <w14:ligatures w14:val="none"/>
-        </w:rPr>
-        <w:t>=</w:t>
-      </w:r>
-      <w:r>
-        <w:rPr>
-          <w:rFonts w:ascii="Times New Roman" w:eastAsia="Times New Roman" w:hAnsi="Times New Roman" w:cs="Times New Roman"/>
-          <w:noProof w:val="0"/>
-          <w:color w:val="C9D1D9"/>
-          <w:kern w:val="0"/>
-          <w:sz w:val="28"/>
-          <w:szCs w:val="28"/>
-          <w:lang w:eastAsia="uk-UA"/>
-          <w14:ligatures w14:val="none"/>
-        </w:rPr>
-        <w:t xml:space="preserve"> _</w:t>
-      </w:r>
-      <w:proofErr w:type="spellStart"/>
-      <w:r>
-        <w:rPr>
-          <w:rFonts w:ascii="Times New Roman" w:eastAsia="Times New Roman" w:hAnsi="Times New Roman" w:cs="Times New Roman"/>
-          <w:noProof w:val="0"/>
-          <w:color w:val="C9D1D9"/>
-          <w:kern w:val="0"/>
-          <w:sz w:val="28"/>
-          <w:szCs w:val="28"/>
-          <w:lang w:eastAsia="uk-UA"/>
-          <w14:ligatures w14:val="none"/>
-        </w:rPr>
-        <w:t>registeredExpenses.</w:t>
-      </w:r>
-      <w:r>
-        <w:rPr>
-          <w:rFonts w:ascii="Times New Roman" w:eastAsia="Times New Roman" w:hAnsi="Times New Roman" w:cs="Times New Roman"/>
-          <w:noProof w:val="0"/>
-          <w:color w:val="D2A8FF"/>
-          <w:kern w:val="0"/>
-          <w:sz w:val="28"/>
-          <w:szCs w:val="28"/>
-          <w:lang w:eastAsia="uk-UA"/>
-          <w14:ligatures w14:val="none"/>
-        </w:rPr>
-        <w:t>where</w:t>
-      </w:r>
-      <w:proofErr w:type="spellEnd"/>
-      <w:r>
-        <w:rPr>
-          <w:rFonts w:ascii="Times New Roman" w:eastAsia="Times New Roman" w:hAnsi="Times New Roman" w:cs="Times New Roman"/>
-          <w:noProof w:val="0"/>
-          <w:color w:val="C9D1D9"/>
-          <w:kern w:val="0"/>
-          <w:sz w:val="28"/>
-          <w:szCs w:val="28"/>
-          <w:lang w:eastAsia="uk-UA"/>
-          <w14:ligatures w14:val="none"/>
-        </w:rPr>
-        <w:t>((</w:t>
-      </w:r>
-      <w:proofErr w:type="spellStart"/>
-      <w:r>
-        <w:rPr>
-          <w:rFonts w:ascii="Times New Roman" w:eastAsia="Times New Roman" w:hAnsi="Times New Roman" w:cs="Times New Roman"/>
-          <w:noProof w:val="0"/>
-          <w:color w:val="FDAC54"/>
-          <w:kern w:val="0"/>
-          <w:sz w:val="28"/>
-          <w:szCs w:val="28"/>
-          <w:lang w:eastAsia="uk-UA"/>
-          <w14:ligatures w14:val="none"/>
-        </w:rPr>
-        <w:t>expense</w:t>
-      </w:r>
-      <w:proofErr w:type="spellEnd"/>
-      <w:r>
-        <w:rPr>
-          <w:rFonts w:ascii="Times New Roman" w:eastAsia="Times New Roman" w:hAnsi="Times New Roman" w:cs="Times New Roman"/>
-          <w:noProof w:val="0"/>
-          <w:color w:val="C9D1D9"/>
-          <w:kern w:val="0"/>
-          <w:sz w:val="28"/>
-          <w:szCs w:val="28"/>
-          <w:lang w:eastAsia="uk-UA"/>
-          <w14:ligatures w14:val="none"/>
-        </w:rPr>
-        <w:t>) {</w:t>
-      </w:r>
-    </w:p>
-    <w:p>
-      <w:pPr>
-        <w:shd w:val="clear" w:color="auto" w:fill="0D1117"/>
-        <w:spacing w:after="0" w:line="285" w:lineRule="atLeast"/>
-        <w:rPr>
-          <w:rFonts w:ascii="Times New Roman" w:eastAsia="Times New Roman" w:hAnsi="Times New Roman" w:cs="Times New Roman"/>
-          <w:noProof w:val="0"/>
-          <w:color w:val="C9D1D9"/>
-          <w:kern w:val="0"/>
-          <w:sz w:val="28"/>
-          <w:szCs w:val="28"/>
-          <w:lang w:eastAsia="uk-UA"/>
-          <w14:ligatures w14:val="none"/>
-        </w:rPr>
-      </w:pPr>
-      <w:r>
-        <w:rPr>
-          <w:rFonts w:ascii="Times New Roman" w:eastAsia="Times New Roman" w:hAnsi="Times New Roman" w:cs="Times New Roman"/>
-          <w:noProof w:val="0"/>
-          <w:color w:val="C9D1D9"/>
-          <w:kern w:val="0"/>
-          <w:sz w:val="28"/>
-          <w:szCs w:val="28"/>
-          <w:lang w:eastAsia="uk-UA"/>
-          <w14:ligatures w14:val="none"/>
-        </w:rPr>
-        <w:t xml:space="preserve">      </w:t>
-      </w:r>
-      <w:proofErr w:type="spellStart"/>
-      <w:r>
-        <w:rPr>
-          <w:rFonts w:ascii="Times New Roman" w:eastAsia="Times New Roman" w:hAnsi="Times New Roman" w:cs="Times New Roman"/>
-          <w:noProof w:val="0"/>
-          <w:color w:val="EC8E2C"/>
-          <w:kern w:val="0"/>
-          <w:sz w:val="28"/>
-          <w:szCs w:val="28"/>
-          <w:lang w:eastAsia="uk-UA"/>
-          <w14:ligatures w14:val="none"/>
-        </w:rPr>
-        <w:t>return</w:t>
-      </w:r>
-      <w:proofErr w:type="spellEnd"/>
-      <w:r>
-        <w:rPr>
-          <w:rFonts w:ascii="Times New Roman" w:eastAsia="Times New Roman" w:hAnsi="Times New Roman" w:cs="Times New Roman"/>
-          <w:noProof w:val="0"/>
-          <w:color w:val="C9D1D9"/>
-          <w:kern w:val="0"/>
-          <w:sz w:val="28"/>
-          <w:szCs w:val="28"/>
-          <w:lang w:eastAsia="uk-UA"/>
-          <w14:ligatures w14:val="none"/>
-        </w:rPr>
-        <w:t xml:space="preserve"> _</w:t>
-      </w:r>
-      <w:proofErr w:type="spellStart"/>
-      <w:r>
-        <w:rPr>
-          <w:rFonts w:ascii="Times New Roman" w:eastAsia="Times New Roman" w:hAnsi="Times New Roman" w:cs="Times New Roman"/>
-          <w:noProof w:val="0"/>
-          <w:color w:val="C9D1D9"/>
-          <w:kern w:val="0"/>
-          <w:sz w:val="28"/>
-          <w:szCs w:val="28"/>
-          <w:lang w:eastAsia="uk-UA"/>
-          <w14:ligatures w14:val="none"/>
-        </w:rPr>
-        <w:t>selectedFamilyMember</w:t>
-      </w:r>
-      <w:proofErr w:type="spellEnd"/>
-      <w:r>
-        <w:rPr>
-          <w:rFonts w:ascii="Times New Roman" w:eastAsia="Times New Roman" w:hAnsi="Times New Roman" w:cs="Times New Roman"/>
-          <w:noProof w:val="0"/>
-          <w:color w:val="C9D1D9"/>
-          <w:kern w:val="0"/>
-          <w:sz w:val="28"/>
-          <w:szCs w:val="28"/>
-          <w:lang w:eastAsia="uk-UA"/>
-          <w14:ligatures w14:val="none"/>
-        </w:rPr>
-        <w:t xml:space="preserve"> </w:t>
-      </w:r>
-      <w:r>
-        <w:rPr>
-          <w:rFonts w:ascii="Times New Roman" w:eastAsia="Times New Roman" w:hAnsi="Times New Roman" w:cs="Times New Roman"/>
-          <w:noProof w:val="0"/>
-          <w:color w:val="EC8E2C"/>
-          <w:kern w:val="0"/>
-          <w:sz w:val="28"/>
-          <w:szCs w:val="28"/>
-          <w:lang w:eastAsia="uk-UA"/>
-          <w14:ligatures w14:val="none"/>
-        </w:rPr>
-        <w:t>==</w:t>
-      </w:r>
-      <w:r>
-        <w:rPr>
-          <w:rFonts w:ascii="Times New Roman" w:eastAsia="Times New Roman" w:hAnsi="Times New Roman" w:cs="Times New Roman"/>
-          <w:noProof w:val="0"/>
-          <w:color w:val="C9D1D9"/>
-          <w:kern w:val="0"/>
-          <w:sz w:val="28"/>
-          <w:szCs w:val="28"/>
-          <w:lang w:eastAsia="uk-UA"/>
-          <w14:ligatures w14:val="none"/>
-        </w:rPr>
-        <w:t xml:space="preserve"> </w:t>
-      </w:r>
-      <w:proofErr w:type="spellStart"/>
-      <w:r>
-        <w:rPr>
-          <w:rFonts w:ascii="Times New Roman" w:eastAsia="Times New Roman" w:hAnsi="Times New Roman" w:cs="Times New Roman"/>
-          <w:noProof w:val="0"/>
-          <w:color w:val="EC8E2C"/>
-          <w:kern w:val="0"/>
-          <w:sz w:val="28"/>
-          <w:szCs w:val="28"/>
-          <w:lang w:eastAsia="uk-UA"/>
-          <w14:ligatures w14:val="none"/>
-        </w:rPr>
-        <w:t>null</w:t>
-      </w:r>
-      <w:proofErr w:type="spellEnd"/>
-      <w:r>
-        <w:rPr>
-          <w:rFonts w:ascii="Times New Roman" w:eastAsia="Times New Roman" w:hAnsi="Times New Roman" w:cs="Times New Roman"/>
-          <w:noProof w:val="0"/>
-          <w:color w:val="C9D1D9"/>
-          <w:kern w:val="0"/>
-          <w:sz w:val="28"/>
-          <w:szCs w:val="28"/>
-          <w:lang w:eastAsia="uk-UA"/>
-          <w14:ligatures w14:val="none"/>
-        </w:rPr>
-        <w:t xml:space="preserve"> </w:t>
-      </w:r>
-      <w:r>
-        <w:rPr>
-          <w:rFonts w:ascii="Times New Roman" w:eastAsia="Times New Roman" w:hAnsi="Times New Roman" w:cs="Times New Roman"/>
-          <w:noProof w:val="0"/>
-          <w:color w:val="EC8E2C"/>
-          <w:kern w:val="0"/>
-          <w:sz w:val="28"/>
-          <w:szCs w:val="28"/>
-          <w:lang w:eastAsia="uk-UA"/>
-          <w14:ligatures w14:val="none"/>
-        </w:rPr>
-        <w:t>||</w:t>
-      </w:r>
-    </w:p>
-    <w:p>
-      <w:pPr>
-        <w:shd w:val="clear" w:color="auto" w:fill="0D1117"/>
-        <w:spacing w:after="0" w:line="285" w:lineRule="atLeast"/>
-        <w:rPr>
-          <w:rFonts w:ascii="Times New Roman" w:eastAsia="Times New Roman" w:hAnsi="Times New Roman" w:cs="Times New Roman"/>
-          <w:noProof w:val="0"/>
-          <w:color w:val="C9D1D9"/>
-          <w:kern w:val="0"/>
-          <w:sz w:val="28"/>
-          <w:szCs w:val="28"/>
-          <w:lang w:eastAsia="uk-UA"/>
-          <w14:ligatures w14:val="none"/>
-        </w:rPr>
-      </w:pPr>
-      <w:r>
-        <w:rPr>
-          <w:rFonts w:ascii="Times New Roman" w:eastAsia="Times New Roman" w:hAnsi="Times New Roman" w:cs="Times New Roman"/>
-          <w:noProof w:val="0"/>
-          <w:color w:val="C9D1D9"/>
-          <w:kern w:val="0"/>
-          <w:sz w:val="28"/>
-          <w:szCs w:val="28"/>
-          <w:lang w:eastAsia="uk-UA"/>
-          <w14:ligatures w14:val="none"/>
-        </w:rPr>
-        <w:t xml:space="preserve">          </w:t>
-      </w:r>
-      <w:proofErr w:type="spellStart"/>
-      <w:r>
-        <w:rPr>
-          <w:rFonts w:ascii="Times New Roman" w:eastAsia="Times New Roman" w:hAnsi="Times New Roman" w:cs="Times New Roman"/>
-          <w:noProof w:val="0"/>
-          <w:color w:val="FDAC54"/>
-          <w:kern w:val="0"/>
-          <w:sz w:val="28"/>
-          <w:szCs w:val="28"/>
-          <w:lang w:eastAsia="uk-UA"/>
-          <w14:ligatures w14:val="none"/>
-        </w:rPr>
-        <w:t>expense</w:t>
-      </w:r>
-      <w:r>
-        <w:rPr>
-          <w:rFonts w:ascii="Times New Roman" w:eastAsia="Times New Roman" w:hAnsi="Times New Roman" w:cs="Times New Roman"/>
-          <w:noProof w:val="0"/>
-          <w:color w:val="C9D1D9"/>
-          <w:kern w:val="0"/>
-          <w:sz w:val="28"/>
-          <w:szCs w:val="28"/>
-          <w:lang w:eastAsia="uk-UA"/>
-          <w14:ligatures w14:val="none"/>
-        </w:rPr>
-        <w:t>.familyMember</w:t>
-      </w:r>
-      <w:proofErr w:type="spellEnd"/>
-      <w:r>
-        <w:rPr>
-          <w:rFonts w:ascii="Times New Roman" w:eastAsia="Times New Roman" w:hAnsi="Times New Roman" w:cs="Times New Roman"/>
-          <w:noProof w:val="0"/>
-          <w:color w:val="C9D1D9"/>
-          <w:kern w:val="0"/>
-          <w:sz w:val="28"/>
-          <w:szCs w:val="28"/>
-          <w:lang w:eastAsia="uk-UA"/>
-          <w14:ligatures w14:val="none"/>
-        </w:rPr>
-        <w:t xml:space="preserve"> </w:t>
-      </w:r>
-      <w:r>
-        <w:rPr>
-          <w:rFonts w:ascii="Times New Roman" w:eastAsia="Times New Roman" w:hAnsi="Times New Roman" w:cs="Times New Roman"/>
-          <w:noProof w:val="0"/>
-          <w:color w:val="EC8E2C"/>
-          <w:kern w:val="0"/>
-          <w:sz w:val="28"/>
-          <w:szCs w:val="28"/>
-          <w:lang w:eastAsia="uk-UA"/>
-          <w14:ligatures w14:val="none"/>
-        </w:rPr>
-        <w:t>==</w:t>
-      </w:r>
-      <w:r>
-        <w:rPr>
-          <w:rFonts w:ascii="Times New Roman" w:eastAsia="Times New Roman" w:hAnsi="Times New Roman" w:cs="Times New Roman"/>
-          <w:noProof w:val="0"/>
-          <w:color w:val="C9D1D9"/>
-          <w:kern w:val="0"/>
-          <w:sz w:val="28"/>
-          <w:szCs w:val="28"/>
-          <w:lang w:eastAsia="uk-UA"/>
-          <w14:ligatures w14:val="none"/>
-        </w:rPr>
-        <w:t xml:space="preserve"> _</w:t>
-      </w:r>
-      <w:proofErr w:type="spellStart"/>
-      <w:r>
-        <w:rPr>
-          <w:rFonts w:ascii="Times New Roman" w:eastAsia="Times New Roman" w:hAnsi="Times New Roman" w:cs="Times New Roman"/>
-          <w:noProof w:val="0"/>
-          <w:color w:val="C9D1D9"/>
-          <w:kern w:val="0"/>
-          <w:sz w:val="28"/>
-          <w:szCs w:val="28"/>
-          <w:lang w:eastAsia="uk-UA"/>
-          <w14:ligatures w14:val="none"/>
-        </w:rPr>
-        <w:t>selectedFamilyMember</w:t>
-      </w:r>
-      <w:proofErr w:type="spellEnd"/>
-      <w:r>
-        <w:rPr>
-          <w:rFonts w:ascii="Times New Roman" w:eastAsia="Times New Roman" w:hAnsi="Times New Roman" w:cs="Times New Roman"/>
-          <w:noProof w:val="0"/>
-          <w:color w:val="C9D1D9"/>
-          <w:kern w:val="0"/>
-          <w:sz w:val="28"/>
-          <w:szCs w:val="28"/>
-          <w:lang w:eastAsia="uk-UA"/>
-          <w14:ligatures w14:val="none"/>
-        </w:rPr>
-        <w:t>;</w:t>
-      </w:r>
-    </w:p>
-    <w:p>
-      <w:pPr>
-        <w:shd w:val="clear" w:color="auto" w:fill="0D1117"/>
-        <w:spacing w:after="0" w:line="285" w:lineRule="atLeast"/>
-        <w:rPr>
-          <w:rFonts w:ascii="Times New Roman" w:eastAsia="Times New Roman" w:hAnsi="Times New Roman" w:cs="Times New Roman"/>
-          <w:noProof w:val="0"/>
-          <w:color w:val="C9D1D9"/>
-          <w:kern w:val="0"/>
-          <w:sz w:val="28"/>
-          <w:szCs w:val="28"/>
-          <w:lang w:eastAsia="uk-UA"/>
-          <w14:ligatures w14:val="none"/>
-        </w:rPr>
-      </w:pPr>
-      <w:r>
-        <w:rPr>
-          <w:rFonts w:ascii="Times New Roman" w:eastAsia="Times New Roman" w:hAnsi="Times New Roman" w:cs="Times New Roman"/>
-          <w:noProof w:val="0"/>
-          <w:color w:val="C9D1D9"/>
-          <w:kern w:val="0"/>
-          <w:sz w:val="28"/>
-          <w:szCs w:val="28"/>
-          <w:lang w:eastAsia="uk-UA"/>
-          <w14:ligatures w14:val="none"/>
-        </w:rPr>
-        <w:t>    }).</w:t>
-      </w:r>
-      <w:proofErr w:type="spellStart"/>
-      <w:r>
-        <w:rPr>
-          <w:rFonts w:ascii="Times New Roman" w:eastAsia="Times New Roman" w:hAnsi="Times New Roman" w:cs="Times New Roman"/>
-          <w:noProof w:val="0"/>
-          <w:color w:val="D2A8FF"/>
-          <w:kern w:val="0"/>
-          <w:sz w:val="28"/>
-          <w:szCs w:val="28"/>
-          <w:lang w:eastAsia="uk-UA"/>
-          <w14:ligatures w14:val="none"/>
-        </w:rPr>
-        <w:t>toList</w:t>
-      </w:r>
-      <w:proofErr w:type="spellEnd"/>
-      <w:r>
-        <w:rPr>
-          <w:rFonts w:ascii="Times New Roman" w:eastAsia="Times New Roman" w:hAnsi="Times New Roman" w:cs="Times New Roman"/>
-          <w:noProof w:val="0"/>
-          <w:color w:val="C9D1D9"/>
-          <w:kern w:val="0"/>
-          <w:sz w:val="28"/>
-          <w:szCs w:val="28"/>
-          <w:lang w:eastAsia="uk-UA"/>
-          <w14:ligatures w14:val="none"/>
-        </w:rPr>
         <w:t>();</w:t>
       </w:r>
     </w:p>
     <w:p>
       <w:pPr>
         <w:pStyle w:val="HTML0"/>
+        <w:spacing w:line="360" w:lineRule="auto"/>
         <w:rPr>
           <w:rStyle w:val="HTML"/>
           <w:rFonts w:ascii="Times New Roman" w:eastAsiaTheme="majorEastAsia" w:hAnsi="Times New Roman" w:cs="Times New Roman"/>
@@ -14031,15 +14077,17 @@
     <w:p>
       <w:pPr>
         <w:pStyle w:val="HTML0"/>
-        <w:rPr>
-          <w:rFonts w:ascii="Times New Roman" w:hAnsi="Times New Roman" w:cs="Times New Roman"/>
-          <w:sz w:val="28"/>
-          <w:szCs w:val="28"/>
-        </w:rPr>
-      </w:pPr>
-      <w:r>
-        <w:rPr>
-          <w:rFonts w:ascii="Times New Roman" w:hAnsi="Times New Roman" w:cs="Times New Roman"/>
+        <w:spacing w:line="360" w:lineRule="auto"/>
+        <w:rPr>
+          <w:rFonts w:ascii="Times New Roman" w:hAnsi="Times New Roman" w:cs="Times New Roman"/>
+          <w:sz w:val="28"/>
+          <w:szCs w:val="28"/>
+        </w:rPr>
+      </w:pPr>
+      <w:r>
+        <w:rPr>
+          <w:rFonts w:ascii="Times New Roman" w:hAnsi="Times New Roman" w:cs="Times New Roman"/>
+          <w:noProof/>
           <w:sz w:val="28"/>
           <w:szCs w:val="28"/>
         </w:rPr>
@@ -14266,6 +14314,7 @@
           <w:sz w:val="28"/>
           <w:szCs w:val="28"/>
         </w:rPr>
+        <w:lastRenderedPageBreak/>
         <w:t>ExpenseBucket.forFamilyMember</w:t>
       </w:r>
       <w:r>
@@ -16240,7 +16289,7 @@
     </w:rPr>
   </w:style>
   <w:style w:type="character" w:customStyle="1" w:styleId="HTML1">
-    <w:name w:val="Стандартний HTML Знак"/>
+    <w:name w:val="Стандартный HTML Знак"/>
     <w:basedOn w:val="a0"/>
     <w:link w:val="HTML0"/>
     <w:uiPriority w:val="99"/>
